--- a/shinmok1/pack/2510/H1MOGO25-10_32_SET.docx
+++ b/shinmok1/pack/2510/H1MOGO25-10_32_SET.docx
@@ -58,7 +58,7 @@
           <w:sz w:val="16"/>
           <w:u w:val="none"/>
         </w:rPr>
-        <w:t>(   )반 (   )번 이름(            )  CHECK ___/35  전용 ___/29.2점</w:t>
+        <w:t>(   )반 (   )번 이름(            )  CHECK ___/35  전용 ___/30.0점</w:t>
       </w:r>
     </w:p>
     <w:p>
@@ -1449,7 +1449,7 @@
           <w:sz w:val="18"/>
           <w:u w:val="none"/>
         </w:rPr>
-        <w:t>PART 2 · 전용문제  (선택형 8 · 서답형 2 · 29.2점)</w:t>
+        <w:t>PART 2 · 전용문제  (선택형 8 · 서답형 2 · 30.0점)</w:t>
       </w:r>
     </w:p>
     <w:p>
@@ -1474,7 +1474,25 @@
           <w:sz w:val="17"/>
           <w:u w:val="none"/>
         </w:rPr>
-        <w:t xml:space="preserve"> 밑줄 친 부분이 다음 글에서 의미하는 바로 가장 적절한 것은? [2.7점]</w:t>
+        <w:t xml:space="preserve"> 다음 글에 대한 &lt;보기&gt;의 설명 중 </w:t>
+      </w:r>
+      <w:r>
+        <w:rPr>
+          <w:rFonts w:ascii="맑은 고딕" w:hAnsi="맑은 고딕" w:eastAsia="맑은 고딕"/>
+          <w:b w:val="0"/>
+          <w:sz w:val="17"/>
+          <w:u w:val="single"/>
+        </w:rPr>
+        <w:t>틀린</w:t>
+      </w:r>
+      <w:r>
+        <w:rPr>
+          <w:rFonts w:ascii="맑은 고딕" w:hAnsi="맑은 고딕" w:eastAsia="맑은 고딕"/>
+          <w:b w:val="0"/>
+          <w:sz w:val="17"/>
+          <w:u w:val="none"/>
+        </w:rPr>
+        <w:t xml:space="preserve"> 것만을 있는 대로 고른 것은? [3.3점]</w:t>
       </w:r>
     </w:p>
     <w:p>
@@ -1497,7 +1515,7 @@
           <w:sz w:val="17"/>
           <w:u w:val="none"/>
         </w:rPr>
-        <w:t xml:space="preserve">The approximate number system does not provide precision. It shows a characteristic pattern of errors, with discrimination becoming less accurate as the quantities get bigger. Rats that learned to press a lever a given number of times, from four up to twenty-four, became markedly less and less precise in their responses as the number rose: by the top end of the range they would merely produce </w:t>
+        <w:t>The technical term often used to describe animals’ judgement of numbers is the approximate number system. ⓐ</w:t>
       </w:r>
       <w:r>
         <w:rPr>
@@ -1506,7 +1524,7 @@
           <w:sz w:val="17"/>
           <w:u w:val="single"/>
         </w:rPr>
-        <w:t>a spread of numbers around the target</w:t>
+        <w:t>What</w:t>
       </w:r>
       <w:r>
         <w:rPr>
@@ -1515,14 +1533,62 @@
           <w:sz w:val="17"/>
           <w:u w:val="none"/>
         </w:rPr>
-        <w:t>.</w:t>
+        <w:t xml:space="preserve"> it does not provide is precision. It shows — and this is the same in every species tested — a characteristic pattern of errors, with discrimination becoming less accurate as the quantities get bigger. Rhesus monkeys can tell one from two, two from three, three from four, four from five ... but start to fail from five upwards. (A) ________, rats that learned to press a lever a given number of times, from four up to twenty-four, became ⓑ</w:t>
+      </w:r>
+      <w:r>
+        <w:rPr>
+          <w:rFonts w:ascii="맑은 고딕" w:hAnsi="맑은 고딕" w:eastAsia="맑은 고딕"/>
+          <w:b w:val="0"/>
+          <w:sz w:val="17"/>
+          <w:u w:val="single"/>
+        </w:rPr>
+        <w:t>markedly</w:t>
+      </w:r>
+      <w:r>
+        <w:rPr>
+          <w:rFonts w:ascii="맑은 고딕" w:hAnsi="맑은 고딕" w:eastAsia="맑은 고딕"/>
+          <w:b w:val="0"/>
+          <w:sz w:val="17"/>
+          <w:u w:val="none"/>
+        </w:rPr>
+        <w:t xml:space="preserve"> less and less precise in their responses as the number increased: by the top end of the range they would merely produce a spread of numbers around the target. It is a common observation that when testing the accuracy of animals’ number sense, the size of the numbers matters.</w:t>
       </w:r>
     </w:p>
     <w:p>
       <w:pPr>
-        <w:spacing w:before="0" w:after="0" w:line="269" w:lineRule="auto"/>
-        <w:ind w:left="180" w:hanging="180"/>
+        <w:spacing w:before="0" w:after="0" w:line="288" w:lineRule="auto"/>
+        <w:ind w:left="40"/>
         <w:snapToGrid w:val="0"/>
+        <w:pBdr>
+          <w:top w:val="single" w:sz="4" w:space="2" w:color="9B6BD0"/>
+          <w:left w:val="single" w:sz="4" w:space="2" w:color="9B6BD0"/>
+          <w:bottom w:val="single" w:sz="4" w:space="2" w:color="9B6BD0"/>
+          <w:right w:val="single" w:sz="4" w:space="2" w:color="9B6BD0"/>
+        </w:pBdr>
+        <w:shd w:val="clear" w:color="auto" w:fill="FAF5FF"/>
+      </w:pPr>
+      <w:r>
+        <w:rPr>
+          <w:rFonts w:ascii="맑은 고딕" w:hAnsi="맑은 고딕" w:eastAsia="맑은 고딕"/>
+          <w:b/>
+          <w:sz w:val="17"/>
+          <w:u w:val="none"/>
+        </w:rPr>
+        <w:t>&lt;보 기&gt;</w:t>
+      </w:r>
+    </w:p>
+    <w:p>
+      <w:pPr>
+        <w:spacing w:before="0" w:after="0" w:line="288" w:lineRule="auto"/>
+        <w:ind w:left="40"/>
+        <w:snapToGrid w:val="0"/>
+        <w:pBdr>
+          <w:top w:val="single" w:sz="4" w:space="2" w:color="9B6BD0"/>
+          <w:left w:val="single" w:sz="4" w:space="2" w:color="9B6BD0"/>
+          <w:bottom w:val="single" w:sz="4" w:space="2" w:color="9B6BD0"/>
+          <w:right w:val="single" w:sz="4" w:space="2" w:color="9B6BD0"/>
+        </w:pBdr>
+        <w:shd w:val="clear" w:color="auto" w:fill="FAF5FF"/>
       </w:pPr>
       <w:r>
         <w:rPr>
@@ -1531,14 +1597,21 @@
           <w:sz w:val="17"/>
           <w:u w:val="none"/>
         </w:rPr>
-        <w:t>① a run of presses that grew faster with every trial</w:t>
+        <w:t>(a) The approximate number system becomes less accurate as the quantities increase.</w:t>
       </w:r>
     </w:p>
     <w:p>
       <w:pPr>
-        <w:spacing w:before="0" w:after="0" w:line="269" w:lineRule="auto"/>
-        <w:ind w:left="180" w:hanging="180"/>
+        <w:spacing w:before="0" w:after="0" w:line="288" w:lineRule="auto"/>
+        <w:ind w:left="40"/>
         <w:snapToGrid w:val="0"/>
+        <w:pBdr>
+          <w:top w:val="single" w:sz="4" w:space="2" w:color="9B6BD0"/>
+          <w:left w:val="single" w:sz="4" w:space="2" w:color="9B6BD0"/>
+          <w:bottom w:val="single" w:sz="4" w:space="2" w:color="9B6BD0"/>
+          <w:right w:val="single" w:sz="4" w:space="2" w:color="9B6BD0"/>
+        </w:pBdr>
+        <w:shd w:val="clear" w:color="auto" w:fill="FAF5FF"/>
       </w:pPr>
       <w:r>
         <w:rPr>
@@ -1547,14 +1620,21 @@
           <w:sz w:val="17"/>
           <w:u w:val="none"/>
         </w:rPr>
-        <w:t>② a steady series of presses that matched the count each time</w:t>
+        <w:t>(b) The appropriate expression for (A) is ‘In contrast’.</w:t>
       </w:r>
     </w:p>
     <w:p>
       <w:pPr>
-        <w:spacing w:before="0" w:after="0" w:line="269" w:lineRule="auto"/>
-        <w:ind w:left="180" w:hanging="180"/>
+        <w:spacing w:before="0" w:after="0" w:line="288" w:lineRule="auto"/>
+        <w:ind w:left="40"/>
         <w:snapToGrid w:val="0"/>
+        <w:pBdr>
+          <w:top w:val="single" w:sz="4" w:space="2" w:color="9B6BD0"/>
+          <w:left w:val="single" w:sz="4" w:space="2" w:color="9B6BD0"/>
+          <w:bottom w:val="single" w:sz="4" w:space="2" w:color="9B6BD0"/>
+          <w:right w:val="single" w:sz="4" w:space="2" w:color="9B6BD0"/>
+        </w:pBdr>
+        <w:shd w:val="clear" w:color="auto" w:fill="FAF5FF"/>
       </w:pPr>
       <w:r>
         <w:rPr>
@@ -1563,14 +1643,21 @@
           <w:sz w:val="17"/>
           <w:u w:val="none"/>
         </w:rPr>
-        <w:t>③ presses that always stopped a little short of the count</w:t>
+        <w:t>(c) In ⓐ, ‘What’ can be replaced by ‘That’ without any grammatical problem.</w:t>
       </w:r>
     </w:p>
     <w:p>
       <w:pPr>
-        <w:spacing w:before="0" w:after="0" w:line="269" w:lineRule="auto"/>
-        <w:ind w:left="180" w:hanging="180"/>
+        <w:spacing w:before="0" w:after="0" w:line="288" w:lineRule="auto"/>
+        <w:ind w:left="40"/>
         <w:snapToGrid w:val="0"/>
+        <w:pBdr>
+          <w:top w:val="single" w:sz="4" w:space="2" w:color="9B6BD0"/>
+          <w:left w:val="single" w:sz="4" w:space="2" w:color="9B6BD0"/>
+          <w:bottom w:val="single" w:sz="4" w:space="2" w:color="9B6BD0"/>
+          <w:right w:val="single" w:sz="4" w:space="2" w:color="9B6BD0"/>
+        </w:pBdr>
+        <w:shd w:val="clear" w:color="auto" w:fill="FAF5FF"/>
       </w:pPr>
       <w:r>
         <w:rPr>
@@ -1579,14 +1666,21 @@
           <w:sz w:val="17"/>
           <w:u w:val="none"/>
         </w:rPr>
-        <w:t>④ counts copied from what the other rats had done</w:t>
+        <w:t>(d) In the context, ⓑ ‘markedly’ can be replaced by ‘noticeably’.</w:t>
       </w:r>
     </w:p>
     <w:p>
       <w:pPr>
-        <w:spacing w:before="0" w:after="0" w:line="269" w:lineRule="auto"/>
-        <w:ind w:left="180" w:hanging="180"/>
+        <w:spacing w:before="0" w:after="60" w:line="288" w:lineRule="auto"/>
+        <w:ind w:left="40"/>
         <w:snapToGrid w:val="0"/>
+        <w:pBdr>
+          <w:top w:val="single" w:sz="4" w:space="2" w:color="9B6BD0"/>
+          <w:left w:val="single" w:sz="4" w:space="2" w:color="9B6BD0"/>
+          <w:bottom w:val="single" w:sz="4" w:space="2" w:color="9B6BD0"/>
+          <w:right w:val="single" w:sz="4" w:space="2" w:color="9B6BD0"/>
+        </w:pBdr>
+        <w:shd w:val="clear" w:color="auto" w:fill="FAF5FF"/>
       </w:pPr>
       <w:r>
         <w:rPr>
@@ -1595,7 +1689,23 @@
           <w:sz w:val="17"/>
           <w:u w:val="none"/>
         </w:rPr>
-        <w:t>⑤ presses that fell loosely near, but not exactly on, the required count</w:t>
+        <w:t>(e) According to the passage, rhesus monkeys can reliably tell five from six.</w:t>
+      </w:r>
+    </w:p>
+    <w:p>
+      <w:pPr>
+        <w:spacing w:before="0" w:after="20" w:line="276" w:lineRule="auto"/>
+        <w:ind w:left="80"/>
+        <w:snapToGrid w:val="0"/>
+      </w:pPr>
+      <w:r>
+        <w:rPr>
+          <w:rFonts w:ascii="맑은 고딕" w:hAnsi="맑은 고딕" w:eastAsia="맑은 고딕"/>
+          <w:b w:val="0"/>
+          <w:sz w:val="17"/>
+          <w:u w:val="none"/>
+        </w:rPr>
+        <w:t>① (b), (c), (e)    ② (b), (e)    ③ (a), (c), (e)    ④ (c), (d)    ⑤ (b), (d), (e)</w:t>
       </w:r>
     </w:p>
     <w:p>
@@ -1620,7 +1730,25 @@
           <w:sz w:val="17"/>
           <w:u w:val="none"/>
         </w:rPr>
-        <w:t xml:space="preserve"> 다음 빈칸에 들어갈 말로 가장 적절한 것은? [2.7점]</w:t>
+        <w:t xml:space="preserve"> 다음 글의 밑줄 친 ⓐ ~ ⓕ 중, 어법상 </w:t>
+      </w:r>
+      <w:r>
+        <w:rPr>
+          <w:rFonts w:ascii="맑은 고딕" w:hAnsi="맑은 고딕" w:eastAsia="맑은 고딕"/>
+          <w:b w:val="0"/>
+          <w:sz w:val="17"/>
+          <w:u w:val="single"/>
+        </w:rPr>
+        <w:t>틀린</w:t>
+      </w:r>
+      <w:r>
+        <w:rPr>
+          <w:rFonts w:ascii="맑은 고딕" w:hAnsi="맑은 고딕" w:eastAsia="맑은 고딕"/>
+          <w:b w:val="0"/>
+          <w:sz w:val="17"/>
+          <w:u w:val="none"/>
+        </w:rPr>
+        <w:t xml:space="preserve"> 것을 모두 고른 것은? [3.1점]</w:t>
       </w:r>
     </w:p>
     <w:p>
@@ -1643,13 +1771,121 @@
           <w:sz w:val="17"/>
           <w:u w:val="none"/>
         </w:rPr>
-        <w:t>The technical term often used to describe animals’ judgement of numbers is the approximate number system. What it does not provide is ______________________________. It shows — and this is the same in every species tested — a characteristic pattern of errors, with discrimination becoming less accurate as the quantities get bigger. Rhesus monkeys can tell one from two, two from three, three from four, four from five ... but start to fail from five upwards. It is a common observation that when testing the accuracy of animals’ number sense, the size of the numbers matters.</w:t>
+        <w:t>The technical term often ⓐ</w:t>
+      </w:r>
+      <w:r>
+        <w:rPr>
+          <w:rFonts w:ascii="맑은 고딕" w:hAnsi="맑은 고딕" w:eastAsia="맑은 고딕"/>
+          <w:b w:val="0"/>
+          <w:sz w:val="17"/>
+          <w:u w:val="single"/>
+        </w:rPr>
+        <w:t>used</w:t>
+      </w:r>
+      <w:r>
+        <w:rPr>
+          <w:rFonts w:ascii="맑은 고딕" w:hAnsi="맑은 고딕" w:eastAsia="맑은 고딕"/>
+          <w:b w:val="0"/>
+          <w:sz w:val="17"/>
+          <w:u w:val="none"/>
+        </w:rPr>
+        <w:t xml:space="preserve"> to describe animals’ judgement of numbers is the approximate number system. What it does not provide is precision. It shows — and this ⓑ</w:t>
+      </w:r>
+      <w:r>
+        <w:rPr>
+          <w:rFonts w:ascii="맑은 고딕" w:hAnsi="맑은 고딕" w:eastAsia="맑은 고딕"/>
+          <w:b w:val="0"/>
+          <w:sz w:val="17"/>
+          <w:u w:val="single"/>
+        </w:rPr>
+        <w:t>is</w:t>
+      </w:r>
+      <w:r>
+        <w:rPr>
+          <w:rFonts w:ascii="맑은 고딕" w:hAnsi="맑은 고딕" w:eastAsia="맑은 고딕"/>
+          <w:b w:val="0"/>
+          <w:sz w:val="17"/>
+          <w:u w:val="none"/>
+        </w:rPr>
+        <w:t xml:space="preserve"> the same in every species tested — a characteristic pattern of errors, with discrimination ⓒ</w:t>
+      </w:r>
+      <w:r>
+        <w:rPr>
+          <w:rFonts w:ascii="맑은 고딕" w:hAnsi="맑은 고딕" w:eastAsia="맑은 고딕"/>
+          <w:b w:val="0"/>
+          <w:sz w:val="17"/>
+          <w:u w:val="single"/>
+        </w:rPr>
+        <w:t>become</w:t>
+      </w:r>
+      <w:r>
+        <w:rPr>
+          <w:rFonts w:ascii="맑은 고딕" w:hAnsi="맑은 고딕" w:eastAsia="맑은 고딕"/>
+          <w:b w:val="0"/>
+          <w:sz w:val="17"/>
+          <w:u w:val="none"/>
+        </w:rPr>
+        <w:t xml:space="preserve"> less accurate as the quantities get bigger. Rhesus monkeys can tell one from two, two from three, three from four, four from five ... but ⓓ</w:t>
+      </w:r>
+      <w:r>
+        <w:rPr>
+          <w:rFonts w:ascii="맑은 고딕" w:hAnsi="맑은 고딕" w:eastAsia="맑은 고딕"/>
+          <w:b w:val="0"/>
+          <w:sz w:val="17"/>
+          <w:u w:val="single"/>
+        </w:rPr>
+        <w:t>starting</w:t>
+      </w:r>
+      <w:r>
+        <w:rPr>
+          <w:rFonts w:ascii="맑은 고딕" w:hAnsi="맑은 고딕" w:eastAsia="맑은 고딕"/>
+          <w:b w:val="0"/>
+          <w:sz w:val="17"/>
+          <w:u w:val="none"/>
+        </w:rPr>
+        <w:t xml:space="preserve"> to fail from five upwards. Rats that learned to press a lever a given number of times, from four up to twenty-four, ⓔ</w:t>
+      </w:r>
+      <w:r>
+        <w:rPr>
+          <w:rFonts w:ascii="맑은 고딕" w:hAnsi="맑은 고딕" w:eastAsia="맑은 고딕"/>
+          <w:b w:val="0"/>
+          <w:sz w:val="17"/>
+          <w:u w:val="single"/>
+        </w:rPr>
+        <w:t>becoming</w:t>
+      </w:r>
+      <w:r>
+        <w:rPr>
+          <w:rFonts w:ascii="맑은 고딕" w:hAnsi="맑은 고딕" w:eastAsia="맑은 고딕"/>
+          <w:b w:val="0"/>
+          <w:sz w:val="17"/>
+          <w:u w:val="none"/>
+        </w:rPr>
+        <w:t xml:space="preserve"> markedly less and less precise in their responses as the number increased: by the top end of the range they would merely produce a spread of numbers around the target. It is a common observation that when testing the accuracy of animals’ number sense, the size of the numbers ⓕ</w:t>
+      </w:r>
+      <w:r>
+        <w:rPr>
+          <w:rFonts w:ascii="맑은 고딕" w:hAnsi="맑은 고딕" w:eastAsia="맑은 고딕"/>
+          <w:b w:val="0"/>
+          <w:sz w:val="17"/>
+          <w:u w:val="single"/>
+        </w:rPr>
+        <w:t>matters</w:t>
+      </w:r>
+      <w:r>
+        <w:rPr>
+          <w:rFonts w:ascii="맑은 고딕" w:hAnsi="맑은 고딕" w:eastAsia="맑은 고딕"/>
+          <w:b w:val="0"/>
+          <w:sz w:val="17"/>
+          <w:u w:val="none"/>
+        </w:rPr>
+        <w:t>.</w:t>
       </w:r>
     </w:p>
     <w:p>
       <w:pPr>
-        <w:spacing w:before="0" w:after="0" w:line="269" w:lineRule="auto"/>
-        <w:ind w:left="180" w:hanging="180"/>
+        <w:spacing w:before="0" w:after="20" w:line="276" w:lineRule="auto"/>
+        <w:ind w:left="80"/>
         <w:snapToGrid w:val="0"/>
       </w:pPr>
       <w:r>
@@ -1659,71 +1895,7 @@
           <w:sz w:val="17"/>
           <w:u w:val="none"/>
         </w:rPr>
-        <w:t>① flexibility across different kinds of tasks</w:t>
-      </w:r>
-    </w:p>
-    <w:p>
-      <w:pPr>
-        <w:spacing w:before="0" w:after="0" w:line="269" w:lineRule="auto"/>
-        <w:ind w:left="180" w:hanging="180"/>
-        <w:snapToGrid w:val="0"/>
-      </w:pPr>
-      <w:r>
-        <w:rPr>
-          <w:rFonts w:ascii="맑은 고딕" w:hAnsi="맑은 고딕" w:eastAsia="맑은 고딕"/>
-          <w:b w:val="0"/>
-          <w:sz w:val="17"/>
-          <w:u w:val="none"/>
-        </w:rPr>
-        <w:t>② speed in comparing one amount with another</w:t>
-      </w:r>
-    </w:p>
-    <w:p>
-      <w:pPr>
-        <w:spacing w:before="0" w:after="0" w:line="269" w:lineRule="auto"/>
-        <w:ind w:left="180" w:hanging="180"/>
-        <w:snapToGrid w:val="0"/>
-      </w:pPr>
-      <w:r>
-        <w:rPr>
-          <w:rFonts w:ascii="맑은 고딕" w:hAnsi="맑은 고딕" w:eastAsia="맑은 고딕"/>
-          <w:b w:val="0"/>
-          <w:sz w:val="17"/>
-          <w:u w:val="none"/>
-        </w:rPr>
-        <w:t>③ consistency from one species to the next</w:t>
-      </w:r>
-    </w:p>
-    <w:p>
-      <w:pPr>
-        <w:spacing w:before="0" w:after="0" w:line="269" w:lineRule="auto"/>
-        <w:ind w:left="180" w:hanging="180"/>
-        <w:snapToGrid w:val="0"/>
-      </w:pPr>
-      <w:r>
-        <w:rPr>
-          <w:rFonts w:ascii="맑은 고딕" w:hAnsi="맑은 고딕" w:eastAsia="맑은 고딕"/>
-          <w:b w:val="0"/>
-          <w:sz w:val="17"/>
-          <w:u w:val="none"/>
-        </w:rPr>
-        <w:t>④ an exact answer on every occasion</w:t>
-      </w:r>
-    </w:p>
-    <w:p>
-      <w:pPr>
-        <w:spacing w:before="0" w:after="0" w:line="269" w:lineRule="auto"/>
-        <w:ind w:left="180" w:hanging="180"/>
-        <w:snapToGrid w:val="0"/>
-      </w:pPr>
-      <w:r>
-        <w:rPr>
-          <w:rFonts w:ascii="맑은 고딕" w:hAnsi="맑은 고딕" w:eastAsia="맑은 고딕"/>
-          <w:b w:val="0"/>
-          <w:sz w:val="17"/>
-          <w:u w:val="none"/>
-        </w:rPr>
-        <w:t>⑤ any feel for very small quantities</w:t>
+        <w:t>① ⓐ, ⓒ    ② ⓑ, ⓓ, ⓕ    ③ ⓒ, ⓓ, ⓔ    ④ ⓒ, ⓔ    ⑤ ⓐ, ⓓ, ⓔ</w:t>
       </w:r>
     </w:p>
     <w:p>
@@ -1748,25 +1920,7 @@
           <w:sz w:val="17"/>
           <w:u w:val="none"/>
         </w:rPr>
-        <w:t xml:space="preserve"> 다음 글의 내용으로 미루어 볼 때, 실제로 관찰될 가능성이 높은 것을 </w:t>
-      </w:r>
-      <w:r>
-        <w:rPr>
-          <w:rFonts w:ascii="맑은 고딕" w:hAnsi="맑은 고딕" w:eastAsia="맑은 고딕"/>
-          <w:b/>
-          <w:sz w:val="17"/>
-          <w:u w:val="none"/>
-        </w:rPr>
-        <w:t>두 개</w:t>
-      </w:r>
-      <w:r>
-        <w:rPr>
-          <w:rFonts w:ascii="맑은 고딕" w:hAnsi="맑은 고딕" w:eastAsia="맑은 고딕"/>
-          <w:b w:val="0"/>
-          <w:sz w:val="17"/>
-          <w:u w:val="none"/>
-        </w:rPr>
-        <w:t xml:space="preserve"> 고르면? [3.1점]</w:t>
+        <w:t xml:space="preserve"> 다음 글의 (A), (B), (C)의 각 괄호 안에서 문맥과 어법에 맞는 표현으로 가장 적절한 것은? [3.0점]</w:t>
       </w:r>
     </w:p>
     <w:p>
@@ -1789,7 +1943,7 @@
           <w:sz w:val="17"/>
           <w:u w:val="none"/>
         </w:rPr>
-        <w:t>Animals judge numbers with what is called the approximate number system, which does not provide precision. In every species tested, it shows a characteristic pattern of errors, with discrimination becoming less accurate as the quantities get bigger. When testing the accuracy of animals’ number sense, the size of the numbers matters.</w:t>
+        <w:t>The technical term often used to describe animals’ judgement of numbers is the approximate number system. What it does not provide is (A) [approximation / precision]. It shows — and this is the same in every species tested — a characteristic pattern of errors, with discrimination becoming less accurate as the quantities get (B) [bigger / smaller]. Rhesus monkeys can tell one from two, two from three, three from four, four from five ... but start to fail from five upwards. Rats that learned to press a lever a given number of times, from four up to twenty-four, became markedly less and less precise in their responses as the number increased: by the top end of the range they would merely produce a spread of numbers around the target. It is a common observation that when testing the accuracy of animals’ number sense, the size of the numbers (C) [matters / matter].</w:t>
       </w:r>
     </w:p>
     <w:p>
@@ -1805,7 +1959,7 @@
           <w:sz w:val="17"/>
           <w:u w:val="none"/>
         </w:rPr>
-        <w:t>① A monkey picks the larger pile more reliably when choosing between 2 and 3 nuts than between 8 and 9 nuts.</w:t>
+        <w:t>① (A) approximation  (B) bigger  (C) matters</w:t>
       </w:r>
     </w:p>
     <w:p>
@@ -1821,7 +1975,7 @@
           <w:sz w:val="17"/>
           <w:u w:val="none"/>
         </w:rPr>
-        <w:t>② A bird pecks a key exactly 20 times whenever 20 pecks are required for food.</w:t>
+        <w:t>② (A) precision  (B) smaller  (C) matters</w:t>
       </w:r>
     </w:p>
     <w:p>
@@ -1837,7 +1991,7 @@
           <w:sz w:val="17"/>
           <w:u w:val="none"/>
         </w:rPr>
-        <w:t>③ A rat trained to press a lever 24 times sometimes stops at 21 and sometimes at 27.</w:t>
+        <w:t>③ (A) approximation  (B) smaller  (C) matter</w:t>
       </w:r>
     </w:p>
     <w:p>
@@ -1853,7 +2007,7 @@
           <w:sz w:val="17"/>
           <w:u w:val="none"/>
         </w:rPr>
-        <w:t>④ A fish tells 15 dots from 16 dots as easily as it tells 1 dot from 2 dots.</w:t>
+        <w:t>④ (A) precision  (B) bigger  (C) matters</w:t>
       </w:r>
     </w:p>
     <w:p>
@@ -1869,7 +2023,7 @@
           <w:sz w:val="17"/>
           <w:u w:val="none"/>
         </w:rPr>
-        <w:t>⑤ A dog makes fewer and fewer errors as the number of treats it has to compare goes up.</w:t>
+        <w:t>⑤ (A) precision  (B) bigger  (C) matter</w:t>
       </w:r>
     </w:p>
     <w:p>
@@ -1894,25 +2048,25 @@
           <w:sz w:val="17"/>
           <w:u w:val="none"/>
         </w:rPr>
-        <w:t xml:space="preserve"> 다음 글의 밑줄 친 부분 중, 문맥상 낱말의 쓰임이 적절하지 </w:t>
-      </w:r>
-      <w:r>
-        <w:rPr>
-          <w:rFonts w:ascii="맑은 고딕" w:hAnsi="맑은 고딕" w:eastAsia="맑은 고딕"/>
-          <w:b/>
-          <w:sz w:val="17"/>
-          <w:u w:val="none"/>
-        </w:rPr>
-        <w:t>않은</w:t>
+        <w:t xml:space="preserve"> 윗글의 내용과 일치하지 </w:t>
       </w:r>
       <w:r>
         <w:rPr>
           <w:rFonts w:ascii="맑은 고딕" w:hAnsi="맑은 고딕" w:eastAsia="맑은 고딕"/>
           <w:b w:val="0"/>
           <w:sz w:val="17"/>
-          <w:u w:val="none"/>
-        </w:rPr>
-        <w:t xml:space="preserve"> 것은? [3.0점]</w:t>
+          <w:u w:val="single"/>
+        </w:rPr>
+        <w:t>않는</w:t>
+      </w:r>
+      <w:r>
+        <w:rPr>
+          <w:rFonts w:ascii="맑은 고딕" w:hAnsi="맑은 고딕" w:eastAsia="맑은 고딕"/>
+          <w:b w:val="0"/>
+          <w:sz w:val="17"/>
+          <w:u w:val="none"/>
+        </w:rPr>
+        <w:t xml:space="preserve"> 것은? [2.8점]</w:t>
       </w:r>
     </w:p>
     <w:p>
@@ -1935,17 +2089,31 @@
           <w:sz w:val="17"/>
           <w:u w:val="none"/>
         </w:rPr>
-        <w:t>The technical term often used to describe animals’ judgement of numbers is the ①</w:t>
-      </w:r>
+        <w:t>The technical term often used to describe animals’ judgement of numbers is the approximate number system. What it does not provide is precision. It shows — and this is the same in every species tested — a characteristic pattern of errors, with discrimination becoming less accurate as the quantities get bigger. Rhesus monkeys can tell one from two, two from three, three from four, four from five ... but start to fail from five upwards. Rats that learned to press a lever a given number of times, from four up to twenty-four, became markedly less and less precise in their responses as the number increased: by the top end of the range they would merely produce a spread of numbers around the target. It is a common observation that when testing the accuracy of animals’ number sense, the size of the numbers matters.</w:t>
+      </w:r>
+    </w:p>
+    <w:p>
+      <w:pPr>
+        <w:spacing w:before="0" w:after="0" w:line="269" w:lineRule="auto"/>
+        <w:ind w:left="180" w:hanging="180"/>
+        <w:snapToGrid w:val="0"/>
+      </w:pPr>
       <w:r>
         <w:rPr>
           <w:rFonts w:ascii="맑은 고딕" w:hAnsi="맑은 고딕" w:eastAsia="맑은 고딕"/>
           <w:b w:val="0"/>
           <w:sz w:val="17"/>
-          <w:u w:val="single"/>
-        </w:rPr>
-        <w:t>approximate</w:t>
-      </w:r>
+          <w:u w:val="none"/>
+        </w:rPr>
+        <w:t>① 동물의 수 판단을 가리키는 전문 용어로 ‘근사 수 체계’가 흔히 쓰인다.</w:t>
+      </w:r>
+    </w:p>
+    <w:p>
+      <w:pPr>
+        <w:spacing w:before="0" w:after="0" w:line="269" w:lineRule="auto"/>
+        <w:ind w:left="180" w:hanging="180"/>
+        <w:snapToGrid w:val="0"/>
+      </w:pPr>
       <w:r>
         <w:rPr>
           <w:rFonts w:ascii="맑은 고딕" w:hAnsi="맑은 고딕" w:eastAsia="맑은 고딕"/>
@@ -1953,17 +2121,31 @@
           <w:sz w:val="17"/>
           <w:u w:val="none"/>
         </w:rPr>
-        <w:t xml:space="preserve"> number system. What it does not provide is ②</w:t>
-      </w:r>
+        <w:t>② 실험된 모든 종에서 특징적인 오류 패턴이 나타난다.</w:t>
+      </w:r>
+    </w:p>
+    <w:p>
+      <w:pPr>
+        <w:spacing w:before="0" w:after="0" w:line="269" w:lineRule="auto"/>
+        <w:ind w:left="180" w:hanging="180"/>
+        <w:snapToGrid w:val="0"/>
+      </w:pPr>
       <w:r>
         <w:rPr>
           <w:rFonts w:ascii="맑은 고딕" w:hAnsi="맑은 고딕" w:eastAsia="맑은 고딕"/>
           <w:b w:val="0"/>
           <w:sz w:val="17"/>
-          <w:u w:val="single"/>
-        </w:rPr>
-        <w:t>precision</w:t>
-      </w:r>
+          <w:u w:val="none"/>
+        </w:rPr>
+        <w:t>③ 붉은털원숭이는 4와 5는 구별하지만 5 이상부터는 실패하기 시작한다.</w:t>
+      </w:r>
+    </w:p>
+    <w:p>
+      <w:pPr>
+        <w:spacing w:before="0" w:after="0" w:line="269" w:lineRule="auto"/>
+        <w:ind w:left="180" w:hanging="180"/>
+        <w:snapToGrid w:val="0"/>
+      </w:pPr>
       <w:r>
         <w:rPr>
           <w:rFonts w:ascii="맑은 고딕" w:hAnsi="맑은 고딕" w:eastAsia="맑은 고딕"/>
@@ -1971,61 +2153,23 @@
           <w:sz w:val="17"/>
           <w:u w:val="none"/>
         </w:rPr>
-        <w:t>. It shows — and this is the same in every species tested — a characteristic pattern of ③</w:t>
-      </w:r>
+        <w:t>④ 쥐들은 목표 횟수가 커질수록 레버를 더 정확하게 눌렀다.</w:t>
+      </w:r>
+    </w:p>
+    <w:p>
+      <w:pPr>
+        <w:spacing w:before="0" w:after="0" w:line="269" w:lineRule="auto"/>
+        <w:ind w:left="180" w:hanging="180"/>
+        <w:snapToGrid w:val="0"/>
+      </w:pPr>
       <w:r>
         <w:rPr>
           <w:rFonts w:ascii="맑은 고딕" w:hAnsi="맑은 고딕" w:eastAsia="맑은 고딕"/>
           <w:b w:val="0"/>
           <w:sz w:val="17"/>
-          <w:u w:val="single"/>
-        </w:rPr>
-        <w:t>errors</w:t>
-      </w:r>
-      <w:r>
-        <w:rPr>
-          <w:rFonts w:ascii="맑은 고딕" w:hAnsi="맑은 고딕" w:eastAsia="맑은 고딕"/>
-          <w:b w:val="0"/>
-          <w:sz w:val="17"/>
-          <w:u w:val="none"/>
-        </w:rPr>
-        <w:t>, with discrimination becoming less accurate as the quantities get bigger. Rhesus monkeys can tell one from two, two from three, three from four, four from five ... but start to ④</w:t>
-      </w:r>
-      <w:r>
-        <w:rPr>
-          <w:rFonts w:ascii="맑은 고딕" w:hAnsi="맑은 고딕" w:eastAsia="맑은 고딕"/>
-          <w:b w:val="0"/>
-          <w:sz w:val="17"/>
-          <w:u w:val="single"/>
-        </w:rPr>
-        <w:t>fail</w:t>
-      </w:r>
-      <w:r>
-        <w:rPr>
-          <w:rFonts w:ascii="맑은 고딕" w:hAnsi="맑은 고딕" w:eastAsia="맑은 고딕"/>
-          <w:b w:val="0"/>
-          <w:sz w:val="17"/>
-          <w:u w:val="none"/>
-        </w:rPr>
-        <w:t xml:space="preserve"> from five upwards. Rats that learned to press a lever a given number of times, from four up to twenty-four, became markedly less and less precise in their responses as the number ⑤</w:t>
-      </w:r>
-      <w:r>
-        <w:rPr>
-          <w:rFonts w:ascii="맑은 고딕" w:hAnsi="맑은 고딕" w:eastAsia="맑은 고딕"/>
-          <w:b w:val="0"/>
-          <w:sz w:val="17"/>
-          <w:u w:val="single"/>
-        </w:rPr>
-        <w:t>decreased</w:t>
-      </w:r>
-      <w:r>
-        <w:rPr>
-          <w:rFonts w:ascii="맑은 고딕" w:hAnsi="맑은 고딕" w:eastAsia="맑은 고딕"/>
-          <w:b w:val="0"/>
-          <w:sz w:val="17"/>
-          <w:u w:val="none"/>
-        </w:rPr>
-        <w:t>: by the top end of the range they would merely produce a spread of numbers around the target. It is a common observation that when testing the accuracy of animals’ number sense, the size of the numbers matters.</w:t>
+          <w:u w:val="none"/>
+        </w:rPr>
+        <w:t>⑤ 동물의 수 감각을 시험할 때는 수의 크기가 중요하다.</w:t>
       </w:r>
     </w:p>
     <w:p>
@@ -2050,25 +2194,7 @@
           <w:sz w:val="17"/>
           <w:u w:val="none"/>
         </w:rPr>
-        <w:t xml:space="preserve"> 다음 글에 대한 &lt;보기&gt;의 설명 중 옳은 것만을 </w:t>
-      </w:r>
-      <w:r>
-        <w:rPr>
-          <w:rFonts w:ascii="맑은 고딕" w:hAnsi="맑은 고딕" w:eastAsia="맑은 고딕"/>
-          <w:b/>
-          <w:sz w:val="17"/>
-          <w:u w:val="none"/>
-        </w:rPr>
-        <w:t>있는 대로</w:t>
-      </w:r>
-      <w:r>
-        <w:rPr>
-          <w:rFonts w:ascii="맑은 고딕" w:hAnsi="맑은 고딕" w:eastAsia="맑은 고딕"/>
-          <w:b w:val="0"/>
-          <w:sz w:val="17"/>
-          <w:u w:val="none"/>
-        </w:rPr>
-        <w:t xml:space="preserve"> 고른 것은? [3.3점]</w:t>
+        <w:t xml:space="preserve"> [A]와 [B]를 읽고 이해한 것으로 가장 적절한 것은? [3.2점]</w:t>
       </w:r>
     </w:p>
     <w:p>
@@ -2091,8 +2217,118 @@
           <w:sz w:val="17"/>
           <w:u w:val="none"/>
         </w:rPr>
-        <w:t>Scientists call animals’ feel for quantity the approximate number system, and the name is well chosen, ⓐ</w:t>
-      </w:r>
+        <w:t>[A] It shows — and this is the same in every species tested — a characteristic pattern of errors, with discrimination becoming less accurate as the quantities get bigger. Rhesus monkeys can tell one from two, two from three, three from four, four from five ... but start to fail from five upwards. Rats that learned to press a lever a given number of times, from four up to twenty-four, became markedly less and less precise in their responses as the number increased: by the top end of the range they would merely produce a spread of numbers around the target.</w:t>
+      </w:r>
+    </w:p>
+    <w:p>
+      <w:pPr>
+        <w:spacing w:before="0" w:after="60" w:line="288" w:lineRule="auto"/>
+        <w:ind w:left="40"/>
+        <w:snapToGrid w:val="0"/>
+        <w:pBdr>
+          <w:top w:val="single" w:sz="4" w:space="2" w:color="6B7FB8"/>
+          <w:left w:val="single" w:sz="4" w:space="2" w:color="6B7FB8"/>
+          <w:bottom w:val="single" w:sz="4" w:space="2" w:color="6B7FB8"/>
+          <w:right w:val="single" w:sz="4" w:space="2" w:color="6B7FB8"/>
+        </w:pBdr>
+        <w:shd w:val="clear" w:color="auto" w:fill="EEF2FF"/>
+      </w:pPr>
+      <w:r>
+        <w:rPr>
+          <w:rFonts w:ascii="맑은 고딕" w:hAnsi="맑은 고딕" w:eastAsia="맑은 고딕"/>
+          <w:b w:val="0"/>
+          <w:sz w:val="17"/>
+          <w:u w:val="none"/>
+        </w:rPr>
+        <w:t>[B] When people glance at two piles of coins without counting, they can easily tell a pile of three from a pile of four. But asked to compare a pile of thirty with a pile of thirty-four, most can only guess, and their answers scatter widely around the true numbers. The larger the piles, the harder it becomes to see the difference at a glance.</w:t>
+      </w:r>
+    </w:p>
+    <w:p>
+      <w:pPr>
+        <w:spacing w:before="0" w:after="0" w:line="269" w:lineRule="auto"/>
+        <w:ind w:left="180" w:hanging="180"/>
+        <w:snapToGrid w:val="0"/>
+      </w:pPr>
+      <w:r>
+        <w:rPr>
+          <w:rFonts w:ascii="맑은 고딕" w:hAnsi="맑은 고딕" w:eastAsia="맑은 고딕"/>
+          <w:b w:val="0"/>
+          <w:sz w:val="17"/>
+          <w:u w:val="none"/>
+        </w:rPr>
+        <w:t>① [A] says that animals count exactly, while [B] says that people can only estimate.</w:t>
+      </w:r>
+    </w:p>
+    <w:p>
+      <w:pPr>
+        <w:spacing w:before="0" w:after="0" w:line="269" w:lineRule="auto"/>
+        <w:ind w:left="180" w:hanging="180"/>
+        <w:snapToGrid w:val="0"/>
+      </w:pPr>
+      <w:r>
+        <w:rPr>
+          <w:rFonts w:ascii="맑은 고딕" w:hAnsi="맑은 고딕" w:eastAsia="맑은 고딕"/>
+          <w:b w:val="0"/>
+          <w:sz w:val="17"/>
+          <w:u w:val="none"/>
+        </w:rPr>
+        <w:t>② Both texts suggest that larger quantities are easier to compare than smaller ones.</w:t>
+      </w:r>
+    </w:p>
+    <w:p>
+      <w:pPr>
+        <w:spacing w:before="0" w:after="0" w:line="269" w:lineRule="auto"/>
+        <w:ind w:left="180" w:hanging="180"/>
+        <w:snapToGrid w:val="0"/>
+      </w:pPr>
+      <w:r>
+        <w:rPr>
+          <w:rFonts w:ascii="맑은 고딕" w:hAnsi="맑은 고딕" w:eastAsia="맑은 고딕"/>
+          <w:b w:val="0"/>
+          <w:sz w:val="17"/>
+          <w:u w:val="none"/>
+        </w:rPr>
+        <w:t>③ [B] claims that people can never tell a pile of three from a pile of four.</w:t>
+      </w:r>
+    </w:p>
+    <w:p>
+      <w:pPr>
+        <w:spacing w:before="0" w:after="0" w:line="269" w:lineRule="auto"/>
+        <w:ind w:left="180" w:hanging="180"/>
+        <w:snapToGrid w:val="0"/>
+      </w:pPr>
+      <w:r>
+        <w:rPr>
+          <w:rFonts w:ascii="맑은 고딕" w:hAnsi="맑은 고딕" w:eastAsia="맑은 고딕"/>
+          <w:b w:val="0"/>
+          <w:sz w:val="17"/>
+          <w:u w:val="none"/>
+        </w:rPr>
+        <w:t>④ [A] focuses on how animals are trained, while [B] focuses on human memory.</w:t>
+      </w:r>
+    </w:p>
+    <w:p>
+      <w:pPr>
+        <w:spacing w:before="0" w:after="0" w:line="269" w:lineRule="auto"/>
+        <w:ind w:left="180" w:hanging="180"/>
+        <w:snapToGrid w:val="0"/>
+      </w:pPr>
+      <w:r>
+        <w:rPr>
+          <w:rFonts w:ascii="맑은 고딕" w:hAnsi="맑은 고딕" w:eastAsia="맑은 고딕"/>
+          <w:b w:val="0"/>
+          <w:sz w:val="17"/>
+          <w:u w:val="none"/>
+        </w:rPr>
+        <w:t>⑤ Both texts describe judgments of quantity that become less precise as the numbers grow larger.</w:t>
+      </w:r>
+    </w:p>
+    <w:p>
+      <w:pPr>
+        <w:keepNext/>
+        <w:spacing w:before="80" w:after="20" w:line="276" w:lineRule="auto"/>
+        <w:snapToGrid w:val="0"/>
+      </w:pPr>
       <w:r>
         <w:rPr>
           <w:rFonts w:ascii="맑은 고딕" w:hAnsi="맑은 고딕" w:eastAsia="맑은 고딕"/>
@@ -2100,7 +2336,7 @@
           <w:sz w:val="17"/>
           <w:u w:val="none"/>
         </w:rPr>
-        <w:t>[ for / which ]</w:t>
+        <w:t>32-6.</w:t>
       </w:r>
       <w:r>
         <w:rPr>
@@ -2109,7 +2345,135 @@
           <w:sz w:val="17"/>
           <w:u w:val="none"/>
         </w:rPr>
-        <w:t xml:space="preserve"> exact answers are precisely what it cannot give. Whatever the species, errors follow one pattern: ⓑ</w:t>
+        <w:t xml:space="preserve"> 윗글의 제목으로 가장 적절한 것은? [2.9점]</w:t>
+      </w:r>
+    </w:p>
+    <w:p>
+      <w:pPr>
+        <w:spacing w:before="0" w:after="60" w:line="288" w:lineRule="auto"/>
+        <w:ind w:left="40"/>
+        <w:snapToGrid w:val="0"/>
+        <w:pBdr>
+          <w:top w:val="single" w:sz="4" w:space="2" w:color="999999"/>
+          <w:left w:val="single" w:sz="4" w:space="2" w:color="999999"/>
+          <w:bottom w:val="single" w:sz="4" w:space="2" w:color="999999"/>
+          <w:right w:val="single" w:sz="4" w:space="2" w:color="999999"/>
+        </w:pBdr>
+        <w:shd w:val="clear" w:color="auto" w:fill="F6F3EA"/>
+      </w:pPr>
+      <w:r>
+        <w:rPr>
+          <w:rFonts w:ascii="맑은 고딕" w:hAnsi="맑은 고딕" w:eastAsia="맑은 고딕"/>
+          <w:b w:val="0"/>
+          <w:sz w:val="17"/>
+          <w:u w:val="none"/>
+        </w:rPr>
+        <w:t>The technical term often used to describe animals’ judgement of numbers is the approximate number system. What it does not provide is precision. It shows — and this is the same in every species tested — a characteristic pattern of errors, with discrimination becoming less accurate as the quantities get bigger. Rhesus monkeys can tell one from two, two from three, three from four, four from five ... but start to fail from five upwards. Rats that learned to press a lever a given number of times, from four up to twenty-four, became markedly less and less precise in their responses as the number increased: by the top end of the range they would merely produce a spread of numbers around the target. It is a common observation that when testing the accuracy of animals’ number sense, the size of the numbers matters.</w:t>
+      </w:r>
+    </w:p>
+    <w:p>
+      <w:pPr>
+        <w:spacing w:before="0" w:after="0" w:line="269" w:lineRule="auto"/>
+        <w:ind w:left="180" w:hanging="180"/>
+        <w:snapToGrid w:val="0"/>
+      </w:pPr>
+      <w:r>
+        <w:rPr>
+          <w:rFonts w:ascii="맑은 고딕" w:hAnsi="맑은 고딕" w:eastAsia="맑은 고딕"/>
+          <w:b w:val="0"/>
+          <w:sz w:val="17"/>
+          <w:u w:val="none"/>
+        </w:rPr>
+        <w:t>① Bigger Numbers, Blurrier Judgments: The Limits of Animal Number Sense</w:t>
+      </w:r>
+    </w:p>
+    <w:p>
+      <w:pPr>
+        <w:spacing w:before="0" w:after="0" w:line="269" w:lineRule="auto"/>
+        <w:ind w:left="180" w:hanging="180"/>
+        <w:snapToGrid w:val="0"/>
+      </w:pPr>
+      <w:r>
+        <w:rPr>
+          <w:rFonts w:ascii="맑은 고딕" w:hAnsi="맑은 고딕" w:eastAsia="맑은 고딕"/>
+          <w:b w:val="0"/>
+          <w:sz w:val="17"/>
+          <w:u w:val="none"/>
+        </w:rPr>
+        <w:t>② How Monkeys Learned to Count Beyond Five</w:t>
+      </w:r>
+    </w:p>
+    <w:p>
+      <w:pPr>
+        <w:spacing w:before="0" w:after="0" w:line="269" w:lineRule="auto"/>
+        <w:ind w:left="180" w:hanging="180"/>
+        <w:snapToGrid w:val="0"/>
+      </w:pPr>
+      <w:r>
+        <w:rPr>
+          <w:rFonts w:ascii="맑은 고딕" w:hAnsi="맑은 고딕" w:eastAsia="맑은 고딕"/>
+          <w:b w:val="0"/>
+          <w:sz w:val="17"/>
+          <w:u w:val="none"/>
+        </w:rPr>
+        <w:t>③ Rats Are Better at Mathematics Than Monkeys</w:t>
+      </w:r>
+    </w:p>
+    <w:p>
+      <w:pPr>
+        <w:spacing w:before="0" w:after="0" w:line="269" w:lineRule="auto"/>
+        <w:ind w:left="180" w:hanging="180"/>
+        <w:snapToGrid w:val="0"/>
+      </w:pPr>
+      <w:r>
+        <w:rPr>
+          <w:rFonts w:ascii="맑은 고딕" w:hAnsi="맑은 고딕" w:eastAsia="맑은 고딕"/>
+          <w:b w:val="0"/>
+          <w:sz w:val="17"/>
+          <w:u w:val="none"/>
+        </w:rPr>
+        <w:t>④ Why Animals Cannot Recognize Any Numbers at All</w:t>
+      </w:r>
+    </w:p>
+    <w:p>
+      <w:pPr>
+        <w:spacing w:before="0" w:after="0" w:line="269" w:lineRule="auto"/>
+        <w:ind w:left="180" w:hanging="180"/>
+        <w:snapToGrid w:val="0"/>
+      </w:pPr>
+      <w:r>
+        <w:rPr>
+          <w:rFonts w:ascii="맑은 고딕" w:hAnsi="맑은 고딕" w:eastAsia="맑은 고딕"/>
+          <w:b w:val="0"/>
+          <w:sz w:val="17"/>
+          <w:u w:val="none"/>
+        </w:rPr>
+        <w:t>⑤ Training Animals to Press Levers for Food</w:t>
+      </w:r>
+    </w:p>
+    <w:p>
+      <w:pPr>
+        <w:keepNext/>
+        <w:spacing w:before="80" w:after="20" w:line="276" w:lineRule="auto"/>
+        <w:snapToGrid w:val="0"/>
+      </w:pPr>
+      <w:r>
+        <w:rPr>
+          <w:rFonts w:ascii="맑은 고딕" w:hAnsi="맑은 고딕" w:eastAsia="맑은 고딕"/>
+          <w:b/>
+          <w:sz w:val="17"/>
+          <w:u w:val="none"/>
+        </w:rPr>
+        <w:t>32-7.</w:t>
+      </w:r>
+      <w:r>
+        <w:rPr>
+          <w:rFonts w:ascii="맑은 고딕" w:hAnsi="맑은 고딕" w:eastAsia="맑은 고딕"/>
+          <w:b w:val="0"/>
+          <w:sz w:val="17"/>
+          <w:u w:val="none"/>
+        </w:rPr>
+        <w:t xml:space="preserve"> 다음 글에서 전체 흐름과 관계 </w:t>
       </w:r>
       <w:r>
         <w:rPr>
@@ -2118,7 +2482,7 @@
           <w:sz w:val="17"/>
           <w:u w:val="single"/>
         </w:rPr>
-        <w:t>the larger the quantities, the less reliably they are told apart</w:t>
+        <w:t>없는</w:t>
       </w:r>
       <w:r>
         <w:rPr>
@@ -2127,7 +2491,153 @@
           <w:sz w:val="17"/>
           <w:u w:val="none"/>
         </w:rPr>
-        <w:t>. A rhesus monkey that easily separates one from two begins to fail at five and above. Rats trained to press a lever a set number of times, anywhere from four to twenty-four, drifted further from the target as the number rose, until their presses simply scattered around it.</w:t>
+        <w:t xml:space="preserve"> 문장은? [3.0점]</w:t>
+      </w:r>
+    </w:p>
+    <w:p>
+      <w:pPr>
+        <w:spacing w:before="0" w:after="60" w:line="288" w:lineRule="auto"/>
+        <w:ind w:left="40"/>
+        <w:snapToGrid w:val="0"/>
+        <w:pBdr>
+          <w:top w:val="single" w:sz="4" w:space="2" w:color="999999"/>
+          <w:left w:val="single" w:sz="4" w:space="2" w:color="999999"/>
+          <w:bottom w:val="single" w:sz="4" w:space="2" w:color="999999"/>
+          <w:right w:val="single" w:sz="4" w:space="2" w:color="999999"/>
+        </w:pBdr>
+        <w:shd w:val="clear" w:color="auto" w:fill="F6F3EA"/>
+      </w:pPr>
+      <w:r>
+        <w:rPr>
+          <w:rFonts w:ascii="맑은 고딕" w:hAnsi="맑은 고딕" w:eastAsia="맑은 고딕"/>
+          <w:b w:val="0"/>
+          <w:sz w:val="17"/>
+          <w:u w:val="none"/>
+        </w:rPr>
+        <w:t>The technical term often used to describe animals’ judgement of numbers is the approximate number system. What it does not provide is precision. ① It shows — and this is the same in every species tested — a characteristic pattern of errors, with discrimination becoming less accurate as the quantities get bigger. ② Rhesus monkeys are known to live in large social groups in forests and mountains across Asia. ③ Rhesus monkeys can tell one from two, two from three, three from four, four from five ... but start to fail from five upwards. ④ Rats that learned to press a lever a given number of times, from four up to twenty-four, became markedly less and less precise in their responses as the number increased. ⑤ It is a common observation that when testing the accuracy of animals’ number sense, the size of the numbers matters.</w:t>
+      </w:r>
+    </w:p>
+    <w:p>
+      <w:pPr>
+        <w:spacing w:before="0" w:after="20" w:line="276" w:lineRule="auto"/>
+        <w:ind w:left="80"/>
+        <w:snapToGrid w:val="0"/>
+      </w:pPr>
+      <w:r>
+        <w:rPr>
+          <w:rFonts w:ascii="맑은 고딕" w:hAnsi="맑은 고딕" w:eastAsia="맑은 고딕"/>
+          <w:b w:val="0"/>
+          <w:sz w:val="17"/>
+          <w:u w:val="none"/>
+        </w:rPr>
+        <w:t>① ①    ② ②    ③ ③    ④ ④    ⑤ ⑤</w:t>
+      </w:r>
+    </w:p>
+    <w:p>
+      <w:pPr>
+        <w:keepNext/>
+        <w:spacing w:before="80" w:after="40" w:line="276" w:lineRule="auto"/>
+        <w:snapToGrid w:val="0"/>
+        <w:shd w:val="clear" w:color="auto" w:fill="8A3A12"/>
+      </w:pPr>
+      <w:r>
+        <w:rPr>
+          <w:rFonts w:ascii="맑은 고딕" w:hAnsi="맑은 고딕" w:eastAsia="맑은 고딕"/>
+          <w:b/>
+          <w:color w:val="FFFFFF"/>
+          <w:sz w:val="17"/>
+          <w:u w:val="none"/>
+        </w:rPr>
+        <w:t>서답형  32-서1 ~ 32-서2</w:t>
+      </w:r>
+    </w:p>
+    <w:p>
+      <w:pPr>
+        <w:keepNext/>
+        <w:spacing w:before="80" w:after="20" w:line="276" w:lineRule="auto"/>
+        <w:snapToGrid w:val="0"/>
+      </w:pPr>
+      <w:r>
+        <w:rPr>
+          <w:rFonts w:ascii="맑은 고딕" w:hAnsi="맑은 고딕" w:eastAsia="맑은 고딕"/>
+          <w:b/>
+          <w:sz w:val="17"/>
+          <w:u w:val="none"/>
+        </w:rPr>
+        <w:t>32-서1.</w:t>
+      </w:r>
+      <w:r>
+        <w:rPr>
+          <w:rFonts w:ascii="맑은 고딕" w:hAnsi="맑은 고딕" w:eastAsia="맑은 고딕"/>
+          <w:b w:val="0"/>
+          <w:sz w:val="17"/>
+          <w:u w:val="none"/>
+        </w:rPr>
+        <w:t xml:space="preserve"> 다음 글의 내용을 요약하고자 한다. 빈칸 (1)~(3)에 들어갈 말을 본문에서 찾아 </w:t>
+      </w:r>
+      <w:r>
+        <w:rPr>
+          <w:rFonts w:ascii="맑은 고딕" w:hAnsi="맑은 고딕" w:eastAsia="맑은 고딕"/>
+          <w:b w:val="0"/>
+          <w:sz w:val="17"/>
+          <w:u w:val="single"/>
+        </w:rPr>
+        <w:t>반드시 변형하여</w:t>
+      </w:r>
+      <w:r>
+        <w:rPr>
+          <w:rFonts w:ascii="맑은 고딕" w:hAnsi="맑은 고딕" w:eastAsia="맑은 고딕"/>
+          <w:b w:val="0"/>
+          <w:sz w:val="17"/>
+          <w:u w:val="none"/>
+        </w:rPr>
+        <w:t xml:space="preserve"> 쓰시오. (한 칸에 한 단어) [각 1점, 총 3점] [3.0점]</w:t>
+      </w:r>
+    </w:p>
+    <w:p>
+      <w:pPr>
+        <w:spacing w:before="0" w:after="60" w:line="288" w:lineRule="auto"/>
+        <w:ind w:left="40"/>
+        <w:snapToGrid w:val="0"/>
+        <w:pBdr>
+          <w:top w:val="single" w:sz="4" w:space="2" w:color="999999"/>
+          <w:left w:val="single" w:sz="4" w:space="2" w:color="999999"/>
+          <w:bottom w:val="single" w:sz="4" w:space="2" w:color="999999"/>
+          <w:right w:val="single" w:sz="4" w:space="2" w:color="999999"/>
+        </w:pBdr>
+        <w:shd w:val="clear" w:color="auto" w:fill="F6F3EA"/>
+      </w:pPr>
+      <w:r>
+        <w:rPr>
+          <w:rFonts w:ascii="맑은 고딕" w:hAnsi="맑은 고딕" w:eastAsia="맑은 고딕"/>
+          <w:b w:val="0"/>
+          <w:sz w:val="17"/>
+          <w:u w:val="none"/>
+        </w:rPr>
+        <w:t>The technical term often used to describe animals’ judgement of numbers is the approximate number system. What it does not provide is precision. It shows — and this is the same in every species tested — a characteristic pattern of errors, with discrimination becoming less accurate as the quantities get bigger. Rhesus monkeys can tell one from two, two from three, three from four, four from five ... but start to fail from five upwards. Rats that learned to press a lever a given number of times, from four up to twenty-four, became markedly less and less precise in their responses as the number increased: by the top end of the range they would merely produce a spread of numbers around the target. It is a common observation that when testing the accuracy of animals’ number sense, the size of the numbers matters.</w:t>
+      </w:r>
+    </w:p>
+    <w:p>
+      <w:pPr>
+        <w:spacing w:before="0" w:after="60" w:line="288" w:lineRule="auto"/>
+        <w:ind w:left="40"/>
+        <w:snapToGrid w:val="0"/>
+        <w:pBdr>
+          <w:top w:val="single" w:sz="4" w:space="2" w:color="C99B4E"/>
+          <w:left w:val="single" w:sz="4" w:space="2" w:color="C99B4E"/>
+          <w:bottom w:val="single" w:sz="4" w:space="2" w:color="C99B4E"/>
+          <w:right w:val="single" w:sz="4" w:space="2" w:color="C99B4E"/>
+        </w:pBdr>
+        <w:shd w:val="clear" w:color="auto" w:fill="FFF8E1"/>
+      </w:pPr>
+      <w:r>
+        <w:rPr>
+          <w:rFonts w:ascii="맑은 고딕" w:hAnsi="맑은 고딕" w:eastAsia="맑은 고딕"/>
+          <w:b w:val="0"/>
+          <w:sz w:val="17"/>
+          <w:u w:val="none"/>
+        </w:rPr>
+        <w:t>Animals’ number sense is (1) ________: they can easily (2) ________ between small numbers, but their responses become (3) ________ inaccurate as the numbers grow.</w:t>
       </w:r>
     </w:p>
     <w:p>
@@ -2150,7 +2660,30 @@
           <w:sz w:val="17"/>
           <w:u w:val="none"/>
         </w:rPr>
-        <w:t>&lt;보 기&gt;</w:t>
+        <w:t>&lt;조 건&gt;</w:t>
+      </w:r>
+    </w:p>
+    <w:p>
+      <w:pPr>
+        <w:spacing w:before="0" w:after="0" w:line="288" w:lineRule="auto"/>
+        <w:ind w:left="40"/>
+        <w:snapToGrid w:val="0"/>
+        <w:pBdr>
+          <w:top w:val="single" w:sz="4" w:space="2" w:color="9B6BD0"/>
+          <w:left w:val="single" w:sz="4" w:space="2" w:color="9B6BD0"/>
+          <w:bottom w:val="single" w:sz="4" w:space="2" w:color="9B6BD0"/>
+          <w:right w:val="single" w:sz="4" w:space="2" w:color="9B6BD0"/>
+        </w:pBdr>
+        <w:shd w:val="clear" w:color="auto" w:fill="FAF5FF"/>
+      </w:pPr>
+      <w:r>
+        <w:rPr>
+          <w:rFonts w:ascii="맑은 고딕" w:hAnsi="맑은 고딕" w:eastAsia="맑은 고딕"/>
+          <w:b w:val="0"/>
+          <w:sz w:val="17"/>
+          <w:u w:val="none"/>
+        </w:rPr>
+        <w:t>1. 본문의 단어를 반드시 변형(품사·어형)하여 쓸 것 — 본문 형태 그대로 쓰면 0점</w:t>
       </w:r>
     </w:p>
     <w:p>
@@ -2173,13 +2706,12 @@
           <w:sz w:val="17"/>
           <w:u w:val="none"/>
         </w:rPr>
-        <w:t>(A) 윗글에서 rhesus monkey와 rats는 모두 ‘수량이 클수록 수 감각이 부정확해진다’는 점을 보여 주는 사례로 쓰였다.</w:t>
+        <w:t>2. 답안지에 소문항 번호를 정확하게 기입할 것  예) 1-(1) 1-(2) 1-(3)</w:t>
       </w:r>
     </w:p>
     <w:p>
       <w:pPr>
-        <w:spacing w:before="0" w:after="20" w:line="276" w:lineRule="auto"/>
-        <w:ind w:left="80"/>
+        <w:spacing w:before="0" w:after="40" w:line="360" w:lineRule="auto"/>
         <w:snapToGrid w:val="0"/>
       </w:pPr>
       <w:r>
@@ -2189,7 +2721,7 @@
           <w:sz w:val="17"/>
           <w:u w:val="none"/>
         </w:rPr>
-        <w:t>① (A), (B)    ② (B), (D)    ③ (A), (C)    ④ (A), (C), (D)    ⑤ (B), (C), (D)</w:t>
+        <w:t>(1) ______________   (2) ______________   (3) ______________</w:t>
       </w:r>
     </w:p>
     <w:p>
@@ -2205,7 +2737,7 @@
           <w:sz w:val="17"/>
           <w:u w:val="none"/>
         </w:rPr>
-        <w:t>32-6.</w:t>
+        <w:t>32-서2.</w:t>
       </w:r>
       <w:r>
         <w:rPr>
@@ -2214,25 +2746,7 @@
           <w:sz w:val="17"/>
           <w:u w:val="none"/>
         </w:rPr>
-        <w:t xml:space="preserve"> 다음 글의 내용과 일치하지 </w:t>
-      </w:r>
-      <w:r>
-        <w:rPr>
-          <w:rFonts w:ascii="맑은 고딕" w:hAnsi="맑은 고딕" w:eastAsia="맑은 고딕"/>
-          <w:b/>
-          <w:sz w:val="17"/>
-          <w:u w:val="none"/>
-        </w:rPr>
-        <w:t>않는</w:t>
-      </w:r>
-      <w:r>
-        <w:rPr>
-          <w:rFonts w:ascii="맑은 고딕" w:hAnsi="맑은 고딕" w:eastAsia="맑은 고딕"/>
-          <w:b w:val="0"/>
-          <w:sz w:val="17"/>
-          <w:u w:val="none"/>
-        </w:rPr>
-        <w:t xml:space="preserve"> 것은? [2.7점]</w:t>
+        <w:t xml:space="preserve"> 다음 글의 밑줄 친 부분과 같은 뜻이 되도록 &lt;보기&gt;의 표현을 모두 사용하여 &lt;조건&gt;에 맞게 영작하시오. [3점] [3.0점]</w:t>
       </w:r>
     </w:p>
     <w:p>
@@ -2255,15 +2769,49 @@
           <w:sz w:val="17"/>
           <w:u w:val="none"/>
         </w:rPr>
-        <w:t>The approximate number system is the technical term often used to describe animals’ judgement of numbers, and what it does not provide is precision. In every species tested, it shows a characteristic pattern of errors: discrimination becomes less accurate as the quantities get bigger. Rhesus monkeys can tell one from two and four from five but start to fail from five upwards. Rats that learned to press a lever a given number of times, from four up to twenty-four, grew less and less precise as the number rose, and by the top end of the range they would merely produce a spread of numbers around the target.</w:t>
+        <w:t xml:space="preserve">Rats that learned to press a lever a given number of times, from four up to twenty-four, </w:t>
+      </w:r>
+      <w:r>
+        <w:rPr>
+          <w:rFonts w:ascii="맑은 고딕" w:hAnsi="맑은 고딕" w:eastAsia="맑은 고딕"/>
+          <w:b w:val="0"/>
+          <w:sz w:val="17"/>
+          <w:u w:val="single"/>
+        </w:rPr>
+        <w:t>became markedly less and less precise in their responses as the number increased</w:t>
+      </w:r>
+      <w:r>
+        <w:rPr>
+          <w:rFonts w:ascii="맑은 고딕" w:hAnsi="맑은 고딕" w:eastAsia="맑은 고딕"/>
+          <w:b w:val="0"/>
+          <w:sz w:val="17"/>
+          <w:u w:val="none"/>
+        </w:rPr>
+        <w:t>: by the top end of the range they would merely produce a spread of numbers around the target.</w:t>
       </w:r>
     </w:p>
     <w:p>
       <w:pPr>
-        <w:spacing w:before="0" w:after="0" w:line="269" w:lineRule="auto"/>
-        <w:ind w:left="180" w:hanging="180"/>
+        <w:spacing w:before="0" w:after="60" w:line="288" w:lineRule="auto"/>
+        <w:ind w:left="40"/>
         <w:snapToGrid w:val="0"/>
-      </w:pPr>
+        <w:pBdr>
+          <w:top w:val="single" w:sz="4" w:space="2" w:color="9B6BD0"/>
+          <w:left w:val="single" w:sz="4" w:space="2" w:color="9B6BD0"/>
+          <w:bottom w:val="single" w:sz="4" w:space="2" w:color="9B6BD0"/>
+          <w:right w:val="single" w:sz="4" w:space="2" w:color="9B6BD0"/>
+        </w:pBdr>
+        <w:shd w:val="clear" w:color="auto" w:fill="FAF5FF"/>
+      </w:pPr>
+      <w:r>
+        <w:rPr>
+          <w:rFonts w:ascii="맑은 고딕" w:hAnsi="맑은 고딕" w:eastAsia="맑은 고딕"/>
+          <w:b/>
+          <w:sz w:val="17"/>
+          <w:u w:val="none"/>
+        </w:rPr>
+        <w:t>&lt;보 기&gt;</w:t>
+      </w:r>
       <w:r>
         <w:rPr>
           <w:rFonts w:ascii="맑은 고딕" w:hAnsi="맑은 고딕" w:eastAsia="맑은 고딕"/>
@@ -2271,14 +2819,44 @@
           <w:sz w:val="17"/>
           <w:u w:val="none"/>
         </w:rPr>
-        <w:t>① The approximate number system is a term for the way animals judge numbers.</w:t>
+        <w:t xml:space="preserve"> the more / the number / increased / the less / precise / the rats / became / in their responses</w:t>
       </w:r>
     </w:p>
     <w:p>
       <w:pPr>
-        <w:spacing w:before="0" w:after="0" w:line="269" w:lineRule="auto"/>
-        <w:ind w:left="180" w:hanging="180"/>
+        <w:spacing w:before="0" w:after="0" w:line="288" w:lineRule="auto"/>
+        <w:ind w:left="40"/>
         <w:snapToGrid w:val="0"/>
+        <w:pBdr>
+          <w:top w:val="single" w:sz="4" w:space="2" w:color="9B6BD0"/>
+          <w:left w:val="single" w:sz="4" w:space="2" w:color="9B6BD0"/>
+          <w:bottom w:val="single" w:sz="4" w:space="2" w:color="9B6BD0"/>
+          <w:right w:val="single" w:sz="4" w:space="2" w:color="9B6BD0"/>
+        </w:pBdr>
+        <w:shd w:val="clear" w:color="auto" w:fill="FAF5FF"/>
+      </w:pPr>
+      <w:r>
+        <w:rPr>
+          <w:rFonts w:ascii="맑은 고딕" w:hAnsi="맑은 고딕" w:eastAsia="맑은 고딕"/>
+          <w:b/>
+          <w:sz w:val="17"/>
+          <w:u w:val="none"/>
+        </w:rPr>
+        <w:t>&lt;조 건&gt;</w:t>
+      </w:r>
+    </w:p>
+    <w:p>
+      <w:pPr>
+        <w:spacing w:before="0" w:after="0" w:line="288" w:lineRule="auto"/>
+        <w:ind w:left="40"/>
+        <w:snapToGrid w:val="0"/>
+        <w:pBdr>
+          <w:top w:val="single" w:sz="4" w:space="2" w:color="9B6BD0"/>
+          <w:left w:val="single" w:sz="4" w:space="2" w:color="9B6BD0"/>
+          <w:bottom w:val="single" w:sz="4" w:space="2" w:color="9B6BD0"/>
+          <w:right w:val="single" w:sz="4" w:space="2" w:color="9B6BD0"/>
+        </w:pBdr>
+        <w:shd w:val="clear" w:color="auto" w:fill="FAF5FF"/>
       </w:pPr>
       <w:r>
         <w:rPr>
@@ -2287,14 +2865,21 @@
           <w:sz w:val="17"/>
           <w:u w:val="none"/>
         </w:rPr>
-        <w:t>② The pattern of errors differs from one tested species to another.</w:t>
+        <w:t>1. &lt;보기&gt;의 표현을 모두 한 번씩만 사용할 것</w:t>
       </w:r>
     </w:p>
     <w:p>
       <w:pPr>
-        <w:spacing w:before="0" w:after="0" w:line="269" w:lineRule="auto"/>
-        <w:ind w:left="180" w:hanging="180"/>
+        <w:spacing w:before="0" w:after="0" w:line="288" w:lineRule="auto"/>
+        <w:ind w:left="40"/>
         <w:snapToGrid w:val="0"/>
+        <w:pBdr>
+          <w:top w:val="single" w:sz="4" w:space="2" w:color="9B6BD0"/>
+          <w:left w:val="single" w:sz="4" w:space="2" w:color="9B6BD0"/>
+          <w:bottom w:val="single" w:sz="4" w:space="2" w:color="9B6BD0"/>
+          <w:right w:val="single" w:sz="4" w:space="2" w:color="9B6BD0"/>
+        </w:pBdr>
+        <w:shd w:val="clear" w:color="auto" w:fill="FAF5FF"/>
       </w:pPr>
       <w:r>
         <w:rPr>
@@ -2303,14 +2888,21 @@
           <w:sz w:val="17"/>
           <w:u w:val="none"/>
         </w:rPr>
-        <w:t>③ Rhesus monkeys begin to make mistakes once the numbers reach five or more.</w:t>
+        <w:t>2. 어형을 바꾸지 말고 다른 단어를 추가하지 말 것</w:t>
       </w:r>
     </w:p>
     <w:p>
       <w:pPr>
-        <w:spacing w:before="0" w:after="0" w:line="269" w:lineRule="auto"/>
-        <w:ind w:left="180" w:hanging="180"/>
+        <w:spacing w:before="0" w:after="0" w:line="288" w:lineRule="auto"/>
+        <w:ind w:left="40"/>
         <w:snapToGrid w:val="0"/>
+        <w:pBdr>
+          <w:top w:val="single" w:sz="4" w:space="2" w:color="9B6BD0"/>
+          <w:left w:val="single" w:sz="4" w:space="2" w:color="9B6BD0"/>
+          <w:bottom w:val="single" w:sz="4" w:space="2" w:color="9B6BD0"/>
+          <w:right w:val="single" w:sz="4" w:space="2" w:color="9B6BD0"/>
+        </w:pBdr>
+        <w:shd w:val="clear" w:color="auto" w:fill="FAF5FF"/>
       </w:pPr>
       <w:r>
         <w:rPr>
@@ -2319,14 +2911,21 @@
           <w:sz w:val="17"/>
           <w:u w:val="none"/>
         </w:rPr>
-        <w:t>④ The rats were trained on numbers ranging from four to twenty-four.</w:t>
+        <w:t>3. ‘the + 비교급 ~, the + 비교급 …’ 구문으로 쓸 것</w:t>
       </w:r>
     </w:p>
     <w:p>
       <w:pPr>
-        <w:spacing w:before="0" w:after="0" w:line="269" w:lineRule="auto"/>
-        <w:ind w:left="180" w:hanging="180"/>
+        <w:spacing w:before="0" w:after="0" w:line="288" w:lineRule="auto"/>
+        <w:ind w:left="40"/>
         <w:snapToGrid w:val="0"/>
+        <w:pBdr>
+          <w:top w:val="single" w:sz="4" w:space="2" w:color="9B6BD0"/>
+          <w:left w:val="single" w:sz="4" w:space="2" w:color="9B6BD0"/>
+          <w:bottom w:val="single" w:sz="4" w:space="2" w:color="9B6BD0"/>
+          <w:right w:val="single" w:sz="4" w:space="2" w:color="9B6BD0"/>
+        </w:pBdr>
+        <w:shd w:val="clear" w:color="auto" w:fill="FAF5FF"/>
       </w:pPr>
       <w:r>
         <w:rPr>
@@ -2335,7 +2934,63 @@
           <w:sz w:val="17"/>
           <w:u w:val="none"/>
         </w:rPr>
-        <w:t>⑤ At the highest numbers, the rats’ presses gathered loosely around the correct number.</w:t>
+        <w:t>4. 총 14단어로 쓸 것</w:t>
+      </w:r>
+    </w:p>
+    <w:p>
+      <w:pPr>
+        <w:spacing w:before="0" w:after="60" w:line="288" w:lineRule="auto"/>
+        <w:ind w:left="40"/>
+        <w:snapToGrid w:val="0"/>
+        <w:pBdr>
+          <w:top w:val="single" w:sz="4" w:space="2" w:color="9B6BD0"/>
+          <w:left w:val="single" w:sz="4" w:space="2" w:color="9B6BD0"/>
+          <w:bottom w:val="single" w:sz="4" w:space="2" w:color="9B6BD0"/>
+          <w:right w:val="single" w:sz="4" w:space="2" w:color="9B6BD0"/>
+        </w:pBdr>
+        <w:shd w:val="clear" w:color="auto" w:fill="FAF5FF"/>
+      </w:pPr>
+      <w:r>
+        <w:rPr>
+          <w:rFonts w:ascii="맑은 고딕" w:hAnsi="맑은 고딕" w:eastAsia="맑은 고딕"/>
+          <w:b w:val="0"/>
+          <w:sz w:val="17"/>
+          <w:u w:val="none"/>
+        </w:rPr>
+        <w:t>5. 답안지에 소문항 번호를 정확하게 기입할 것</w:t>
+      </w:r>
+    </w:p>
+    <w:p>
+      <w:pPr>
+        <w:spacing w:before="0" w:after="40" w:line="360" w:lineRule="auto"/>
+        <w:snapToGrid w:val="0"/>
+      </w:pPr>
+      <w:r>
+        <w:rPr>
+          <w:rFonts w:ascii="맑은 고딕" w:hAnsi="맑은 고딕" w:eastAsia="맑은 고딕"/>
+          <w:b w:val="0"/>
+          <w:sz w:val="17"/>
+          <w:u w:val="none"/>
+        </w:rPr>
+        <w:t>⇒ ______________________________________________________________ .</w:t>
+      </w:r>
+    </w:p>
+    <w:p>
+      <w:pPr>
+        <w:keepNext/>
+        <w:spacing w:before="80" w:after="40" w:line="276" w:lineRule="auto"/>
+        <w:snapToGrid w:val="0"/>
+        <w:shd w:val="clear" w:color="auto" w:fill="6B21A8"/>
+      </w:pPr>
+      <w:r>
+        <w:rPr>
+          <w:rFonts w:ascii="맑은 고딕" w:hAnsi="맑은 고딕" w:eastAsia="맑은 고딕"/>
+          <w:b/>
+          <w:color w:val="FFFFFF"/>
+          <w:sz w:val="17"/>
+          <w:u w:val="none"/>
+        </w:rPr>
+        <w:t>[지문 구조]  ※ 앞 문항을 모두 푼 뒤에 풀 것</w:t>
       </w:r>
     </w:p>
     <w:p>
@@ -2351,7 +3006,7 @@
           <w:sz w:val="17"/>
           <w:u w:val="none"/>
         </w:rPr>
-        <w:t>32-7.</w:t>
+        <w:t>32-8.</w:t>
       </w:r>
       <w:r>
         <w:rPr>
@@ -2360,7 +3015,76 @@
           <w:sz w:val="17"/>
           <w:u w:val="none"/>
         </w:rPr>
-        <w:t xml:space="preserve"> 다음 글의 내용을 한 문장으로 요약하고자 한다. 빈칸 (A), (B)에 들어갈 말로 가장 적절한 것은? [3.0점]</w:t>
+        <w:t xml:space="preserve"> 주어진 글 다음에 이어질 글의 순서로 가장 적절한 것은? [2.7점]</w:t>
+      </w:r>
+    </w:p>
+    <w:p>
+      <w:pPr>
+        <w:spacing w:before="0" w:after="60" w:line="288" w:lineRule="auto"/>
+        <w:ind w:left="40"/>
+        <w:snapToGrid w:val="0"/>
+        <w:pBdr>
+          <w:top w:val="single" w:sz="4" w:space="2" w:color="C99B4E"/>
+          <w:left w:val="single" w:sz="4" w:space="2" w:color="C99B4E"/>
+          <w:bottom w:val="single" w:sz="4" w:space="2" w:color="C99B4E"/>
+          <w:right w:val="single" w:sz="4" w:space="2" w:color="C99B4E"/>
+        </w:pBdr>
+        <w:shd w:val="clear" w:color="auto" w:fill="FFF8E1"/>
+      </w:pPr>
+      <w:r>
+        <w:rPr>
+          <w:rFonts w:ascii="맑은 고딕" w:hAnsi="맑은 고딕" w:eastAsia="맑은 고딕"/>
+          <w:b w:val="0"/>
+          <w:sz w:val="17"/>
+          <w:u w:val="none"/>
+        </w:rPr>
+        <w:t>The technical term often used to describe animals’ judgement of numbers is the approximate number system. What it does not provide is precision.</w:t>
+      </w:r>
+    </w:p>
+    <w:p>
+      <w:pPr>
+        <w:spacing w:before="0" w:after="0" w:line="288" w:lineRule="auto"/>
+        <w:ind w:left="40"/>
+        <w:snapToGrid w:val="0"/>
+        <w:pBdr>
+          <w:top w:val="single" w:sz="4" w:space="2" w:color="999999"/>
+          <w:left w:val="single" w:sz="4" w:space="2" w:color="999999"/>
+          <w:bottom w:val="single" w:sz="4" w:space="2" w:color="999999"/>
+          <w:right w:val="single" w:sz="4" w:space="2" w:color="999999"/>
+        </w:pBdr>
+        <w:shd w:val="clear" w:color="auto" w:fill="F6F3EA"/>
+      </w:pPr>
+      <w:r>
+        <w:rPr>
+          <w:rFonts w:ascii="맑은 고딕" w:hAnsi="맑은 고딕" w:eastAsia="맑은 고딕"/>
+          <w:b w:val="0"/>
+          <w:sz w:val="17"/>
+          <w:u w:val="none"/>
+        </w:rPr>
+        <w:t>(A) It is a common observation that when testing the accuracy of animals’ number sense, the size of the numbers matters.</w:t>
+      </w:r>
+    </w:p>
+    <w:p>
+      <w:pPr>
+        <w:spacing w:before="0" w:after="0" w:line="288" w:lineRule="auto"/>
+        <w:ind w:left="40"/>
+        <w:snapToGrid w:val="0"/>
+        <w:pBdr>
+          <w:top w:val="single" w:sz="4" w:space="2" w:color="999999"/>
+          <w:left w:val="single" w:sz="4" w:space="2" w:color="999999"/>
+          <w:bottom w:val="single" w:sz="4" w:space="2" w:color="999999"/>
+          <w:right w:val="single" w:sz="4" w:space="2" w:color="999999"/>
+        </w:pBdr>
+        <w:shd w:val="clear" w:color="auto" w:fill="F6F3EA"/>
+      </w:pPr>
+      <w:r>
+        <w:rPr>
+          <w:rFonts w:ascii="맑은 고딕" w:hAnsi="맑은 고딕" w:eastAsia="맑은 고딕"/>
+          <w:b w:val="0"/>
+          <w:sz w:val="17"/>
+          <w:u w:val="none"/>
+        </w:rPr>
+        <w:t>(B) It shows — and this is the same in every species tested — a characteristic pattern of errors, with discrimination becoming less accurate as the quantities get bigger.</w:t>
       </w:r>
     </w:p>
     <w:p>
@@ -2383,30 +3107,7 @@
           <w:sz w:val="17"/>
           <w:u w:val="none"/>
         </w:rPr>
-        <w:t>Animals’ judgement of numbers is described by the term approximate number system. Precision is the one thing it does not provide. Its errors follow a characteristic pattern that is the same in every species tested: discrimination becomes less accurate as the quantities get bigger. Rhesus monkeys start to fail from five upwards, and rats that learned to press a lever up to twenty-four times could, at the top end of the range, merely produce a spread of numbers around the target. When testing animals’ number sense, the size of the numbers matters.</w:t>
-      </w:r>
-    </w:p>
-    <w:p>
-      <w:pPr>
-        <w:spacing w:before="0" w:after="60" w:line="288" w:lineRule="auto"/>
-        <w:ind w:left="40"/>
-        <w:snapToGrid w:val="0"/>
-        <w:pBdr>
-          <w:top w:val="single" w:sz="4" w:space="2" w:color="C99B4E"/>
-          <w:left w:val="single" w:sz="4" w:space="2" w:color="C99B4E"/>
-          <w:bottom w:val="single" w:sz="4" w:space="2" w:color="C99B4E"/>
-          <w:right w:val="single" w:sz="4" w:space="2" w:color="C99B4E"/>
-        </w:pBdr>
-        <w:shd w:val="clear" w:color="auto" w:fill="FFF8E1"/>
-      </w:pPr>
-      <w:r>
-        <w:rPr>
-          <w:rFonts w:ascii="맑은 고딕" w:hAnsi="맑은 고딕" w:eastAsia="맑은 고딕"/>
-          <w:b w:val="0"/>
-          <w:sz w:val="17"/>
-          <w:u w:val="none"/>
-        </w:rPr>
-        <w:t>Animals can judge numbers only ______(A)______, and their judgement becomes ______(B)______ as the numbers increase.</w:t>
+        <w:t>(C) Rhesus monkeys can tell one from two, two from three, three from four, four from five ... but start to fail from five upwards. Rats that learned to press a lever a given number of times, from four up to twenty-four, became markedly less and less precise in their responses as the number increased: by the top end of the range they would merely produce a spread of numbers around the target.</w:t>
       </w:r>
     </w:p>
     <w:p>
@@ -2422,7 +3123,7 @@
           <w:sz w:val="17"/>
           <w:u w:val="none"/>
         </w:rPr>
-        <w:t>① (A) in a rough way  (B) less dependable</w:t>
+        <w:t>① (A) - (C) - (B)</w:t>
       </w:r>
     </w:p>
     <w:p>
@@ -2438,7 +3139,7 @@
           <w:sz w:val="17"/>
           <w:u w:val="none"/>
         </w:rPr>
-        <w:t>② (A) in a rough way  (B) more consistent</w:t>
+        <w:t>② (B) - (A) - (C)</w:t>
       </w:r>
     </w:p>
     <w:p>
@@ -2454,7 +3155,7 @@
           <w:sz w:val="17"/>
           <w:u w:val="none"/>
         </w:rPr>
-        <w:t>③ (A) after long training  (B) less dependable</w:t>
+        <w:t>③ (B) - (C) - (A)</w:t>
       </w:r>
     </w:p>
     <w:p>
@@ -2470,7 +3171,7 @@
           <w:sz w:val="17"/>
           <w:u w:val="none"/>
         </w:rPr>
-        <w:t>④ (A) with perfect accuracy  (B) noticeably slower</w:t>
+        <w:t>④ (C) - (A) - (B)</w:t>
       </w:r>
     </w:p>
     <w:p>
@@ -2486,512 +3187,7 @@
           <w:sz w:val="17"/>
           <w:u w:val="none"/>
         </w:rPr>
-        <w:t>⑤ (A) in small groups  (B) more cautious</w:t>
-      </w:r>
-    </w:p>
-    <w:p>
-      <w:pPr>
-        <w:keepNext/>
-        <w:spacing w:before="80" w:after="40" w:line="276" w:lineRule="auto"/>
-        <w:snapToGrid w:val="0"/>
-        <w:shd w:val="clear" w:color="auto" w:fill="8A3A12"/>
-      </w:pPr>
-      <w:r>
-        <w:rPr>
-          <w:rFonts w:ascii="맑은 고딕" w:hAnsi="맑은 고딕" w:eastAsia="맑은 고딕"/>
-          <w:b/>
-          <w:color w:val="FFFFFF"/>
-          <w:sz w:val="17"/>
-          <w:u w:val="none"/>
-        </w:rPr>
-        <w:t>서답형  32-서1 ~ 32-서2</w:t>
-      </w:r>
-    </w:p>
-    <w:p>
-      <w:pPr>
-        <w:keepNext/>
-        <w:spacing w:before="80" w:after="20" w:line="276" w:lineRule="auto"/>
-        <w:snapToGrid w:val="0"/>
-      </w:pPr>
-      <w:r>
-        <w:rPr>
-          <w:rFonts w:ascii="맑은 고딕" w:hAnsi="맑은 고딕" w:eastAsia="맑은 고딕"/>
-          <w:b/>
-          <w:sz w:val="17"/>
-          <w:u w:val="none"/>
-        </w:rPr>
-        <w:t>32-서1.</w:t>
-      </w:r>
-      <w:r>
-        <w:rPr>
-          <w:rFonts w:ascii="맑은 고딕" w:hAnsi="맑은 고딕" w:eastAsia="맑은 고딕"/>
-          <w:b w:val="0"/>
-          <w:sz w:val="17"/>
-          <w:u w:val="none"/>
-        </w:rPr>
-        <w:t xml:space="preserve"> 다음 글의 밑줄 친 부분과 의미가 통하도록 &lt;조건&gt;에 맞게 아래 문장을 완성하시오. [3.0점]</w:t>
-      </w:r>
-    </w:p>
-    <w:p>
-      <w:pPr>
-        <w:spacing w:before="0" w:after="60" w:line="288" w:lineRule="auto"/>
-        <w:ind w:left="40"/>
-        <w:snapToGrid w:val="0"/>
-        <w:pBdr>
-          <w:top w:val="single" w:sz="4" w:space="2" w:color="999999"/>
-          <w:left w:val="single" w:sz="4" w:space="2" w:color="999999"/>
-          <w:bottom w:val="single" w:sz="4" w:space="2" w:color="999999"/>
-          <w:right w:val="single" w:sz="4" w:space="2" w:color="999999"/>
-        </w:pBdr>
-        <w:shd w:val="clear" w:color="auto" w:fill="F6F3EA"/>
-      </w:pPr>
-      <w:r>
-        <w:rPr>
-          <w:rFonts w:ascii="맑은 고딕" w:hAnsi="맑은 고딕" w:eastAsia="맑은 고딕"/>
-          <w:b w:val="0"/>
-          <w:sz w:val="17"/>
-          <w:u w:val="none"/>
-        </w:rPr>
-        <w:t xml:space="preserve">It shows a characteristic pattern of errors, with </w:t>
-      </w:r>
-      <w:r>
-        <w:rPr>
-          <w:rFonts w:ascii="맑은 고딕" w:hAnsi="맑은 고딕" w:eastAsia="맑은 고딕"/>
-          <w:b w:val="0"/>
-          <w:sz w:val="17"/>
-          <w:u w:val="single"/>
-        </w:rPr>
-        <w:t>discrimination becoming less accurate as the quantities get bigger</w:t>
-      </w:r>
-      <w:r>
-        <w:rPr>
-          <w:rFonts w:ascii="맑은 고딕" w:hAnsi="맑은 고딕" w:eastAsia="맑은 고딕"/>
-          <w:b w:val="0"/>
-          <w:sz w:val="17"/>
-          <w:u w:val="none"/>
-        </w:rPr>
-        <w:t>.</w:t>
-      </w:r>
-    </w:p>
-    <w:p>
-      <w:pPr>
-        <w:spacing w:before="0" w:after="0" w:line="288" w:lineRule="auto"/>
-        <w:ind w:left="40"/>
-        <w:snapToGrid w:val="0"/>
-        <w:pBdr>
-          <w:top w:val="single" w:sz="4" w:space="2" w:color="9B6BD0"/>
-          <w:left w:val="single" w:sz="4" w:space="2" w:color="9B6BD0"/>
-          <w:bottom w:val="single" w:sz="4" w:space="2" w:color="9B6BD0"/>
-          <w:right w:val="single" w:sz="4" w:space="2" w:color="9B6BD0"/>
-        </w:pBdr>
-        <w:shd w:val="clear" w:color="auto" w:fill="FAF5FF"/>
-      </w:pPr>
-      <w:r>
-        <w:rPr>
-          <w:rFonts w:ascii="맑은 고딕" w:hAnsi="맑은 고딕" w:eastAsia="맑은 고딕"/>
-          <w:b/>
-          <w:sz w:val="17"/>
-          <w:u w:val="none"/>
-        </w:rPr>
-        <w:t>&lt;조 건&gt;</w:t>
-      </w:r>
-    </w:p>
-    <w:p>
-      <w:pPr>
-        <w:spacing w:before="0" w:after="60" w:line="288" w:lineRule="auto"/>
-        <w:ind w:left="40"/>
-        <w:snapToGrid w:val="0"/>
-        <w:pBdr>
-          <w:top w:val="single" w:sz="4" w:space="2" w:color="9B6BD0"/>
-          <w:left w:val="single" w:sz="4" w:space="2" w:color="9B6BD0"/>
-          <w:bottom w:val="single" w:sz="4" w:space="2" w:color="9B6BD0"/>
-          <w:right w:val="single" w:sz="4" w:space="2" w:color="9B6BD0"/>
-        </w:pBdr>
-        <w:shd w:val="clear" w:color="auto" w:fill="FAF5FF"/>
-      </w:pPr>
-      <w:r>
-        <w:rPr>
-          <w:rFonts w:ascii="맑은 고딕" w:hAnsi="맑은 고딕" w:eastAsia="맑은 고딕"/>
-          <w:b w:val="0"/>
-          <w:sz w:val="17"/>
-          <w:u w:val="none"/>
-        </w:rPr>
-        <w:t>1. 「the + 비교급 ~, the + 비교급 …」 구문으로 쓸 것</w:t>
-      </w:r>
-    </w:p>
-    <w:p>
-      <w:pPr>
-        <w:spacing w:before="0" w:after="40" w:line="360" w:lineRule="auto"/>
-        <w:snapToGrid w:val="0"/>
-      </w:pPr>
-      <w:r>
-        <w:rPr>
-          <w:rFonts w:ascii="맑은 고딕" w:hAnsi="맑은 고딕" w:eastAsia="맑은 고딕"/>
-          <w:b w:val="0"/>
-          <w:sz w:val="17"/>
-          <w:u w:val="none"/>
-        </w:rPr>
-        <w:t>→ The bigger the quantities get, ________ ________ ________ ________ ________.</w:t>
-      </w:r>
-    </w:p>
-    <w:p>
-      <w:pPr>
-        <w:keepNext/>
-        <w:spacing w:before="80" w:after="20" w:line="276" w:lineRule="auto"/>
-        <w:snapToGrid w:val="0"/>
-      </w:pPr>
-      <w:r>
-        <w:rPr>
-          <w:rFonts w:ascii="맑은 고딕" w:hAnsi="맑은 고딕" w:eastAsia="맑은 고딕"/>
-          <w:b/>
-          <w:sz w:val="17"/>
-          <w:u w:val="none"/>
-        </w:rPr>
-        <w:t>32-서2.</w:t>
-      </w:r>
-      <w:r>
-        <w:rPr>
-          <w:rFonts w:ascii="맑은 고딕" w:hAnsi="맑은 고딕" w:eastAsia="맑은 고딕"/>
-          <w:b w:val="0"/>
-          <w:sz w:val="17"/>
-          <w:u w:val="none"/>
-        </w:rPr>
-        <w:t xml:space="preserve"> 다음 글의 내용을 요약한 문장의 빈칸 (A)~(C)에 들어갈 말을 &lt;보기&gt;에서 골라 쓰시오. (단, 필요한 경우 어형을 바꾸고, 각 빈칸에 한 단어만 쓸 것) [3.0점]</w:t>
-      </w:r>
-    </w:p>
-    <w:p>
-      <w:pPr>
-        <w:spacing w:before="0" w:after="60" w:line="288" w:lineRule="auto"/>
-        <w:ind w:left="40"/>
-        <w:snapToGrid w:val="0"/>
-        <w:pBdr>
-          <w:top w:val="single" w:sz="4" w:space="2" w:color="999999"/>
-          <w:left w:val="single" w:sz="4" w:space="2" w:color="999999"/>
-          <w:bottom w:val="single" w:sz="4" w:space="2" w:color="999999"/>
-          <w:right w:val="single" w:sz="4" w:space="2" w:color="999999"/>
-        </w:pBdr>
-        <w:shd w:val="clear" w:color="auto" w:fill="F6F3EA"/>
-      </w:pPr>
-      <w:r>
-        <w:rPr>
-          <w:rFonts w:ascii="맑은 고딕" w:hAnsi="맑은 고딕" w:eastAsia="맑은 고딕"/>
-          <w:b w:val="0"/>
-          <w:sz w:val="17"/>
-          <w:u w:val="none"/>
-        </w:rPr>
-        <w:t>When scientists examine animals’ number sense, they find the same pattern of errors in every species: the bigger the quantities get, the bigger the errors become. Rats that had learned to press a lever a given number of times, as many as twenty-four, would merely produce a spread of numbers around the target.</w:t>
-      </w:r>
-    </w:p>
-    <w:p>
-      <w:pPr>
-        <w:spacing w:before="0" w:after="60" w:line="288" w:lineRule="auto"/>
-        <w:ind w:left="40"/>
-        <w:snapToGrid w:val="0"/>
-        <w:pBdr>
-          <w:top w:val="single" w:sz="4" w:space="2" w:color="C99B4E"/>
-          <w:left w:val="single" w:sz="4" w:space="2" w:color="C99B4E"/>
-          <w:bottom w:val="single" w:sz="4" w:space="2" w:color="C99B4E"/>
-          <w:right w:val="single" w:sz="4" w:space="2" w:color="C99B4E"/>
-        </w:pBdr>
-        <w:shd w:val="clear" w:color="auto" w:fill="FFF8E1"/>
-      </w:pPr>
-      <w:r>
-        <w:rPr>
-          <w:rFonts w:ascii="맑은 고딕" w:hAnsi="맑은 고딕" w:eastAsia="맑은 고딕"/>
-          <w:b w:val="0"/>
-          <w:sz w:val="17"/>
-          <w:u w:val="none"/>
-        </w:rPr>
-        <w:t>Animals ___(A)___ on their number sense make errors that grow with ___(B)___ quantities, and rats ___(C)___ to press a lever many times could only come close to the target.</w:t>
-      </w:r>
-    </w:p>
-    <w:p>
-      <w:pPr>
-        <w:spacing w:before="0" w:after="60" w:line="288" w:lineRule="auto"/>
-        <w:ind w:left="40"/>
-        <w:snapToGrid w:val="0"/>
-        <w:pBdr>
-          <w:top w:val="single" w:sz="4" w:space="2" w:color="9B6BD0"/>
-          <w:left w:val="single" w:sz="4" w:space="2" w:color="9B6BD0"/>
-          <w:bottom w:val="single" w:sz="4" w:space="2" w:color="9B6BD0"/>
-          <w:right w:val="single" w:sz="4" w:space="2" w:color="9B6BD0"/>
-        </w:pBdr>
-        <w:shd w:val="clear" w:color="auto" w:fill="FAF5FF"/>
-      </w:pPr>
-      <w:r>
-        <w:rPr>
-          <w:rFonts w:ascii="맑은 고딕" w:hAnsi="맑은 고딕" w:eastAsia="맑은 고딕"/>
-          <w:b/>
-          <w:sz w:val="17"/>
-          <w:u w:val="none"/>
-        </w:rPr>
-        <w:t>&lt;보 기&gt;</w:t>
-      </w:r>
-      <w:r>
-        <w:rPr>
-          <w:rFonts w:ascii="맑은 고딕" w:hAnsi="맑은 고딕" w:eastAsia="맑은 고딕"/>
-          <w:b w:val="0"/>
-          <w:sz w:val="17"/>
-          <w:u w:val="none"/>
-        </w:rPr>
-        <w:t xml:space="preserve"> provide / test / fail / increase / describe / teach / produce / discriminate / press / show / matter / approximate</w:t>
-      </w:r>
-    </w:p>
-    <w:p>
-      <w:pPr>
-        <w:spacing w:before="0" w:after="40" w:line="360" w:lineRule="auto"/>
-        <w:snapToGrid w:val="0"/>
-      </w:pPr>
-      <w:r>
-        <w:rPr>
-          <w:rFonts w:ascii="맑은 고딕" w:hAnsi="맑은 고딕" w:eastAsia="맑은 고딕"/>
-          <w:b w:val="0"/>
-          <w:sz w:val="17"/>
-          <w:u w:val="none"/>
-        </w:rPr>
-        <w:t>(A) ______________   (B) ______________   (C) ______________</w:t>
-      </w:r>
-    </w:p>
-    <w:p>
-      <w:pPr>
-        <w:keepNext/>
-        <w:spacing w:before="80" w:after="40" w:line="276" w:lineRule="auto"/>
-        <w:snapToGrid w:val="0"/>
-        <w:shd w:val="clear" w:color="auto" w:fill="6B21A8"/>
-      </w:pPr>
-      <w:r>
-        <w:rPr>
-          <w:rFonts w:ascii="맑은 고딕" w:hAnsi="맑은 고딕" w:eastAsia="맑은 고딕"/>
-          <w:b/>
-          <w:color w:val="FFFFFF"/>
-          <w:sz w:val="17"/>
-          <w:u w:val="none"/>
-        </w:rPr>
-        <w:t>[지문 구조]  ※ 앞 문항을 모두 푼 뒤에 풀 것</w:t>
-      </w:r>
-    </w:p>
-    <w:p>
-      <w:pPr>
-        <w:keepNext/>
-        <w:spacing w:before="80" w:after="20" w:line="276" w:lineRule="auto"/>
-        <w:snapToGrid w:val="0"/>
-      </w:pPr>
-      <w:r>
-        <w:rPr>
-          <w:rFonts w:ascii="맑은 고딕" w:hAnsi="맑은 고딕" w:eastAsia="맑은 고딕"/>
-          <w:b/>
-          <w:sz w:val="17"/>
-          <w:u w:val="none"/>
-        </w:rPr>
-        <w:t>32-8.</w:t>
-      </w:r>
-      <w:r>
-        <w:rPr>
-          <w:rFonts w:ascii="맑은 고딕" w:hAnsi="맑은 고딕" w:eastAsia="맑은 고딕"/>
-          <w:b w:val="0"/>
-          <w:sz w:val="17"/>
-          <w:u w:val="none"/>
-        </w:rPr>
-        <w:t xml:space="preserve"> 주어진 글 다음에 이어질 글의 순서로 가장 적절한 것은? [2.7점]</w:t>
-      </w:r>
-    </w:p>
-    <w:p>
-      <w:pPr>
-        <w:spacing w:before="0" w:after="60" w:line="288" w:lineRule="auto"/>
-        <w:ind w:left="40"/>
-        <w:snapToGrid w:val="0"/>
-        <w:pBdr>
-          <w:top w:val="single" w:sz="4" w:space="2" w:color="C99B4E"/>
-          <w:left w:val="single" w:sz="4" w:space="2" w:color="C99B4E"/>
-          <w:bottom w:val="single" w:sz="4" w:space="2" w:color="C99B4E"/>
-          <w:right w:val="single" w:sz="4" w:space="2" w:color="C99B4E"/>
-        </w:pBdr>
-        <w:shd w:val="clear" w:color="auto" w:fill="FFF8E1"/>
-      </w:pPr>
-      <w:r>
-        <w:rPr>
-          <w:rFonts w:ascii="맑은 고딕" w:hAnsi="맑은 고딕" w:eastAsia="맑은 고딕"/>
-          <w:b w:val="0"/>
-          <w:sz w:val="17"/>
-          <w:u w:val="none"/>
-        </w:rPr>
-        <w:t>The technical term often used to describe animals’ judgement of numbers is the approximate number system. What it does not provide is precision.</w:t>
-      </w:r>
-    </w:p>
-    <w:p>
-      <w:pPr>
-        <w:spacing w:before="0" w:after="0" w:line="288" w:lineRule="auto"/>
-        <w:ind w:left="40"/>
-        <w:snapToGrid w:val="0"/>
-        <w:pBdr>
-          <w:top w:val="single" w:sz="4" w:space="2" w:color="999999"/>
-          <w:left w:val="single" w:sz="4" w:space="2" w:color="999999"/>
-          <w:bottom w:val="single" w:sz="4" w:space="2" w:color="999999"/>
-          <w:right w:val="single" w:sz="4" w:space="2" w:color="999999"/>
-        </w:pBdr>
-        <w:shd w:val="clear" w:color="auto" w:fill="F6F3EA"/>
-      </w:pPr>
-      <w:r>
-        <w:rPr>
-          <w:rFonts w:ascii="맑은 고딕" w:hAnsi="맑은 고딕" w:eastAsia="맑은 고딕"/>
-          <w:b/>
-          <w:sz w:val="17"/>
-          <w:u w:val="none"/>
-        </w:rPr>
-        <w:t>(A)</w:t>
-      </w:r>
-      <w:r>
-        <w:rPr>
-          <w:rFonts w:ascii="맑은 고딕" w:hAnsi="맑은 고딕" w:eastAsia="맑은 고딕"/>
-          <w:b w:val="0"/>
-          <w:sz w:val="17"/>
-          <w:u w:val="none"/>
-        </w:rPr>
-        <w:t xml:space="preserve"> Rats that learned to press a lever a given number of times, from four up to twenty-four, likewise became markedly less and less precise in their responses as the number rose. It is a common observation that when testing the accuracy of animals’ number sense, the size of the numbers matters.</w:t>
-      </w:r>
-    </w:p>
-    <w:p>
-      <w:pPr>
-        <w:spacing w:before="0" w:after="0" w:line="288" w:lineRule="auto"/>
-        <w:ind w:left="40"/>
-        <w:snapToGrid w:val="0"/>
-        <w:pBdr>
-          <w:top w:val="single" w:sz="4" w:space="2" w:color="999999"/>
-          <w:left w:val="single" w:sz="4" w:space="2" w:color="999999"/>
-          <w:bottom w:val="single" w:sz="4" w:space="2" w:color="999999"/>
-          <w:right w:val="single" w:sz="4" w:space="2" w:color="999999"/>
-        </w:pBdr>
-        <w:shd w:val="clear" w:color="auto" w:fill="F6F3EA"/>
-      </w:pPr>
-      <w:r>
-        <w:rPr>
-          <w:rFonts w:ascii="맑은 고딕" w:hAnsi="맑은 고딕" w:eastAsia="맑은 고딕"/>
-          <w:b/>
-          <w:sz w:val="17"/>
-          <w:u w:val="none"/>
-        </w:rPr>
-        <w:t>(B)</w:t>
-      </w:r>
-      <w:r>
-        <w:rPr>
-          <w:rFonts w:ascii="맑은 고딕" w:hAnsi="맑은 고딕" w:eastAsia="맑은 고딕"/>
-          <w:b w:val="0"/>
-          <w:sz w:val="17"/>
-          <w:u w:val="none"/>
-        </w:rPr>
-        <w:t xml:space="preserve"> It shows — and this is the same in every species tested — a characteristic pattern of errors, with discrimination becoming less accurate as the quantities get bigger.</w:t>
-      </w:r>
-    </w:p>
-    <w:p>
-      <w:pPr>
-        <w:spacing w:before="0" w:after="60" w:line="288" w:lineRule="auto"/>
-        <w:ind w:left="40"/>
-        <w:snapToGrid w:val="0"/>
-        <w:pBdr>
-          <w:top w:val="single" w:sz="4" w:space="2" w:color="999999"/>
-          <w:left w:val="single" w:sz="4" w:space="2" w:color="999999"/>
-          <w:bottom w:val="single" w:sz="4" w:space="2" w:color="999999"/>
-          <w:right w:val="single" w:sz="4" w:space="2" w:color="999999"/>
-        </w:pBdr>
-        <w:shd w:val="clear" w:color="auto" w:fill="F6F3EA"/>
-      </w:pPr>
-      <w:r>
-        <w:rPr>
-          <w:rFonts w:ascii="맑은 고딕" w:hAnsi="맑은 고딕" w:eastAsia="맑은 고딕"/>
-          <w:b/>
-          <w:sz w:val="17"/>
-          <w:u w:val="none"/>
-        </w:rPr>
-        <w:t>(C)</w:t>
-      </w:r>
-      <w:r>
-        <w:rPr>
-          <w:rFonts w:ascii="맑은 고딕" w:hAnsi="맑은 고딕" w:eastAsia="맑은 고딕"/>
-          <w:b w:val="0"/>
-          <w:sz w:val="17"/>
-          <w:u w:val="none"/>
-        </w:rPr>
-        <w:t xml:space="preserve"> Rhesus monkeys can tell one from two, two from three, three from four, four from five ... but start to fail from five upwards.</w:t>
-      </w:r>
-    </w:p>
-    <w:p>
-      <w:pPr>
-        <w:spacing w:before="0" w:after="0" w:line="269" w:lineRule="auto"/>
-        <w:ind w:left="180" w:hanging="180"/>
-        <w:snapToGrid w:val="0"/>
-      </w:pPr>
-      <w:r>
-        <w:rPr>
-          <w:rFonts w:ascii="맑은 고딕" w:hAnsi="맑은 고딕" w:eastAsia="맑은 고딕"/>
-          <w:b w:val="0"/>
-          <w:sz w:val="17"/>
-          <w:u w:val="none"/>
-        </w:rPr>
-        <w:t>① (A) – (C) – (B)</w:t>
-      </w:r>
-    </w:p>
-    <w:p>
-      <w:pPr>
-        <w:spacing w:before="0" w:after="0" w:line="269" w:lineRule="auto"/>
-        <w:ind w:left="180" w:hanging="180"/>
-        <w:snapToGrid w:val="0"/>
-      </w:pPr>
-      <w:r>
-        <w:rPr>
-          <w:rFonts w:ascii="맑은 고딕" w:hAnsi="맑은 고딕" w:eastAsia="맑은 고딕"/>
-          <w:b w:val="0"/>
-          <w:sz w:val="17"/>
-          <w:u w:val="none"/>
-        </w:rPr>
-        <w:t>② (B) – (A) – (C)</w:t>
-      </w:r>
-    </w:p>
-    <w:p>
-      <w:pPr>
-        <w:spacing w:before="0" w:after="0" w:line="269" w:lineRule="auto"/>
-        <w:ind w:left="180" w:hanging="180"/>
-        <w:snapToGrid w:val="0"/>
-      </w:pPr>
-      <w:r>
-        <w:rPr>
-          <w:rFonts w:ascii="맑은 고딕" w:hAnsi="맑은 고딕" w:eastAsia="맑은 고딕"/>
-          <w:b w:val="0"/>
-          <w:sz w:val="17"/>
-          <w:u w:val="none"/>
-        </w:rPr>
-        <w:t>③ (C) – (A) – (B)</w:t>
-      </w:r>
-    </w:p>
-    <w:p>
-      <w:pPr>
-        <w:spacing w:before="0" w:after="0" w:line="269" w:lineRule="auto"/>
-        <w:ind w:left="180" w:hanging="180"/>
-        <w:snapToGrid w:val="0"/>
-      </w:pPr>
-      <w:r>
-        <w:rPr>
-          <w:rFonts w:ascii="맑은 고딕" w:hAnsi="맑은 고딕" w:eastAsia="맑은 고딕"/>
-          <w:b w:val="0"/>
-          <w:sz w:val="17"/>
-          <w:u w:val="none"/>
-        </w:rPr>
-        <w:t>④ (B) – (C) – (A)</w:t>
-      </w:r>
-    </w:p>
-    <w:p>
-      <w:pPr>
-        <w:spacing w:before="0" w:after="0" w:line="269" w:lineRule="auto"/>
-        <w:ind w:left="180" w:hanging="180"/>
-        <w:snapToGrid w:val="0"/>
-      </w:pPr>
-      <w:r>
-        <w:rPr>
-          <w:rFonts w:ascii="맑은 고딕" w:hAnsi="맑은 고딕" w:eastAsia="맑은 고딕"/>
-          <w:b w:val="0"/>
-          <w:sz w:val="17"/>
-          <w:u w:val="none"/>
-        </w:rPr>
-        <w:t>⑤ (C) – (B) – (A)</w:t>
+        <w:t>⑤ (C) - (B) - (A)</w:t>
       </w:r>
     </w:p>
     <w:p>
@@ -3960,7 +4156,7 @@
           <w:sz w:val="15"/>
           <w:u w:val="none"/>
         </w:rPr>
-        <w:t xml:space="preserve"> 정답 ⑤</w:t>
+        <w:t xml:space="preserve"> 정답 ① — (a) ○ (b) ✕ (c) ✕ (d) ○ (e) ✕</w:t>
       </w:r>
     </w:p>
     <w:p>
@@ -3985,7 +4181,7 @@
           <w:sz w:val="15"/>
           <w:u w:val="none"/>
         </w:rPr>
-        <w:t xml:space="preserve"> 정답 ④</w:t>
+        <w:t xml:space="preserve"> 정답 ③ — ⓒ become → becoming / ⓓ starting → start / ⓔ becoming → became</w:t>
       </w:r>
     </w:p>
     <w:p>
@@ -4010,7 +4206,7 @@
           <w:sz w:val="15"/>
           <w:u w:val="none"/>
         </w:rPr>
-        <w:t xml:space="preserve"> 정답 ①, ③</w:t>
+        <w:t xml:space="preserve"> 정답 ④ — precision · bigger · matters</w:t>
       </w:r>
     </w:p>
     <w:p>
@@ -4035,7 +4231,7 @@
           <w:sz w:val="15"/>
           <w:u w:val="none"/>
         </w:rPr>
-        <w:t xml:space="preserve"> 정답 ⑤ (decreased → increased)</w:t>
+        <w:t xml:space="preserve"> 정답 ④</w:t>
       </w:r>
     </w:p>
     <w:p>
@@ -4060,7 +4256,7 @@
           <w:sz w:val="15"/>
           <w:u w:val="none"/>
         </w:rPr>
-        <w:t xml:space="preserve"> 정답 ③ — (A) ○ (B) ✕ (C) ○ (D) ✕</w:t>
+        <w:t xml:space="preserve"> 정답 ⑤</w:t>
       </w:r>
     </w:p>
     <w:p>
@@ -4085,7 +4281,7 @@
           <w:sz w:val="15"/>
           <w:u w:val="none"/>
         </w:rPr>
-        <w:t xml:space="preserve"> 정답 ②</w:t>
+        <w:t xml:space="preserve"> 정답 ①</w:t>
       </w:r>
     </w:p>
     <w:p>
@@ -4110,7 +4306,7 @@
           <w:sz w:val="15"/>
           <w:u w:val="none"/>
         </w:rPr>
-        <w:t xml:space="preserve"> 정답 ①</w:t>
+        <w:t xml:space="preserve"> 정답 ②</w:t>
       </w:r>
     </w:p>
     <w:p>
@@ -4135,7 +4331,7 @@
           <w:sz w:val="15"/>
           <w:u w:val="none"/>
         </w:rPr>
-        <w:t xml:space="preserve"> the less accurate discrimination becomes</w:t>
+        <w:t xml:space="preserve"> (1) imprecise  (2) discriminate  (3) increasingly</w:t>
       </w:r>
     </w:p>
     <w:p>
@@ -4160,7 +4356,7 @@
           <w:sz w:val="15"/>
           <w:u w:val="none"/>
         </w:rPr>
-        <w:t xml:space="preserve"> (A) tested  (B) increasing  (C) taught</w:t>
+        <w:t xml:space="preserve"> The more the number increased, the less precise the rats became in their responses.</w:t>
       </w:r>
     </w:p>
     <w:p>
@@ -4185,7 +4381,7 @@
           <w:sz w:val="15"/>
           <w:u w:val="none"/>
         </w:rPr>
-        <w:t xml:space="preserve"> 정답 ④ (B) – (C) – (A)</w:t>
+        <w:t xml:space="preserve"> 정답 ③</w:t>
       </w:r>
     </w:p>
     <w:p>
@@ -4226,7 +4422,7 @@
           <w:sz w:val="14"/>
           <w:u w:val="none"/>
         </w:rPr>
-        <w:t xml:space="preserve"> spread(흩어짐) + around(주변) → 정확히 맞추지 못하고 위아래로 퍼진 값. </w:t>
+        <w:t xml:space="preserve"> </w:t>
       </w:r>
       <w:r>
         <w:rPr>
@@ -4235,7 +4431,7 @@
           <w:sz w:val="14"/>
           <w:u w:val="none"/>
         </w:rPr>
-        <w:t>③ [한 끗]</w:t>
+        <w:t>(b) [연결어 함정]</w:t>
       </w:r>
       <w:r>
         <w:rPr>
@@ -4244,7 +4440,7 @@
           <w:sz w:val="14"/>
           <w:u w:val="none"/>
         </w:rPr>
-        <w:t xml:space="preserve"> 부정확하다는 점은 같지만 ‘항상 모자라게’라는 한쪽 방향은 around와 맞지 않는다(위아래 양쪽). </w:t>
+        <w:t xml:space="preserve"> 원숭이(5까지)와 쥐(24까지)의 숫자 범위가 달라 대조처럼 보이지만 두 사례 모두 ‘커질수록 부정확’ — 같은 패턴. </w:t>
       </w:r>
       <w:r>
         <w:rPr>
@@ -4253,7 +4449,7 @@
           <w:sz w:val="14"/>
           <w:u w:val="none"/>
         </w:rPr>
-        <w:t>②</w:t>
+        <w:t>(c)</w:t>
       </w:r>
       <w:r>
         <w:rPr>
@@ -4262,25 +4458,7 @@
           <w:sz w:val="14"/>
           <w:u w:val="none"/>
         </w:rPr>
-        <w:t xml:space="preserve"> 정밀함의 반대. </w:t>
-      </w:r>
-      <w:r>
-        <w:rPr>
-          <w:rFonts w:ascii="맑은 고딕" w:hAnsi="맑은 고딕" w:eastAsia="맑은 고딕"/>
-          <w:b/>
-          <w:sz w:val="14"/>
-          <w:u w:val="none"/>
-        </w:rPr>
-        <w:t>①④</w:t>
-      </w:r>
-      <w:r>
-        <w:rPr>
-          <w:rFonts w:ascii="맑은 고딕" w:hAnsi="맑은 고딕" w:eastAsia="맑은 고딕"/>
-          <w:b w:val="0"/>
-          <w:sz w:val="14"/>
-          <w:u w:val="none"/>
-        </w:rPr>
-        <w:t xml:space="preserve"> 속도·모방은 언급 없음.</w:t>
+        <w:t xml:space="preserve"> provide의 목적어가 빠진 불완전절 → What. ②는 (c)를 옳다고 본 경우, ⑤는 (d)를 틀렸다고 본 경우.</w:t>
       </w:r>
     </w:p>
     <w:p>
@@ -4305,7 +4483,7 @@
           <w:sz w:val="14"/>
           <w:u w:val="none"/>
         </w:rPr>
-        <w:t xml:space="preserve"> 원문 precision을 an exact answer on every occasion으로 풀어 쓴 ④. </w:t>
+        <w:t xml:space="preserve"> </w:t>
       </w:r>
       <w:r>
         <w:rPr>
@@ -4314,7 +4492,7 @@
           <w:sz w:val="14"/>
           <w:u w:val="none"/>
         </w:rPr>
-        <w:t>③ [본문과 반대]</w:t>
+        <w:t>ⓔ [긴 주어 함정]</w:t>
       </w:r>
       <w:r>
         <w:rPr>
@@ -4323,7 +4501,7 @@
           <w:sz w:val="14"/>
           <w:u w:val="none"/>
         </w:rPr>
-        <w:t xml:space="preserve"> this is the same in every species tested — 종 사이 일관성은 오히려 </w:t>
+        <w:t xml:space="preserve"> that learned … 관계절과 from four up to twenty-four 삽입이 길어 본동사가 없는 것을 놓치기 쉽다. </w:t>
       </w:r>
       <w:r>
         <w:rPr>
@@ -4332,7 +4510,7 @@
           <w:sz w:val="14"/>
           <w:u w:val="none"/>
         </w:rPr>
-        <w:t>있다</w:t>
+        <w:t>ⓕ [decoy]</w:t>
       </w:r>
       <w:r>
         <w:rPr>
@@ -4341,43 +4519,7 @@
           <w:sz w:val="14"/>
           <w:u w:val="none"/>
         </w:rPr>
-        <w:t xml:space="preserve">. </w:t>
-      </w:r>
-      <w:r>
-        <w:rPr>
-          <w:rFonts w:ascii="맑은 고딕" w:hAnsi="맑은 고딕" w:eastAsia="맑은 고딕"/>
-          <w:b/>
-          <w:sz w:val="14"/>
-          <w:u w:val="none"/>
-        </w:rPr>
-        <w:t>⑤ [한 끗]</w:t>
-      </w:r>
-      <w:r>
-        <w:rPr>
-          <w:rFonts w:ascii="맑은 고딕" w:hAnsi="맑은 고딕" w:eastAsia="맑은 고딕"/>
-          <w:b w:val="0"/>
-          <w:sz w:val="14"/>
-          <w:u w:val="none"/>
-        </w:rPr>
-        <w:t xml:space="preserve"> 작은 수(1~4)는 잘 구별한다고 했으므로 반대. ‘못한다’는 방향만 보고 고르면 틀린다. </w:t>
-      </w:r>
-      <w:r>
-        <w:rPr>
-          <w:rFonts w:ascii="맑은 고딕" w:hAnsi="맑은 고딕" w:eastAsia="맑은 고딕"/>
-          <w:b/>
-          <w:sz w:val="14"/>
-          <w:u w:val="none"/>
-        </w:rPr>
-        <w:t>①②</w:t>
-      </w:r>
-      <w:r>
-        <w:rPr>
-          <w:rFonts w:ascii="맑은 고딕" w:hAnsi="맑은 고딕" w:eastAsia="맑은 고딕"/>
-          <w:b w:val="0"/>
-          <w:sz w:val="14"/>
-          <w:u w:val="none"/>
-        </w:rPr>
-        <w:t xml:space="preserve"> 유연성·속도는 언급 없음.</w:t>
+        <w:t xml:space="preserve"> 바로 앞 numbers에 끌려 matter로 고치면 오답. ④는 ⓓ를 놓친 선지.</w:t>
       </w:r>
     </w:p>
     <w:p>
@@ -4411,7 +4553,7 @@
           <w:sz w:val="14"/>
           <w:u w:val="none"/>
         </w:rPr>
-        <w:t>①</w:t>
+        <w:t>① [부정어 함정]</w:t>
       </w:r>
       <w:r>
         <w:rPr>
@@ -4420,7 +4562,7 @@
           <w:sz w:val="14"/>
           <w:u w:val="none"/>
         </w:rPr>
-        <w:t xml:space="preserve"> 작은 수 &gt; 큰 수의 정확도(ⓒ). </w:t>
+        <w:t xml:space="preserve"> does not provide와 결합 → approximation이면 ‘근사 수 체계가 근사를 제공하지 않는다’는 모순. </w:t>
       </w:r>
       <w:r>
         <w:rPr>
@@ -4429,7 +4571,7 @@
           <w:sz w:val="14"/>
           <w:u w:val="none"/>
         </w:rPr>
-        <w:t>③</w:t>
+        <w:t>⑤ [한 끗]</w:t>
       </w:r>
       <w:r>
         <w:rPr>
@@ -4438,61 +4580,7 @@
           <w:sz w:val="14"/>
           <w:u w:val="none"/>
         </w:rPr>
-        <w:t xml:space="preserve"> 큰 수에서 목표 주변으로 흩어짐(ⓐⓒ — 본문 쥐 실험의 ‘a spread of numbers around the target’과 같은 양상). </w:t>
-      </w:r>
-      <w:r>
-        <w:rPr>
-          <w:rFonts w:ascii="맑은 고딕" w:hAnsi="맑은 고딕" w:eastAsia="맑은 고딕"/>
-          <w:b/>
-          <w:sz w:val="14"/>
-          <w:u w:val="none"/>
-        </w:rPr>
-        <w:t>②</w:t>
-      </w:r>
-      <w:r>
-        <w:rPr>
-          <w:rFonts w:ascii="맑은 고딕" w:hAnsi="맑은 고딕" w:eastAsia="맑은 고딕"/>
-          <w:b w:val="0"/>
-          <w:sz w:val="14"/>
-          <w:u w:val="none"/>
-        </w:rPr>
-        <w:t xml:space="preserve"> 큰 수에서 매번 정확 — ⓐ와 모순. </w:t>
-      </w:r>
-      <w:r>
-        <w:rPr>
-          <w:rFonts w:ascii="맑은 고딕" w:hAnsi="맑은 고딕" w:eastAsia="맑은 고딕"/>
-          <w:b/>
-          <w:sz w:val="14"/>
-          <w:u w:val="none"/>
-        </w:rPr>
-        <w:t>④</w:t>
-      </w:r>
-      <w:r>
-        <w:rPr>
-          <w:rFonts w:ascii="맑은 고딕" w:hAnsi="맑은 고딕" w:eastAsia="맑은 고딕"/>
-          <w:b w:val="0"/>
-          <w:sz w:val="14"/>
-          <w:u w:val="none"/>
-        </w:rPr>
-        <w:t xml:space="preserve"> 수의 크기가 상관없다는 것 — ⓒ와 모순. </w:t>
-      </w:r>
-      <w:r>
-        <w:rPr>
-          <w:rFonts w:ascii="맑은 고딕" w:hAnsi="맑은 고딕" w:eastAsia="맑은 고딕"/>
-          <w:b/>
-          <w:sz w:val="14"/>
-          <w:u w:val="none"/>
-        </w:rPr>
-        <w:t>⑤ [방향 역전]</w:t>
-      </w:r>
-      <w:r>
-        <w:rPr>
-          <w:rFonts w:ascii="맑은 고딕" w:hAnsi="맑은 고딕" w:eastAsia="맑은 고딕"/>
-          <w:b w:val="0"/>
-          <w:sz w:val="14"/>
-          <w:u w:val="none"/>
-        </w:rPr>
-        <w:t xml:space="preserve"> 수가 늘수록 오류가 ‘줄어든다’ — 정반대. 종이 달라도(새·물고기·개) 원리는 같다는 점(ⓑ)에 흔들리지 말 것.</w:t>
+        <w:t xml:space="preserve"> (C)만 matter — of the numbers는 수식어.</w:t>
       </w:r>
     </w:p>
     <w:p>
@@ -4517,7 +4605,7 @@
           <w:sz w:val="14"/>
           <w:u w:val="none"/>
         </w:rPr>
-        <w:t xml:space="preserve"> 앞 문장의 as the quantities get bigger, 원숭이 예(5부터 실패), top end와 모두 맞으려면 </w:t>
+        <w:t xml:space="preserve"> </w:t>
       </w:r>
       <w:r>
         <w:rPr>
@@ -4526,7 +4614,7 @@
           <w:sz w:val="14"/>
           <w:u w:val="none"/>
         </w:rPr>
-        <w:t>increased</w:t>
+        <w:t>④ [방향 반전]</w:t>
       </w:r>
       <w:r>
         <w:rPr>
@@ -4535,7 +4623,7 @@
           <w:sz w:val="14"/>
           <w:u w:val="none"/>
         </w:rPr>
-        <w:t xml:space="preserve">. </w:t>
+        <w:t xml:space="preserve"> 레버·횟수 등 소재는 그대로 두고 정확도의 방향만 뒤집었다. </w:t>
       </w:r>
       <w:r>
         <w:rPr>
@@ -4544,7 +4632,7 @@
           <w:sz w:val="14"/>
           <w:u w:val="none"/>
         </w:rPr>
-        <w:t>④ [한 끗 함정]</w:t>
+        <w:t>②</w:t>
       </w:r>
       <w:r>
         <w:rPr>
@@ -4553,25 +4641,7 @@
           <w:sz w:val="14"/>
           <w:u w:val="none"/>
         </w:rPr>
-        <w:t xml:space="preserve"> but 뒤라 앞의 can tell과 반대인 fail이 맞다 — succeed로 의심할 이유가 없다. </w:t>
-      </w:r>
-      <w:r>
-        <w:rPr>
-          <w:rFonts w:ascii="맑은 고딕" w:hAnsi="맑은 고딕" w:eastAsia="맑은 고딕"/>
-          <w:b/>
-          <w:sz w:val="14"/>
-          <w:u w:val="none"/>
-        </w:rPr>
-        <w:t>③</w:t>
-      </w:r>
-      <w:r>
-        <w:rPr>
-          <w:rFonts w:ascii="맑은 고딕" w:hAnsi="맑은 고딕" w:eastAsia="맑은 고딕"/>
-          <w:b w:val="0"/>
-          <w:sz w:val="14"/>
-          <w:u w:val="none"/>
-        </w:rPr>
-        <w:t xml:space="preserve"> 정밀하지 않으니 ‘오류’의 양상. 같은 내용이 세 번(일반 진술 → 원숭이 → 쥐) 반복되므로 방향을 하나로 맞춰 보면 된다.</w:t>
+        <w:t xml:space="preserve"> every species tested — 시험된 모든 종(일치).</w:t>
       </w:r>
     </w:p>
     <w:p>
@@ -4605,7 +4675,7 @@
           <w:sz w:val="14"/>
           <w:u w:val="none"/>
         </w:rPr>
-        <w:t>(A) ○</w:t>
+        <w:t>① [정반대]</w:t>
       </w:r>
       <w:r>
         <w:rPr>
@@ -4614,7 +4684,7 @@
           <w:sz w:val="14"/>
           <w:u w:val="none"/>
         </w:rPr>
-        <w:t xml:space="preserve"> 콜론으로 제시한 양상의 두 사례. </w:t>
+        <w:t xml:space="preserve"> [A]의 What it does not provide is precision. </w:t>
       </w:r>
       <w:r>
         <w:rPr>
@@ -4623,7 +4693,7 @@
           <w:sz w:val="14"/>
           <w:u w:val="none"/>
         </w:rPr>
-        <w:t>(B) ✕</w:t>
+        <w:t>③ [사실 반전]</w:t>
       </w:r>
       <w:r>
         <w:rPr>
@@ -4632,7 +4702,7 @@
           <w:sz w:val="14"/>
           <w:u w:val="none"/>
         </w:rPr>
-        <w:t xml:space="preserve"> 뒤 절(exact answers are … what it cannot give)이 주어·동사·보어를 다 갖춘 완전한 절이므로 관계대명사 which는 올 수 없다. 이유를 덧붙이는 접속사 </w:t>
+        <w:t xml:space="preserve"> [B] can easily tell three from four. </w:t>
       </w:r>
       <w:r>
         <w:rPr>
@@ -4641,7 +4711,7 @@
           <w:sz w:val="14"/>
           <w:u w:val="none"/>
         </w:rPr>
-        <w:t>for</w:t>
+        <w:t>④ [지엽]</w:t>
       </w:r>
       <w:r>
         <w:rPr>
@@ -4650,43 +4720,7 @@
           <w:sz w:val="14"/>
           <w:u w:val="none"/>
         </w:rPr>
-        <w:t xml:space="preserve">. </w:t>
-      </w:r>
-      <w:r>
-        <w:rPr>
-          <w:rFonts w:ascii="맑은 고딕" w:hAnsi="맑은 고딕" w:eastAsia="맑은 고딕"/>
-          <w:b/>
-          <w:sz w:val="14"/>
-          <w:u w:val="none"/>
-        </w:rPr>
-        <w:t>(C) ○</w:t>
-      </w:r>
-      <w:r>
-        <w:rPr>
-          <w:rFonts w:ascii="맑은 고딕" w:hAnsi="맑은 고딕" w:eastAsia="맑은 고딕"/>
-          <w:b w:val="0"/>
-          <w:sz w:val="14"/>
-          <w:u w:val="none"/>
-        </w:rPr>
-        <w:t xml:space="preserve"> ‘클수록 덜 확실하게 구별된다’의 환언. </w:t>
-      </w:r>
-      <w:r>
-        <w:rPr>
-          <w:rFonts w:ascii="맑은 고딕" w:hAnsi="맑은 고딕" w:eastAsia="맑은 고딕"/>
-          <w:b/>
-          <w:sz w:val="14"/>
-          <w:u w:val="none"/>
-        </w:rPr>
-        <w:t>(D) ✕</w:t>
-      </w:r>
-      <w:r>
-        <w:rPr>
-          <w:rFonts w:ascii="맑은 고딕" w:hAnsi="맑은 고딕" w:eastAsia="맑은 고딕"/>
-          <w:b w:val="0"/>
-          <w:sz w:val="14"/>
-          <w:u w:val="none"/>
-        </w:rPr>
-        <w:t xml:space="preserve"> 간접의문문은 「의문사 + 주어 + 동사」 → how large the numbers are. → ④는 (D)의 어순을 놓친 경우.</w:t>
+        <w:t xml:space="preserve"> 레버 훈련은 실험 방법일 뿐, 주제는 정밀도의 한계. ([B] answers scatter widely around the true numbers ↔ [A] a spread of numbers around the target의 평행 구조)</w:t>
       </w:r>
     </w:p>
     <w:p>
@@ -4720,7 +4754,7 @@
           <w:sz w:val="14"/>
           <w:u w:val="none"/>
         </w:rPr>
-        <w:t>② [빈도·범위 역전]</w:t>
+        <w:t>④ [절대화]</w:t>
       </w:r>
       <w:r>
         <w:rPr>
@@ -4729,7 +4763,7 @@
           <w:sz w:val="14"/>
           <w:u w:val="none"/>
         </w:rPr>
-        <w:t xml:space="preserve"> every species(모든 종에서 동일)를 ‘종마다 다르다’로 뒤집었다. 원숭이와 쥐라는 서로 다른 동물이 나와 ‘다르다’고 느끼기 쉬운 함정 — 두 동물은 같은 양상의 예다. </w:t>
+        <w:t xml:space="preserve"> 작은 수는 잘 구별한다(one from two …). </w:t>
       </w:r>
       <w:r>
         <w:rPr>
@@ -4738,7 +4772,7 @@
           <w:sz w:val="14"/>
           <w:u w:val="none"/>
         </w:rPr>
-        <w:t>⑤ [한 끗]</w:t>
+        <w:t>③ [잘못된 비교]</w:t>
       </w:r>
       <w:r>
         <w:rPr>
@@ -4747,7 +4781,25 @@
           <w:sz w:val="14"/>
           <w:u w:val="none"/>
         </w:rPr>
-        <w:t xml:space="preserve"> a spread of numbers around the target의 환언.</w:t>
+        <w:t xml:space="preserve"> 쥐의 범위(24)가 더 넓어 보이지만 본문은 두 종을 비교하지 않는다. </w:t>
+      </w:r>
+      <w:r>
+        <w:rPr>
+          <w:rFonts w:ascii="맑은 고딕" w:hAnsi="맑은 고딕" w:eastAsia="맑은 고딕"/>
+          <w:b/>
+          <w:sz w:val="14"/>
+          <w:u w:val="none"/>
+        </w:rPr>
+        <w:t>②</w:t>
+      </w:r>
+      <w:r>
+        <w:rPr>
+          <w:rFonts w:ascii="맑은 고딕" w:hAnsi="맑은 고딕" w:eastAsia="맑은 고딕"/>
+          <w:b w:val="0"/>
+          <w:sz w:val="14"/>
+          <w:u w:val="none"/>
+        </w:rPr>
+        <w:t xml:space="preserve"> start to fail from five — 정반대.</w:t>
       </w:r>
     </w:p>
     <w:p>
@@ -4772,7 +4824,7 @@
           <w:sz w:val="14"/>
           <w:u w:val="none"/>
         </w:rPr>
-        <w:t xml:space="preserve"> (A) approximate·no precision → in a rough way. (B) less accurate → less dependable. </w:t>
+        <w:t xml:space="preserve"> </w:t>
       </w:r>
       <w:r>
         <w:rPr>
@@ -4781,7 +4833,7 @@
           <w:sz w:val="14"/>
           <w:u w:val="none"/>
         </w:rPr>
-        <w:t>② [한 끗]</w:t>
+        <w:t>② [소재어 재사용 함정]</w:t>
       </w:r>
       <w:r>
         <w:rPr>
@@ -4790,43 +4842,7 @@
           <w:sz w:val="14"/>
           <w:u w:val="none"/>
         </w:rPr>
-        <w:t xml:space="preserve"> (A)는 맞지만 (B)가 방향 반대. </w:t>
-      </w:r>
-      <w:r>
-        <w:rPr>
-          <w:rFonts w:ascii="맑은 고딕" w:hAnsi="맑은 고딕" w:eastAsia="맑은 고딕"/>
-          <w:b/>
-          <w:sz w:val="14"/>
-          <w:u w:val="none"/>
-        </w:rPr>
-        <w:t>③ [한 끗]</w:t>
-      </w:r>
-      <w:r>
-        <w:rPr>
-          <w:rFonts w:ascii="맑은 고딕" w:hAnsi="맑은 고딕" w:eastAsia="맑은 고딕"/>
-          <w:b w:val="0"/>
-          <w:sz w:val="14"/>
-          <w:u w:val="none"/>
-        </w:rPr>
-        <w:t xml:space="preserve"> (B)는 맞지만 (A)의 ‘훈련’은 쥐 실험의 조건일 뿐 수 판단의 성격이 아니다. </w:t>
-      </w:r>
-      <w:r>
-        <w:rPr>
-          <w:rFonts w:ascii="맑은 고딕" w:hAnsi="맑은 고딕" w:eastAsia="맑은 고딕"/>
-          <w:b/>
-          <w:sz w:val="14"/>
-          <w:u w:val="none"/>
-        </w:rPr>
-        <w:t>④</w:t>
-      </w:r>
-      <w:r>
-        <w:rPr>
-          <w:rFonts w:ascii="맑은 고딕" w:hAnsi="맑은 고딕" w:eastAsia="맑은 고딕"/>
-          <w:b w:val="0"/>
-          <w:sz w:val="14"/>
-          <w:u w:val="none"/>
-        </w:rPr>
-        <w:t xml:space="preserve"> 정밀성의 부재와 정반대, 속도는 언급 없음.</w:t>
+        <w:t xml:space="preserve"> ③의 주어 Rhesus monkeys를 미리 소개하는 문장처럼 보이지만 내용은 생태 정보. ②를 빼면 ①의 일반 진술 → ③의 사례가 바로 이어진다.</w:t>
       </w:r>
     </w:p>
     <w:p>
@@ -4851,25 +4867,7 @@
           <w:sz w:val="14"/>
           <w:u w:val="none"/>
         </w:rPr>
-        <w:t xml:space="preserve"> discrimination becomes the less accurate ✕ — 비교급 부분이 절 앞으로 나와야 한다. 분사 becoming은 주절의 동사가 되므로 </w:t>
-      </w:r>
-      <w:r>
-        <w:rPr>
-          <w:rFonts w:ascii="맑은 고딕" w:hAnsi="맑은 고딕" w:eastAsia="맑은 고딕"/>
-          <w:b/>
-          <w:sz w:val="14"/>
-          <w:u w:val="none"/>
-        </w:rPr>
-        <w:t>becomes</w:t>
-      </w:r>
-      <w:r>
-        <w:rPr>
-          <w:rFonts w:ascii="맑은 고딕" w:hAnsi="맑은 고딕" w:eastAsia="맑은 고딕"/>
-          <w:b w:val="0"/>
-          <w:sz w:val="14"/>
-          <w:u w:val="none"/>
-        </w:rPr>
-        <w:t>(주어 discrimination 단수, 앞 절 get과 같은 현재 시제). the less accurately ✕(become의 보어는 형용사). [채점] the less accurate 문두 1.5 · discrimination becomes 1.5.</w:t>
+        <w:t xml:space="preserve"> (1) precise ✕ — 의미 반대(본문 less precise에서 그대로 쓴 형태라 0점). (2) discrimination ✕ — 조동사 뒤 동사원형. (3) increased ✕ — 형용사 수식 부사. [채점] 각 1점.</w:t>
       </w:r>
     </w:p>
     <w:p>
@@ -4903,7 +4901,7 @@
           <w:sz w:val="14"/>
           <w:u w:val="none"/>
         </w:rPr>
-        <w:t>(A)</w:t>
+        <w:t>the less the rats became precise</w:t>
       </w:r>
       <w:r>
         <w:rPr>
@@ -4912,7 +4910,7 @@
           <w:sz w:val="14"/>
           <w:u w:val="none"/>
         </w:rPr>
-        <w:t xml:space="preserve"> Animals를 뒤에서 수식, 동물이 ‘시험받는’ 수동 → </w:t>
+        <w:t xml:space="preserve"> ✕ — precise는 the less와 함께 앞으로. </w:t>
       </w:r>
       <w:r>
         <w:rPr>
@@ -4921,7 +4919,7 @@
           <w:sz w:val="14"/>
           <w:u w:val="none"/>
         </w:rPr>
-        <w:t>tested</w:t>
+        <w:t>the more increased the number</w:t>
       </w:r>
       <w:r>
         <w:rPr>
@@ -4930,79 +4928,7 @@
           <w:sz w:val="14"/>
           <w:u w:val="none"/>
         </w:rPr>
-        <w:t xml:space="preserve">(make가 본동사이므로 test ✕). </w:t>
-      </w:r>
-      <w:r>
-        <w:rPr>
-          <w:rFonts w:ascii="맑은 고딕" w:hAnsi="맑은 고딕" w:eastAsia="맑은 고딕"/>
-          <w:b/>
-          <w:sz w:val="14"/>
-          <w:u w:val="none"/>
-        </w:rPr>
-        <w:t>(B)</w:t>
-      </w:r>
-      <w:r>
-        <w:rPr>
-          <w:rFonts w:ascii="맑은 고딕" w:hAnsi="맑은 고딕" w:eastAsia="맑은 고딕"/>
-          <w:b w:val="0"/>
-          <w:sz w:val="14"/>
-          <w:u w:val="none"/>
-        </w:rPr>
-        <w:t xml:space="preserve"> 명사 quantities 앞, 수량이 ‘증가하는’ 능동 → </w:t>
-      </w:r>
-      <w:r>
-        <w:rPr>
-          <w:rFonts w:ascii="맑은 고딕" w:hAnsi="맑은 고딕" w:eastAsia="맑은 고딕"/>
-          <w:b/>
-          <w:sz w:val="14"/>
-          <w:u w:val="none"/>
-        </w:rPr>
-        <w:t>increasing</w:t>
-      </w:r>
-      <w:r>
-        <w:rPr>
-          <w:rFonts w:ascii="맑은 고딕" w:hAnsi="맑은 고딕" w:eastAsia="맑은 고딕"/>
-          <w:b w:val="0"/>
-          <w:sz w:val="14"/>
-          <w:u w:val="none"/>
-        </w:rPr>
-        <w:t xml:space="preserve">(increased는 ‘이미 늘어난’). </w:t>
-      </w:r>
-      <w:r>
-        <w:rPr>
-          <w:rFonts w:ascii="맑은 고딕" w:hAnsi="맑은 고딕" w:eastAsia="맑은 고딕"/>
-          <w:b/>
-          <w:sz w:val="14"/>
-          <w:u w:val="none"/>
-        </w:rPr>
-        <w:t>(C)</w:t>
-      </w:r>
-      <w:r>
-        <w:rPr>
-          <w:rFonts w:ascii="맑은 고딕" w:hAnsi="맑은 고딕" w:eastAsia="맑은 고딕"/>
-          <w:b w:val="0"/>
-          <w:sz w:val="14"/>
-          <w:u w:val="none"/>
-        </w:rPr>
-        <w:t xml:space="preserve"> rats를 수식, learn의 수동적 환언 teach → </w:t>
-      </w:r>
-      <w:r>
-        <w:rPr>
-          <w:rFonts w:ascii="맑은 고딕" w:hAnsi="맑은 고딕" w:eastAsia="맑은 고딕"/>
-          <w:b/>
-          <w:sz w:val="14"/>
-          <w:u w:val="none"/>
-        </w:rPr>
-        <w:t>taught</w:t>
-      </w:r>
-      <w:r>
-        <w:rPr>
-          <w:rFonts w:ascii="맑은 고딕" w:hAnsi="맑은 고딕" w:eastAsia="맑은 고딕"/>
-          <w:b w:val="0"/>
-          <w:sz w:val="14"/>
-          <w:u w:val="none"/>
-        </w:rPr>
-        <w:t>(teach–taught–taught, teached ✕). 과거분사 2 + 현재분사 1. [채점] 각 1점, 어형 오류 0점.</w:t>
+        <w:t xml:space="preserve"> ✕ — 주어 + 동사 어순 유지. [채점] 구문 1.5 / 형용사 이동 1 / 어순·철자 0.5.</w:t>
       </w:r>
     </w:p>
     <w:p>
@@ -5027,7 +4953,7 @@
           <w:sz w:val="14"/>
           <w:u w:val="none"/>
         </w:rPr>
-        <w:t xml:space="preserve"> ‘정밀하지 않다’를 받아 어떤 오류 양상인지 설명하는 (B)가 먼저, 사례는 (C) → likewise의 (A) 순. (A)는 결론 문장으로 끝나므로 맨 뒤. </w:t>
+        <w:t xml:space="preserve"> </w:t>
       </w:r>
       <w:r>
         <w:rPr>
@@ -5045,7 +4971,25 @@
           <w:sz w:val="14"/>
           <w:u w:val="none"/>
         </w:rPr>
-        <w:t xml:space="preserve"> (B) 뒤에 바로 (A)를 놓으면 likewise가 받을 앞 사례가 없고, 결론 뒤에 원숭이 사례가 남는다.</w:t>
+        <w:t xml:space="preserve"> (B) 뒤에 바로 (A) 결론을 두면 사례(C)가 결론 뒤에 떨어진다. </w:t>
+      </w:r>
+      <w:r>
+        <w:rPr>
+          <w:rFonts w:ascii="맑은 고딕" w:hAnsi="맑은 고딕" w:eastAsia="맑은 고딕"/>
+          <w:b/>
+          <w:sz w:val="14"/>
+          <w:u w:val="none"/>
+        </w:rPr>
+        <w:t>⑤</w:t>
+      </w:r>
+      <w:r>
+        <w:rPr>
+          <w:rFonts w:ascii="맑은 고딕" w:hAnsi="맑은 고딕" w:eastAsia="맑은 고딕"/>
+          <w:b w:val="0"/>
+          <w:sz w:val="14"/>
+          <w:u w:val="none"/>
+        </w:rPr>
+        <w:t xml:space="preserve"> (C)를 먼저 두면 사례가 일반 진술보다 앞서고 (B)의 It이 rats를 가리키는 것처럼 읽힌다.</w:t>
       </w:r>
     </w:p>
     <w:p>

--- a/shinmok1/pack/2510/H1MOGO25-10_32_SET.docx
+++ b/shinmok1/pack/2510/H1MOGO25-10_32_SET.docx
@@ -107,7 +107,7 @@
     </w:p>
     <w:p>
       <w:pPr>
-        <w:spacing w:before="0" w:after="20" w:line="360" w:lineRule="auto"/>
+        <w:spacing w:before="0" w:after="20" w:line="300" w:lineRule="auto"/>
         <w:jc w:val="both"/>
         <w:snapToGrid w:val="0"/>
       </w:pPr>
@@ -147,7 +147,7 @@
           <w:sz w:val="17"/>
           <w:u w:val="none"/>
         </w:rPr>
-        <w:t xml:space="preserve"> to describe animals’ judgement of numbers is the </w:t>
+        <w:t xml:space="preserve"> to describe animals’ </w:t>
       </w:r>
       <w:r>
         <w:rPr>
@@ -163,20 +163,11 @@
       <w:r>
         <w:rPr>
           <w:rFonts w:ascii="맑은 고딕" w:hAnsi="맑은 고딕" w:eastAsia="맑은 고딕"/>
-          <w:b/>
-          <w:sz w:val="17"/>
-          <w:u w:val="none"/>
-        </w:rPr>
-        <w:t>[ approximate / exact ]</w:t>
-      </w:r>
-      <w:r>
-        <w:rPr>
-          <w:rFonts w:ascii="맑은 고딕" w:hAnsi="맑은 고딕" w:eastAsia="맑은 고딕"/>
           <w:b w:val="0"/>
           <w:sz w:val="17"/>
           <w:u w:val="none"/>
         </w:rPr>
-        <w:t xml:space="preserve"> number system. What it does not provide </w:t>
+        <w:t xml:space="preserve">j________ of numbers is the </w:t>
       </w:r>
       <w:r>
         <w:rPr>
@@ -192,20 +183,11 @@
       <w:r>
         <w:rPr>
           <w:rFonts w:ascii="맑은 고딕" w:hAnsi="맑은 고딕" w:eastAsia="맑은 고딕"/>
-          <w:b/>
-          <w:sz w:val="17"/>
-          <w:u w:val="none"/>
-        </w:rPr>
-        <w:t>[ is / are ]</w:t>
-      </w:r>
-      <w:r>
-        <w:rPr>
-          <w:rFonts w:ascii="맑은 고딕" w:hAnsi="맑은 고딕" w:eastAsia="맑은 고딕"/>
           <w:b w:val="0"/>
           <w:sz w:val="17"/>
           <w:u w:val="none"/>
         </w:rPr>
-        <w:t xml:space="preserve"> </w:t>
+        <w:t xml:space="preserve">a________ number system. What it does not </w:t>
       </w:r>
       <w:r>
         <w:rPr>
@@ -221,11 +203,20 @@
       <w:r>
         <w:rPr>
           <w:rFonts w:ascii="맑은 고딕" w:hAnsi="맑은 고딕" w:eastAsia="맑은 고딕"/>
+          <w:b/>
+          <w:sz w:val="17"/>
+          <w:u w:val="none"/>
+        </w:rPr>
+        <w:t>[ provide / provides ]</w:t>
+      </w:r>
+      <w:r>
+        <w:rPr>
+          <w:rFonts w:ascii="맑은 고딕" w:hAnsi="맑은 고딕" w:eastAsia="맑은 고딕"/>
           <w:b w:val="0"/>
           <w:sz w:val="17"/>
           <w:u w:val="none"/>
         </w:rPr>
-        <w:t xml:space="preserve">p________. It shows — and this is the same in every species </w:t>
+        <w:t xml:space="preserve"> </w:t>
       </w:r>
       <w:r>
         <w:rPr>
@@ -245,7 +236,7 @@
           <w:sz w:val="17"/>
           <w:u w:val="none"/>
         </w:rPr>
-        <w:t>[ tested / testing ]</w:t>
+        <w:t>[ is / are ]</w:t>
       </w:r>
       <w:r>
         <w:rPr>
@@ -254,7 +245,7 @@
           <w:sz w:val="17"/>
           <w:u w:val="none"/>
         </w:rPr>
-        <w:t xml:space="preserve"> — a characteristic pattern of </w:t>
+        <w:t xml:space="preserve"> </w:t>
       </w:r>
       <w:r>
         <w:rPr>
@@ -274,7 +265,7 @@
           <w:sz w:val="17"/>
           <w:u w:val="none"/>
         </w:rPr>
-        <w:t xml:space="preserve">e________, with discrimination </w:t>
+        <w:t xml:space="preserve">p________. It shows — and this is the same in every species tested — a </w:t>
       </w:r>
       <w:r>
         <w:rPr>
@@ -294,7 +285,7 @@
           <w:sz w:val="17"/>
           <w:u w:val="none"/>
         </w:rPr>
-        <w:t>[ becoming / become ]</w:t>
+        <w:t>[ characteristic / random ]</w:t>
       </w:r>
       <w:r>
         <w:rPr>
@@ -303,7 +294,7 @@
           <w:sz w:val="17"/>
           <w:u w:val="none"/>
         </w:rPr>
-        <w:t xml:space="preserve"> less </w:t>
+        <w:t xml:space="preserve"> pattern of errors, with discrimination </w:t>
       </w:r>
       <w:r>
         <w:rPr>
@@ -319,20 +310,11 @@
       <w:r>
         <w:rPr>
           <w:rFonts w:ascii="맑은 고딕" w:hAnsi="맑은 고딕" w:eastAsia="맑은 고딕"/>
-          <w:b/>
-          <w:sz w:val="17"/>
-          <w:u w:val="none"/>
-        </w:rPr>
-        <w:t>[ accurate / accurately ]</w:t>
-      </w:r>
-      <w:r>
-        <w:rPr>
-          <w:rFonts w:ascii="맑은 고딕" w:hAnsi="맑은 고딕" w:eastAsia="맑은 고딕"/>
           <w:b w:val="0"/>
           <w:sz w:val="17"/>
           <w:u w:val="none"/>
         </w:rPr>
-        <w:t xml:space="preserve"> as the quantities get </w:t>
+        <w:t xml:space="preserve">________(become) less </w:t>
       </w:r>
       <w:r>
         <w:rPr>
@@ -352,7 +334,7 @@
           <w:sz w:val="17"/>
           <w:u w:val="none"/>
         </w:rPr>
-        <w:t>[ bigger / smaller ]</w:t>
+        <w:t>[ accurate / accurately ]</w:t>
       </w:r>
       <w:r>
         <w:rPr>
@@ -361,7 +343,7 @@
           <w:sz w:val="17"/>
           <w:u w:val="none"/>
         </w:rPr>
-        <w:t xml:space="preserve">. </w:t>
+        <w:t xml:space="preserve"> as the quantities get </w:t>
       </w:r>
       <w:r>
         <w:rPr>
@@ -377,11 +359,20 @@
       <w:r>
         <w:rPr>
           <w:rFonts w:ascii="맑은 고딕" w:hAnsi="맑은 고딕" w:eastAsia="맑은 고딕"/>
+          <w:b/>
+          <w:sz w:val="17"/>
+          <w:u w:val="none"/>
+        </w:rPr>
+        <w:t>[ bigger / smaller ]</w:t>
+      </w:r>
+      <w:r>
+        <w:rPr>
+          <w:rFonts w:ascii="맑은 고딕" w:hAnsi="맑은 고딕" w:eastAsia="맑은 고딕"/>
           <w:b w:val="0"/>
           <w:sz w:val="17"/>
           <w:u w:val="none"/>
         </w:rPr>
-        <w:t xml:space="preserve">R________ monkeys can tell one from two, two from three, three from four, four from five ... but start to fail from </w:t>
+        <w:t xml:space="preserve">. Rhesus monkeys can tell one from two, two from three, three from four, four from five ... but start to </w:t>
       </w:r>
       <w:r>
         <w:rPr>
@@ -397,11 +388,20 @@
       <w:r>
         <w:rPr>
           <w:rFonts w:ascii="맑은 고딕" w:hAnsi="맑은 고딕" w:eastAsia="맑은 고딕"/>
+          <w:b/>
+          <w:sz w:val="17"/>
+          <w:u w:val="none"/>
+        </w:rPr>
+        <w:t>[ fail / succeed ]</w:t>
+      </w:r>
+      <w:r>
+        <w:rPr>
+          <w:rFonts w:ascii="맑은 고딕" w:hAnsi="맑은 고딕" w:eastAsia="맑은 고딕"/>
           <w:b w:val="0"/>
           <w:sz w:val="17"/>
           <w:u w:val="none"/>
         </w:rPr>
-        <w:t xml:space="preserve">f________ upwards. Rats </w:t>
+        <w:t xml:space="preserve"> from five upwards. Rats </w:t>
       </w:r>
       <w:r>
         <w:rPr>
@@ -446,20 +446,11 @@
       <w:r>
         <w:rPr>
           <w:rFonts w:ascii="맑은 고딕" w:hAnsi="맑은 고딕" w:eastAsia="맑은 고딕"/>
-          <w:b/>
-          <w:sz w:val="17"/>
-          <w:u w:val="none"/>
-        </w:rPr>
-        <w:t>[ learned / have learned ]</w:t>
-      </w:r>
-      <w:r>
-        <w:rPr>
-          <w:rFonts w:ascii="맑은 고딕" w:hAnsi="맑은 고딕" w:eastAsia="맑은 고딕"/>
           <w:b w:val="0"/>
           <w:sz w:val="17"/>
           <w:u w:val="none"/>
         </w:rPr>
-        <w:t xml:space="preserve"> to press a lever a given number of times, from four up to twenty-four, became markedly less and less precise in their </w:t>
+        <w:t xml:space="preserve">________(learn) to press a lever a given number of times, from four up to twenty-four, became </w:t>
       </w:r>
       <w:r>
         <w:rPr>
@@ -475,11 +466,20 @@
       <w:r>
         <w:rPr>
           <w:rFonts w:ascii="맑은 고딕" w:hAnsi="맑은 고딕" w:eastAsia="맑은 고딕"/>
+          <w:b/>
+          <w:sz w:val="17"/>
+          <w:u w:val="none"/>
+        </w:rPr>
+        <w:t>[ markedly / marked ]</w:t>
+      </w:r>
+      <w:r>
+        <w:rPr>
+          <w:rFonts w:ascii="맑은 고딕" w:hAnsi="맑은 고딕" w:eastAsia="맑은 고딕"/>
           <w:b w:val="0"/>
           <w:sz w:val="17"/>
           <w:u w:val="none"/>
         </w:rPr>
-        <w:t xml:space="preserve">________(respond) as the number </w:t>
+        <w:t xml:space="preserve"> less and less </w:t>
       </w:r>
       <w:r>
         <w:rPr>
@@ -499,7 +499,7 @@
           <w:sz w:val="17"/>
           <w:u w:val="none"/>
         </w:rPr>
-        <w:t xml:space="preserve">________(increase): by the top end of the range they would </w:t>
+        <w:t xml:space="preserve">________(precision) in their responses as the number </w:t>
       </w:r>
       <w:r>
         <w:rPr>
@@ -519,7 +519,7 @@
           <w:sz w:val="17"/>
           <w:u w:val="none"/>
         </w:rPr>
-        <w:t>[ merely / precisely ]</w:t>
+        <w:t>[ increased / increases ]</w:t>
       </w:r>
       <w:r>
         <w:rPr>
@@ -528,7 +528,7 @@
           <w:sz w:val="17"/>
           <w:u w:val="none"/>
         </w:rPr>
-        <w:t xml:space="preserve"> produce a spread of numbers around the </w:t>
+        <w:t xml:space="preserve">: by the top end of the range they would merely produce a spread of numbers around the </w:t>
       </w:r>
       <w:r>
         <w:rPr>
@@ -548,7 +548,7 @@
           <w:sz w:val="17"/>
           <w:u w:val="none"/>
         </w:rPr>
-        <w:t xml:space="preserve">t________. </w:t>
+        <w:t xml:space="preserve">t________. It is a common </w:t>
       </w:r>
       <w:r>
         <w:rPr>
@@ -564,20 +564,11 @@
       <w:r>
         <w:rPr>
           <w:rFonts w:ascii="맑은 고딕" w:hAnsi="맑은 고딕" w:eastAsia="맑은 고딕"/>
-          <w:b/>
-          <w:sz w:val="17"/>
-          <w:u w:val="none"/>
-        </w:rPr>
-        <w:t>[ It / This ]</w:t>
-      </w:r>
-      <w:r>
-        <w:rPr>
-          <w:rFonts w:ascii="맑은 고딕" w:hAnsi="맑은 고딕" w:eastAsia="맑은 고딕"/>
           <w:b w:val="0"/>
           <w:sz w:val="17"/>
           <w:u w:val="none"/>
         </w:rPr>
-        <w:t xml:space="preserve"> is a common </w:t>
+        <w:t xml:space="preserve">________(observe) that when </w:t>
       </w:r>
       <w:r>
         <w:rPr>
@@ -593,11 +584,20 @@
       <w:r>
         <w:rPr>
           <w:rFonts w:ascii="맑은 고딕" w:hAnsi="맑은 고딕" w:eastAsia="맑은 고딕"/>
+          <w:b/>
+          <w:sz w:val="17"/>
+          <w:u w:val="none"/>
+        </w:rPr>
+        <w:t>[ testing / tested ]</w:t>
+      </w:r>
+      <w:r>
+        <w:rPr>
+          <w:rFonts w:ascii="맑은 고딕" w:hAnsi="맑은 고딕" w:eastAsia="맑은 고딕"/>
           <w:b w:val="0"/>
           <w:sz w:val="17"/>
           <w:u w:val="none"/>
         </w:rPr>
-        <w:t xml:space="preserve">________(observe) that when </w:t>
+        <w:t xml:space="preserve"> the accuracy of animals’ number sense, the </w:t>
       </w:r>
       <w:r>
         <w:rPr>
@@ -617,7 +617,7 @@
           <w:sz w:val="17"/>
           <w:u w:val="none"/>
         </w:rPr>
-        <w:t xml:space="preserve">________(test) the accuracy of animals’ number sense, the size of the numbers </w:t>
+        <w:t xml:space="preserve">s________ of the numbers </w:t>
       </w:r>
       <w:r>
         <w:rPr>
@@ -696,18 +696,27 @@
           <w:rFonts w:ascii="맑은 고딕" w:hAnsi="맑은 고딕" w:eastAsia="맑은 고딕"/>
           <w:b w:val="0"/>
           <w:sz w:val="17"/>
-          <w:u w:val="single"/>
-        </w:rPr>
-        <w:t>What it does not provide</w:t>
+          <w:u w:val="none"/>
+        </w:rPr>
+        <w:t xml:space="preserve">The technical term often </w:t>
       </w:r>
       <w:r>
         <w:rPr>
           <w:rFonts w:ascii="맑은 고딕" w:hAnsi="맑은 고딕" w:eastAsia="맑은 고딕"/>
           <w:b w:val="0"/>
           <w:sz w:val="17"/>
-          <w:u w:val="none"/>
-        </w:rPr>
-        <w:t xml:space="preserve"> is precision.  → 제시 교정: </w:t>
+          <w:u w:val="single"/>
+        </w:rPr>
+        <w:t>used to describe</w:t>
+      </w:r>
+      <w:r>
+        <w:rPr>
+          <w:rFonts w:ascii="맑은 고딕" w:hAnsi="맑은 고딕" w:eastAsia="맑은 고딕"/>
+          <w:b w:val="0"/>
+          <w:sz w:val="17"/>
+          <w:u w:val="none"/>
+        </w:rPr>
+        <w:t xml:space="preserve"> animals’ judgement of numbers is the approximate number system.  → 제시 교정: </w:t>
       </w:r>
       <w:r>
         <w:rPr>
@@ -716,7 +725,7 @@
           <w:sz w:val="17"/>
           <w:u w:val="none"/>
         </w:rPr>
-        <w:t>The thing that it does not provide</w:t>
+        <w:t>that is used to describe</w:t>
       </w:r>
       <w:r>
         <w:rPr>
@@ -749,9 +758,62 @@
           <w:rFonts w:ascii="맑은 고딕" w:hAnsi="맑은 고딕" w:eastAsia="맑은 고딕"/>
           <w:b w:val="0"/>
           <w:sz w:val="17"/>
-          <w:u w:val="none"/>
-        </w:rPr>
-        <w:t xml:space="preserve">… became markedly less and less precise in their responses as the number </w:t>
+          <w:u w:val="single"/>
+        </w:rPr>
+        <w:t>What it does not provide</w:t>
+      </w:r>
+      <w:r>
+        <w:rPr>
+          <w:rFonts w:ascii="맑은 고딕" w:hAnsi="맑은 고딕" w:eastAsia="맑은 고딕"/>
+          <w:b w:val="0"/>
+          <w:sz w:val="17"/>
+          <w:u w:val="none"/>
+        </w:rPr>
+        <w:t xml:space="preserve"> is precision.  → 제시 교정: </w:t>
+      </w:r>
+      <w:r>
+        <w:rPr>
+          <w:rFonts w:ascii="맑은 고딕" w:hAnsi="맑은 고딕" w:eastAsia="맑은 고딕"/>
+          <w:b/>
+          <w:sz w:val="17"/>
+          <w:u w:val="none"/>
+        </w:rPr>
+        <w:t>That it does not provide</w:t>
+      </w:r>
+      <w:r>
+        <w:rPr>
+          <w:rFonts w:ascii="맑은 고딕" w:hAnsi="맑은 고딕" w:eastAsia="맑은 고딕"/>
+          <w:b w:val="0"/>
+          <w:sz w:val="17"/>
+          <w:u w:val="none"/>
+        </w:rPr>
+        <w:t xml:space="preserve">  ( ○ / ✕ ) → ________</w:t>
+      </w:r>
+    </w:p>
+    <w:p>
+      <w:pPr>
+        <w:spacing w:before="0" w:after="20" w:line="276" w:lineRule="auto"/>
+        <w:snapToGrid w:val="0"/>
+      </w:pPr>
+      <w:r>
+        <w:rPr>
+          <w:rFonts w:ascii="맑은 고딕" w:hAnsi="맑은 고딕" w:eastAsia="맑은 고딕"/>
+          <w:b/>
+          <w:color w:val="C01F1F"/>
+          <w:sz w:val="17"/>
+          <w:u w:val="none"/>
+          <w:vertAlign w:val="superscript"/>
+        </w:rPr>
+        <w:t>24)</w:t>
+      </w:r>
+      <w:r>
+        <w:rPr>
+          <w:rFonts w:ascii="맑은 고딕" w:hAnsi="맑은 고딕" w:eastAsia="맑은 고딕"/>
+          <w:b w:val="0"/>
+          <w:sz w:val="17"/>
+          <w:u w:val="none"/>
+        </w:rPr>
+        <w:t xml:space="preserve">Rats that learned to press a lever a given number of times … </w:t>
       </w:r>
       <w:r>
         <w:rPr>
@@ -760,7 +822,7 @@
           <w:sz w:val="17"/>
           <w:u w:val="single"/>
         </w:rPr>
-        <w:t>increased</w:t>
+        <w:t>became markedly less and less precise</w:t>
       </w:r>
       <w:r>
         <w:rPr>
@@ -769,7 +831,7 @@
           <w:sz w:val="17"/>
           <w:u w:val="none"/>
         </w:rPr>
-        <w:t xml:space="preserve">  → 제시 교정: </w:t>
+        <w:t xml:space="preserve"> in their responses as the number increased.  → 제시 교정: </w:t>
       </w:r>
       <w:r>
         <w:rPr>
@@ -778,69 +840,7 @@
           <w:sz w:val="17"/>
           <w:u w:val="none"/>
         </w:rPr>
-        <w:t>was increased</w:t>
-      </w:r>
-      <w:r>
-        <w:rPr>
-          <w:rFonts w:ascii="맑은 고딕" w:hAnsi="맑은 고딕" w:eastAsia="맑은 고딕"/>
-          <w:b w:val="0"/>
-          <w:sz w:val="17"/>
-          <w:u w:val="none"/>
-        </w:rPr>
-        <w:t xml:space="preserve">  ( ○ / ✕ ) → ________</w:t>
-      </w:r>
-    </w:p>
-    <w:p>
-      <w:pPr>
-        <w:spacing w:before="0" w:after="20" w:line="276" w:lineRule="auto"/>
-        <w:snapToGrid w:val="0"/>
-      </w:pPr>
-      <w:r>
-        <w:rPr>
-          <w:rFonts w:ascii="맑은 고딕" w:hAnsi="맑은 고딕" w:eastAsia="맑은 고딕"/>
-          <w:b/>
-          <w:color w:val="C01F1F"/>
-          <w:sz w:val="17"/>
-          <w:u w:val="none"/>
-          <w:vertAlign w:val="superscript"/>
-        </w:rPr>
-        <w:t>24)</w:t>
-      </w:r>
-      <w:r>
-        <w:rPr>
-          <w:rFonts w:ascii="맑은 고딕" w:hAnsi="맑은 고딕" w:eastAsia="맑은 고딕"/>
-          <w:b w:val="0"/>
-          <w:sz w:val="17"/>
-          <w:u w:val="none"/>
-        </w:rPr>
-        <w:t xml:space="preserve">… by the top end of the range they would </w:t>
-      </w:r>
-      <w:r>
-        <w:rPr>
-          <w:rFonts w:ascii="맑은 고딕" w:hAnsi="맑은 고딕" w:eastAsia="맑은 고딕"/>
-          <w:b w:val="0"/>
-          <w:sz w:val="17"/>
-          <w:u w:val="single"/>
-        </w:rPr>
-        <w:t>merely</w:t>
-      </w:r>
-      <w:r>
-        <w:rPr>
-          <w:rFonts w:ascii="맑은 고딕" w:hAnsi="맑은 고딕" w:eastAsia="맑은 고딕"/>
-          <w:b w:val="0"/>
-          <w:sz w:val="17"/>
-          <w:u w:val="none"/>
-        </w:rPr>
-        <w:t xml:space="preserve"> produce a spread of numbers around the target.  → 제시 교정: </w:t>
-      </w:r>
-      <w:r>
-        <w:rPr>
-          <w:rFonts w:ascii="맑은 고딕" w:hAnsi="맑은 고딕" w:eastAsia="맑은 고딕"/>
-          <w:b/>
-          <w:sz w:val="17"/>
-          <w:u w:val="none"/>
-        </w:rPr>
-        <w:t>only</w:t>
+        <w:t>became noticeably less and less precise</w:t>
       </w:r>
       <w:r>
         <w:rPr>
@@ -901,7 +901,7 @@
           <w:sz w:val="17"/>
           <w:u w:val="none"/>
         </w:rPr>
-        <w:t>그것이 제공하지 않는 것은 정확성이다.</w:t>
+        <w:t>동물의 수 감각의 정확성을 시험할 때 숫자의 크기가 중요하다는 것은 흔한 관찰 결과이다.</w:t>
       </w:r>
     </w:p>
     <w:p>
@@ -918,7 +918,7 @@
           <w:sz w:val="17"/>
           <w:u w:val="none"/>
         </w:rPr>
-        <w:t>what / it / not / provide / be / precision / precise</w:t>
+        <w:t>when / be / it / a common observation / test / the accuracy / matter / of animals’ number sense / what / the size / of the numbers</w:t>
       </w:r>
     </w:p>
     <w:p>
@@ -953,7 +953,7 @@
           <w:sz w:val="17"/>
           <w:u w:val="none"/>
         </w:rPr>
-        <w:t>수량이 커질수록 구별은 덜 정확해진다.</w:t>
+        <w:t>붉은털원숭이는 하나와 둘, 둘과 셋, 셋과 넷, 넷과 다섯을 구별할 수 있지만 다섯부터는 실패하기 시작한다.</w:t>
       </w:r>
     </w:p>
     <w:p>
@@ -970,7 +970,7 @@
           <w:sz w:val="17"/>
           <w:u w:val="none"/>
         </w:rPr>
-        <w:t>discrimination / become / accurate / as / the quantities / get / big / accurately</w:t>
+        <w:t>tell / one / rhesus monkeys / can / from two / two from three / three from four / four from five / with / start / fail / but / from five upwards</w:t>
       </w:r>
     </w:p>
     <w:p>
@@ -1031,7 +1031,7 @@
           <w:sz w:val="17"/>
           <w:u w:val="none"/>
         </w:rPr>
-        <w:t>동물의 수 감각의 정확성을 시험할 때, 수의 크기가 중요하다는 것은 흔한 관찰이다.</w:t>
+        <w:t>그것은 양이 커질수록 변별이 덜 정확해지는, 특징적인 오류 패턴을 보여 준다.</w:t>
       </w:r>
     </w:p>
     <w:p>
@@ -1048,7 +1048,7 @@
           <w:sz w:val="17"/>
           <w:u w:val="none"/>
         </w:rPr>
-        <w:t>it / is / a common observation / that / when / testing / the accuracy of / animals’ number sense / the size of the numbers / matter</w:t>
+        <w:t>shows / of errors / a characteristic pattern / it / with / discrimination / become / less accurate / the quantities / get bigger / as</w:t>
       </w:r>
     </w:p>
     <w:p>
@@ -1127,7 +1127,7 @@
           <w:sz w:val="17"/>
           <w:u w:val="none"/>
         </w:rPr>
-        <w:t xml:space="preserve"> does not provide — it이 가리키는 말을 본문에서(4단어): ______________________</w:t>
+        <w:t xml:space="preserve"> does not provide is precision — it이 가리키는 말을 본문에서(4단어): ____________________________________________</w:t>
       </w:r>
     </w:p>
     <w:p>
@@ -1171,7 +1171,7 @@
           <w:sz w:val="17"/>
           <w:u w:val="none"/>
         </w:rPr>
-        <w:t xml:space="preserve"> is the same in every species tested — this가 가리키는 내용을 우리말로: ______________________________________</w:t>
+        <w:t xml:space="preserve"> is the same in every species tested — this가 가리키는 내용을 우리말로: ____________________________________________</w:t>
       </w:r>
     </w:p>
     <w:p>
@@ -1193,29 +1193,20 @@
       <w:r>
         <w:rPr>
           <w:rFonts w:ascii="맑은 고딕" w:hAnsi="맑은 고딕" w:eastAsia="맑은 고딕"/>
+          <w:b/>
+          <w:sz w:val="17"/>
+          <w:u w:val="none"/>
+        </w:rPr>
+        <w:t>they</w:t>
+      </w:r>
+      <w:r>
+        <w:rPr>
+          <w:rFonts w:ascii="맑은 고딕" w:hAnsi="맑은 고딕" w:eastAsia="맑은 고딕"/>
           <w:b w:val="0"/>
           <w:sz w:val="17"/>
           <w:u w:val="none"/>
         </w:rPr>
-        <w:t xml:space="preserve">in </w:t>
-      </w:r>
-      <w:r>
-        <w:rPr>
-          <w:rFonts w:ascii="맑은 고딕" w:hAnsi="맑은 고딕" w:eastAsia="맑은 고딕"/>
-          <w:b/>
-          <w:sz w:val="17"/>
-          <w:u w:val="none"/>
-        </w:rPr>
-        <w:t>their</w:t>
-      </w:r>
-      <w:r>
-        <w:rPr>
-          <w:rFonts w:ascii="맑은 고딕" w:hAnsi="맑은 고딕" w:eastAsia="맑은 고딕"/>
-          <w:b w:val="0"/>
-          <w:sz w:val="17"/>
-          <w:u w:val="none"/>
-        </w:rPr>
-        <w:t xml:space="preserve"> responses — their가 가리키는 말(1단어): ______________</w:t>
+        <w:t xml:space="preserve"> would merely produce a spread of numbers — they가 가리키는 말(1단어): ______________</w:t>
       </w:r>
     </w:p>
     <w:p>
@@ -1237,11 +1228,20 @@
       <w:r>
         <w:rPr>
           <w:rFonts w:ascii="맑은 고딕" w:hAnsi="맑은 고딕" w:eastAsia="맑은 고딕"/>
+          <w:b w:val="0"/>
+          <w:sz w:val="17"/>
+          <w:u w:val="none"/>
+        </w:rPr>
+        <w:t xml:space="preserve">a spread of numbers around the </w:t>
+      </w:r>
+      <w:r>
+        <w:rPr>
+          <w:rFonts w:ascii="맑은 고딕" w:hAnsi="맑은 고딕" w:eastAsia="맑은 고딕"/>
           <w:b/>
           <w:sz w:val="17"/>
           <w:u w:val="none"/>
         </w:rPr>
-        <w:t>they</w:t>
+        <w:t>target</w:t>
       </w:r>
       <w:r>
         <w:rPr>
@@ -1250,7 +1250,7 @@
           <w:sz w:val="17"/>
           <w:u w:val="none"/>
         </w:rPr>
-        <w:t xml:space="preserve"> would merely produce a spread of numbers — they가 가리키는 말(1단어): ______________</w:t>
+        <w:t xml:space="preserve"> — target이 가리키는 말을 본문에서(5단어): ____________________________________________</w:t>
       </w:r>
     </w:p>
     <w:p>
@@ -1281,7 +1281,7 @@
     </w:p>
     <w:p>
       <w:pPr>
-        <w:spacing w:before="0" w:after="20" w:line="360" w:lineRule="auto"/>
+        <w:spacing w:before="0" w:after="20" w:line="300" w:lineRule="auto"/>
         <w:jc w:val="both"/>
         <w:snapToGrid w:val="0"/>
       </w:pPr>
@@ -1292,7 +1292,7 @@
           <w:sz w:val="17"/>
           <w:u w:val="none"/>
         </w:rPr>
-        <w:t xml:space="preserve">Human eyes judging distance follow a similar rule. A car fifty meters away and one sixty meters away </w:t>
+        <w:t xml:space="preserve">Human beings are not so different when they cannot count. Shown two dots and then three, almost anyone </w:t>
       </w:r>
       <w:r>
         <w:rPr>
@@ -1312,7 +1312,7 @@
           <w:sz w:val="17"/>
           <w:u w:val="none"/>
         </w:rPr>
-        <w:t>[ look / looks ]</w:t>
+        <w:t>[ says / say ]</w:t>
       </w:r>
       <w:r>
         <w:rPr>
@@ -1321,7 +1321,7 @@
           <w:sz w:val="17"/>
           <w:u w:val="none"/>
         </w:rPr>
-        <w:t xml:space="preserve"> clearly different, but two stars far across the sky are much harder </w:t>
+        <w:t xml:space="preserve"> without hesitation which group is larger. Shown twenty-three dots and then twenty-six, most people hesitate, and their answers </w:t>
       </w:r>
       <w:r>
         <w:rPr>
@@ -1341,7 +1341,7 @@
           <w:sz w:val="17"/>
           <w:u w:val="none"/>
         </w:rPr>
-        <w:t>[ to tell / telling ]</w:t>
+        <w:t>[ begin / begins ]</w:t>
       </w:r>
       <w:r>
         <w:rPr>
@@ -1350,7 +1350,7 @@
           <w:sz w:val="17"/>
           <w:u w:val="none"/>
         </w:rPr>
-        <w:t xml:space="preserve"> apart. The farther away the objects are, the </w:t>
+        <w:t xml:space="preserve"> to scatter on either side of the truth. The gap between the two numbers is the same in both cases, but the bigger numbers blur together. Our quick sense of quantity, </w:t>
       </w:r>
       <w:r>
         <w:rPr>
@@ -1370,7 +1370,7 @@
           <w:sz w:val="17"/>
           <w:u w:val="none"/>
         </w:rPr>
-        <w:t>[ less / more ]</w:t>
+        <w:t>[ which / that ]</w:t>
       </w:r>
       <w:r>
         <w:rPr>
@@ -1379,7 +1379,7 @@
           <w:sz w:val="17"/>
           <w:u w:val="none"/>
         </w:rPr>
-        <w:t xml:space="preserve"> accurate our judgement becomes.</w:t>
+        <w:t xml:space="preserve"> works so well for small groups, loses its edge as the groups grow.</w:t>
       </w:r>
     </w:p>
     <w:p>
@@ -1431,7 +1431,7 @@
           <w:sz w:val="17"/>
           <w:u w:val="none"/>
         </w:rPr>
-        <w:t>Animals’ sense of number becomes less p____________ as the quantities grow larger.</w:t>
+        <w:t>Animals can judge small numbers well, but the bigger the numbers, the l____________ accurate their judgement becomes.</w:t>
       </w:r>
     </w:p>
     <w:p>
@@ -1474,25 +1474,7 @@
           <w:sz w:val="17"/>
           <w:u w:val="none"/>
         </w:rPr>
-        <w:t xml:space="preserve"> 다음 글에 대한 &lt;보기&gt;의 설명 중 </w:t>
-      </w:r>
-      <w:r>
-        <w:rPr>
-          <w:rFonts w:ascii="맑은 고딕" w:hAnsi="맑은 고딕" w:eastAsia="맑은 고딕"/>
-          <w:b w:val="0"/>
-          <w:sz w:val="17"/>
-          <w:u w:val="single"/>
-        </w:rPr>
-        <w:t>틀린</w:t>
-      </w:r>
-      <w:r>
-        <w:rPr>
-          <w:rFonts w:ascii="맑은 고딕" w:hAnsi="맑은 고딕" w:eastAsia="맑은 고딕"/>
-          <w:b w:val="0"/>
-          <w:sz w:val="17"/>
-          <w:u w:val="none"/>
-        </w:rPr>
-        <w:t xml:space="preserve"> 것만을 있는 대로 고른 것은? [3.3점]</w:t>
+        <w:t xml:space="preserve"> 다음 글의 빈칸 (A), (B)에 들어갈 말로 가장 적절한 것은? [3.2점]</w:t>
       </w:r>
     </w:p>
     <w:p>
@@ -1515,17 +1497,31 @@
           <w:sz w:val="17"/>
           <w:u w:val="none"/>
         </w:rPr>
-        <w:t>The technical term often used to describe animals’ judgement of numbers is the approximate number system. ⓐ</w:t>
-      </w:r>
+        <w:t>The technical term often used to describe animals’ judgement of numbers is the approximate number system. What it does not provide is precision. It shows — and this is the same in every species tested — a characteristic pattern of errors, with discrimination becoming (A) ________ as the quantities get bigger. Rhesus monkeys can tell one from two, two from three, three from four, four from five ... but start to fail from five upwards. Rats that learned to press a lever a given number of times, from four up to twenty-four, became markedly less and less precise in their responses as the number increased: by the top end of the range they would merely produce a spread of numbers around the target. In other words, (B) ________.</w:t>
+      </w:r>
+    </w:p>
+    <w:p>
+      <w:pPr>
+        <w:spacing w:before="0" w:after="0" w:line="269" w:lineRule="auto"/>
+        <w:ind w:left="180" w:hanging="180"/>
+        <w:snapToGrid w:val="0"/>
+      </w:pPr>
       <w:r>
         <w:rPr>
           <w:rFonts w:ascii="맑은 고딕" w:hAnsi="맑은 고딕" w:eastAsia="맑은 고딕"/>
           <w:b w:val="0"/>
           <w:sz w:val="17"/>
-          <w:u w:val="single"/>
-        </w:rPr>
-        <w:t>What</w:t>
-      </w:r>
+          <w:u w:val="none"/>
+        </w:rPr>
+        <w:t>① (A) more reliable  (B) the bigger the number, the sharper the animal’s sense of it</w:t>
+      </w:r>
+    </w:p>
+    <w:p>
+      <w:pPr>
+        <w:spacing w:before="0" w:after="0" w:line="269" w:lineRule="auto"/>
+        <w:ind w:left="180" w:hanging="180"/>
+        <w:snapToGrid w:val="0"/>
+      </w:pPr>
       <w:r>
         <w:rPr>
           <w:rFonts w:ascii="맑은 고딕" w:hAnsi="맑은 고딕" w:eastAsia="맑은 고딕"/>
@@ -1533,17 +1529,31 @@
           <w:sz w:val="17"/>
           <w:u w:val="none"/>
         </w:rPr>
-        <w:t xml:space="preserve"> it does not provide is precision. It shows — and this is the same in every species tested — a characteristic pattern of errors, with discrimination becoming less accurate as the quantities get bigger. Rhesus monkeys can tell one from two, two from three, three from four, four from five ... but start to fail from five upwards. (A) ________, rats that learned to press a lever a given number of times, from four up to twenty-four, became ⓑ</w:t>
-      </w:r>
+        <w:t>② (A) less accurate  (B) the bigger the number, the sharper the animal’s sense of it</w:t>
+      </w:r>
+    </w:p>
+    <w:p>
+      <w:pPr>
+        <w:spacing w:before="0" w:after="0" w:line="269" w:lineRule="auto"/>
+        <w:ind w:left="180" w:hanging="180"/>
+        <w:snapToGrid w:val="0"/>
+      </w:pPr>
       <w:r>
         <w:rPr>
           <w:rFonts w:ascii="맑은 고딕" w:hAnsi="맑은 고딕" w:eastAsia="맑은 고딕"/>
           <w:b w:val="0"/>
           <w:sz w:val="17"/>
-          <w:u w:val="single"/>
-        </w:rPr>
-        <w:t>markedly</w:t>
-      </w:r>
+          <w:u w:val="none"/>
+        </w:rPr>
+        <w:t>③ (A) less accurate  (B) the smaller the number, the more the animal is likely to guess</w:t>
+      </w:r>
+    </w:p>
+    <w:p>
+      <w:pPr>
+        <w:spacing w:before="0" w:after="0" w:line="269" w:lineRule="auto"/>
+        <w:ind w:left="180" w:hanging="180"/>
+        <w:snapToGrid w:val="0"/>
+      </w:pPr>
       <w:r>
         <w:rPr>
           <w:rFonts w:ascii="맑은 고딕" w:hAnsi="맑은 고딕" w:eastAsia="맑은 고딕"/>
@@ -1551,7 +1561,71 @@
           <w:sz w:val="17"/>
           <w:u w:val="none"/>
         </w:rPr>
-        <w:t xml:space="preserve"> less and less precise in their responses as the number increased: by the top end of the range they would merely produce a spread of numbers around the target. It is a common observation that when testing the accuracy of animals’ number sense, the size of the numbers matters.</w:t>
+        <w:t>④ (A) less accurate  (B) the bigger the number, the fuzzier the animal’s sense of it</w:t>
+      </w:r>
+    </w:p>
+    <w:p>
+      <w:pPr>
+        <w:spacing w:before="0" w:after="0" w:line="269" w:lineRule="auto"/>
+        <w:ind w:left="180" w:hanging="180"/>
+        <w:snapToGrid w:val="0"/>
+      </w:pPr>
+      <w:r>
+        <w:rPr>
+          <w:rFonts w:ascii="맑은 고딕" w:hAnsi="맑은 고딕" w:eastAsia="맑은 고딕"/>
+          <w:b w:val="0"/>
+          <w:sz w:val="17"/>
+          <w:u w:val="none"/>
+        </w:rPr>
+        <w:t>⑤ (A) more reliable  (B) the bigger the number, the fuzzier the animal’s sense of it</w:t>
+      </w:r>
+    </w:p>
+    <w:p>
+      <w:pPr>
+        <w:keepNext/>
+        <w:spacing w:before="80" w:after="20" w:line="276" w:lineRule="auto"/>
+        <w:snapToGrid w:val="0"/>
+      </w:pPr>
+      <w:r>
+        <w:rPr>
+          <w:rFonts w:ascii="맑은 고딕" w:hAnsi="맑은 고딕" w:eastAsia="맑은 고딕"/>
+          <w:b/>
+          <w:sz w:val="17"/>
+          <w:u w:val="none"/>
+        </w:rPr>
+        <w:t>32-2.</w:t>
+      </w:r>
+      <w:r>
+        <w:rPr>
+          <w:rFonts w:ascii="맑은 고딕" w:hAnsi="맑은 고딕" w:eastAsia="맑은 고딕"/>
+          <w:b w:val="0"/>
+          <w:sz w:val="17"/>
+          <w:u w:val="none"/>
+        </w:rPr>
+        <w:t xml:space="preserve"> 윗글이 설명하는 ‘근사 수 체계’의 특징을 보여 주는 사례만을 &lt;보기&gt;에서 있는 대로 고른 것은? [3.3점]</w:t>
+      </w:r>
+    </w:p>
+    <w:p>
+      <w:pPr>
+        <w:spacing w:before="0" w:after="60" w:line="288" w:lineRule="auto"/>
+        <w:ind w:left="40"/>
+        <w:snapToGrid w:val="0"/>
+        <w:pBdr>
+          <w:top w:val="single" w:sz="4" w:space="2" w:color="999999"/>
+          <w:left w:val="single" w:sz="4" w:space="2" w:color="999999"/>
+          <w:bottom w:val="single" w:sz="4" w:space="2" w:color="999999"/>
+          <w:right w:val="single" w:sz="4" w:space="2" w:color="999999"/>
+        </w:pBdr>
+        <w:shd w:val="clear" w:color="auto" w:fill="F6F3EA"/>
+      </w:pPr>
+      <w:r>
+        <w:rPr>
+          <w:rFonts w:ascii="맑은 고딕" w:hAnsi="맑은 고딕" w:eastAsia="맑은 고딕"/>
+          <w:b w:val="0"/>
+          <w:sz w:val="17"/>
+          <w:u w:val="none"/>
+        </w:rPr>
+        <w:t>The usual technical name for the way animals judge quantity is the approximate number system. One thing it does not offer is exactness. In every species that has been examined, it produces the same characteristic pattern of mistakes: the larger the quantities involved, the poorer the animal becomes at telling them apart.</w:t>
       </w:r>
     </w:p>
     <w:p>
@@ -1597,7 +1671,7 @@
           <w:sz w:val="17"/>
           <w:u w:val="none"/>
         </w:rPr>
-        <w:t>(a) The approximate number system becomes less accurate as the quantities increase.</w:t>
+        <w:t>(a) A parrot easily picks the tray with three seeds over the tray with two, but hesitates between trays of seven and eight.</w:t>
       </w:r>
     </w:p>
     <w:p>
@@ -1620,7 +1694,7 @@
           <w:sz w:val="17"/>
           <w:u w:val="none"/>
         </w:rPr>
-        <w:t>(b) The appropriate expression for (A) is ‘In contrast’.</w:t>
+        <w:t>(b) A dog has been trained to bring back exactly twelve balls, and it never brings back eleven or thirteen.</w:t>
       </w:r>
     </w:p>
     <w:p>
@@ -1643,7 +1717,7 @@
           <w:sz w:val="17"/>
           <w:u w:val="none"/>
         </w:rPr>
-        <w:t>(c) In ⓐ, ‘What’ can be replaced by ‘That’ without any grammatical problem.</w:t>
+        <w:t>(c) Chimpanzees reliably choose six grapes over three, yet with eighteen grapes versus fifteen they choose almost at random.</w:t>
       </w:r>
     </w:p>
     <w:p>
@@ -1666,7 +1740,7 @@
           <w:sz w:val="17"/>
           <w:u w:val="none"/>
         </w:rPr>
-        <w:t>(d) In the context, ⓑ ‘markedly’ can be replaced by ‘noticeably’.</w:t>
+        <w:t>(d) A crow that counts four stones correctly also counts forty stones correctly, with no drop in accuracy.</w:t>
       </w:r>
     </w:p>
     <w:p>
@@ -1689,7 +1763,7 @@
           <w:sz w:val="17"/>
           <w:u w:val="none"/>
         </w:rPr>
-        <w:t>(e) According to the passage, rhesus monkeys can reliably tell five from six.</w:t>
+        <w:t>(e) Guppies prefer a school of four fish to a school of two, and they prefer twenty fish to ten just as strongly.</w:t>
       </w:r>
     </w:p>
     <w:p>
@@ -1705,7 +1779,7 @@
           <w:sz w:val="17"/>
           <w:u w:val="none"/>
         </w:rPr>
-        <w:t>① (b), (c), (e)    ② (b), (e)    ③ (a), (c), (e)    ④ (c), (d)    ⑤ (b), (d), (e)</w:t>
+        <w:t>① (a), (c)    ② (a), (d)    ③ (b), (e)    ④ (a), (c), (e)    ⑤ (c), (d)</w:t>
       </w:r>
     </w:p>
     <w:p>
@@ -1721,7 +1795,7 @@
           <w:sz w:val="17"/>
           <w:u w:val="none"/>
         </w:rPr>
-        <w:t>32-2.</w:t>
+        <w:t>32-3.</w:t>
       </w:r>
       <w:r>
         <w:rPr>
@@ -1789,7 +1863,7 @@
           <w:sz w:val="17"/>
           <w:u w:val="none"/>
         </w:rPr>
-        <w:t xml:space="preserve"> to describe animals’ judgement of numbers is the approximate number system. What it does not provide is precision. It shows — and this ⓑ</w:t>
+        <w:t xml:space="preserve"> to describe animals’ judgement of numbers is the approximate number system. What it does not provide ⓑ</w:t>
       </w:r>
       <w:r>
         <w:rPr>
@@ -1798,7 +1872,7 @@
           <w:sz w:val="17"/>
           <w:u w:val="single"/>
         </w:rPr>
-        <w:t>is</w:t>
+        <w:t>are</w:t>
       </w:r>
       <w:r>
         <w:rPr>
@@ -1807,7 +1881,7 @@
           <w:sz w:val="17"/>
           <w:u w:val="none"/>
         </w:rPr>
-        <w:t xml:space="preserve"> the same in every species tested — a characteristic pattern of errors, with discrimination ⓒ</w:t>
+        <w:t xml:space="preserve"> precision. It shows — and this is the same in every species tested — a characteristic pattern of errors, with discrimination ⓒ</w:t>
       </w:r>
       <w:r>
         <w:rPr>
@@ -1816,7 +1890,7 @@
           <w:sz w:val="17"/>
           <w:u w:val="single"/>
         </w:rPr>
-        <w:t>become</w:t>
+        <w:t>became</w:t>
       </w:r>
       <w:r>
         <w:rPr>
@@ -1825,7 +1899,7 @@
           <w:sz w:val="17"/>
           <w:u w:val="none"/>
         </w:rPr>
-        <w:t xml:space="preserve"> less accurate as the quantities get bigger. Rhesus monkeys can tell one from two, two from three, three from four, four from five ... but ⓓ</w:t>
+        <w:t xml:space="preserve"> less accurate as the quantities get bigger. Rhesus monkeys can tell one from two, two from three, three from four, four from five ... but start to fail from five upwards. Rats ⓓ</w:t>
       </w:r>
       <w:r>
         <w:rPr>
@@ -1834,7 +1908,7 @@
           <w:sz w:val="17"/>
           <w:u w:val="single"/>
         </w:rPr>
-        <w:t>starting</w:t>
+        <w:t>that</w:t>
       </w:r>
       <w:r>
         <w:rPr>
@@ -1843,7 +1917,7 @@
           <w:sz w:val="17"/>
           <w:u w:val="none"/>
         </w:rPr>
-        <w:t xml:space="preserve"> to fail from five upwards. Rats that learned to press a lever a given number of times, from four up to twenty-four, ⓔ</w:t>
+        <w:t xml:space="preserve"> learned to press a lever a given number of times, from four up to twenty-four, became markedly less and less precise in their responses as the number increased: by the top end of the range they ⓔ</w:t>
       </w:r>
       <w:r>
         <w:rPr>
@@ -1852,7 +1926,7 @@
           <w:sz w:val="17"/>
           <w:u w:val="single"/>
         </w:rPr>
-        <w:t>becoming</w:t>
+        <w:t>would</w:t>
       </w:r>
       <w:r>
         <w:rPr>
@@ -1861,7 +1935,7 @@
           <w:sz w:val="17"/>
           <w:u w:val="none"/>
         </w:rPr>
-        <w:t xml:space="preserve"> markedly less and less precise in their responses as the number increased: by the top end of the range they would merely produce a spread of numbers around the target. It is a common observation that when testing the accuracy of animals’ number sense, the size of the numbers ⓕ</w:t>
+        <w:t xml:space="preserve"> merely produce a spread of numbers around the target. It is a common observation that when testing the accuracy of animals’ number sense, the size of the numbers ⓕ</w:t>
       </w:r>
       <w:r>
         <w:rPr>
@@ -1870,7 +1944,7 @@
           <w:sz w:val="17"/>
           <w:u w:val="single"/>
         </w:rPr>
-        <w:t>matters</w:t>
+        <w:t>matter</w:t>
       </w:r>
       <w:r>
         <w:rPr>
@@ -1895,7 +1969,7 @@
           <w:sz w:val="17"/>
           <w:u w:val="none"/>
         </w:rPr>
-        <w:t>① ⓐ, ⓒ    ② ⓑ, ⓓ, ⓕ    ③ ⓒ, ⓓ, ⓔ    ④ ⓒ, ⓔ    ⑤ ⓐ, ⓓ, ⓔ</w:t>
+        <w:t>① ⓐ, ⓓ    ② ⓑ, ⓒ    ③ ⓑ, ⓒ, ⓕ    ④ ⓐ, ⓔ, ⓕ    ⑤ ⓒ, ⓓ, ⓔ</w:t>
       </w:r>
     </w:p>
     <w:p>
@@ -1911,7 +1985,7 @@
           <w:sz w:val="17"/>
           <w:u w:val="none"/>
         </w:rPr>
-        <w:t>32-3.</w:t>
+        <w:t>32-4.</w:t>
       </w:r>
       <w:r>
         <w:rPr>
@@ -1920,7 +1994,7 @@
           <w:sz w:val="17"/>
           <w:u w:val="none"/>
         </w:rPr>
-        <w:t xml:space="preserve"> 다음 글의 (A), (B), (C)의 각 괄호 안에서 문맥과 어법에 맞는 표현으로 가장 적절한 것은? [3.0점]</w:t>
+        <w:t xml:space="preserve"> 다음 글의 빈칸에 들어갈 말로 가장 적절한 것은? [3.0점]</w:t>
       </w:r>
     </w:p>
     <w:p>
@@ -1943,7 +2017,7 @@
           <w:sz w:val="17"/>
           <w:u w:val="none"/>
         </w:rPr>
-        <w:t>The technical term often used to describe animals’ judgement of numbers is the approximate number system. What it does not provide is (A) [approximation / precision]. It shows — and this is the same in every species tested — a characteristic pattern of errors, with discrimination becoming less accurate as the quantities get (B) [bigger / smaller]. Rhesus monkeys can tell one from two, two from three, three from four, four from five ... but start to fail from five upwards. Rats that learned to press a lever a given number of times, from four up to twenty-four, became markedly less and less precise in their responses as the number increased: by the top end of the range they would merely produce a spread of numbers around the target. It is a common observation that when testing the accuracy of animals’ number sense, the size of the numbers (C) [matters / matter].</w:t>
+        <w:t>The usual technical name for the way animals judge quantity is the approximate number system. One thing it does not offer is exactness. In every species that has been examined, it produces the same characteristic pattern of mistakes: the larger the quantities involved, the poorer the animal becomes at telling them apart. Rhesus monkeys can distinguish one from two, two from three, three from four, and four from five, but beyond five they begin to break down. Rats trained to press a lever a set number of times, anywhere from four to twenty-four, grew noticeably less exact as the required number rose; at the high end of the range, their presses simply scattered around the target. It is a common observation that when testing the accuracy of animals’ number sense, ________________________________.</w:t>
       </w:r>
     </w:p>
     <w:p>
@@ -1959,7 +2033,7 @@
           <w:sz w:val="17"/>
           <w:u w:val="none"/>
         </w:rPr>
-        <w:t>① (A) approximation  (B) bigger  (C) matters</w:t>
+        <w:t>① smaller animals tend to perform better than larger ones</w:t>
       </w:r>
     </w:p>
     <w:p>
@@ -1975,7 +2049,7 @@
           <w:sz w:val="17"/>
           <w:u w:val="none"/>
         </w:rPr>
-        <w:t>② (A) precision  (B) smaller  (C) matters</w:t>
+        <w:t>② how large the numbers are makes a real difference</w:t>
       </w:r>
     </w:p>
     <w:p>
@@ -1991,7 +2065,7 @@
           <w:sz w:val="17"/>
           <w:u w:val="none"/>
         </w:rPr>
-        <w:t>③ (A) approximation  (B) smaller  (C) matter</w:t>
+        <w:t>③ training can remove the pattern of errors almost entirely</w:t>
       </w:r>
     </w:p>
     <w:p>
@@ -2007,7 +2081,7 @@
           <w:sz w:val="17"/>
           <w:u w:val="none"/>
         </w:rPr>
-        <w:t>④ (A) precision  (B) bigger  (C) matters</w:t>
+        <w:t>④ every species sets its own limit at a different number</w:t>
       </w:r>
     </w:p>
     <w:p>
@@ -2023,7 +2097,7 @@
           <w:sz w:val="17"/>
           <w:u w:val="none"/>
         </w:rPr>
-        <w:t>⑤ (A) precision  (B) bigger  (C) matter</w:t>
+        <w:t>⑤ the animal’s motivation matters more than the task itself</w:t>
       </w:r>
     </w:p>
     <w:p>
@@ -2039,7 +2113,7 @@
           <w:sz w:val="17"/>
           <w:u w:val="none"/>
         </w:rPr>
-        <w:t>32-4.</w:t>
+        <w:t>32-5.</w:t>
       </w:r>
       <w:r>
         <w:rPr>
@@ -2048,7 +2122,7 @@
           <w:sz w:val="17"/>
           <w:u w:val="none"/>
         </w:rPr>
-        <w:t xml:space="preserve"> 윗글의 내용과 일치하지 </w:t>
+        <w:t xml:space="preserve"> According to the passage, which of the following is </w:t>
       </w:r>
       <w:r>
         <w:rPr>
@@ -2057,7 +2131,7 @@
           <w:sz w:val="17"/>
           <w:u w:val="single"/>
         </w:rPr>
-        <w:t>않는</w:t>
+        <w:t>NOT</w:t>
       </w:r>
       <w:r>
         <w:rPr>
@@ -2066,7 +2140,7 @@
           <w:sz w:val="17"/>
           <w:u w:val="none"/>
         </w:rPr>
-        <w:t xml:space="preserve"> 것은? [2.8점]</w:t>
+        <w:t xml:space="preserve"> true? [2.8점]</w:t>
       </w:r>
     </w:p>
     <w:p>
@@ -2089,7 +2163,7 @@
           <w:sz w:val="17"/>
           <w:u w:val="none"/>
         </w:rPr>
-        <w:t>The technical term often used to describe animals’ judgement of numbers is the approximate number system. What it does not provide is precision. It shows — and this is the same in every species tested — a characteristic pattern of errors, with discrimination becoming less accurate as the quantities get bigger. Rhesus monkeys can tell one from two, two from three, three from four, four from five ... but start to fail from five upwards. Rats that learned to press a lever a given number of times, from four up to twenty-four, became markedly less and less precise in their responses as the number increased: by the top end of the range they would merely produce a spread of numbers around the target. It is a common observation that when testing the accuracy of animals’ number sense, the size of the numbers matters.</w:t>
+        <w:t>The usual technical name for the way animals judge quantity is the approximate number system. One thing it does not offer is exactness. In every species that has been examined, it produces the same characteristic pattern of mistakes: the larger the quantities involved, the poorer the animal becomes at telling them apart. Rhesus monkeys can distinguish one from two, two from three, three from four, and four from five, but beyond five they begin to break down. Rats trained to press a lever a set number of times, anywhere from four to twenty-four, grew noticeably less exact as the required number rose; at the high end of the range, their presses simply scattered around the target. It is widely observed that when animals’ number sense is put to the test, how big the numbers are makes a real difference.</w:t>
       </w:r>
     </w:p>
     <w:p>
@@ -2105,7 +2179,7 @@
           <w:sz w:val="17"/>
           <w:u w:val="none"/>
         </w:rPr>
-        <w:t>① 동물의 수 판단을 가리키는 전문 용어로 ‘근사 수 체계’가 흔히 쓰인다.</w:t>
+        <w:t>① The approximate number system is a term for the way animals judge quantities.</w:t>
       </w:r>
     </w:p>
     <w:p>
@@ -2121,7 +2195,7 @@
           <w:sz w:val="17"/>
           <w:u w:val="none"/>
         </w:rPr>
-        <w:t>② 실험된 모든 종에서 특징적인 오류 패턴이 나타난다.</w:t>
+        <w:t>② The system produces the same kind of errors in every species that has been tested.</w:t>
       </w:r>
     </w:p>
     <w:p>
@@ -2137,7 +2211,7 @@
           <w:sz w:val="17"/>
           <w:u w:val="none"/>
         </w:rPr>
-        <w:t>③ 붉은털원숭이는 4와 5는 구별하지만 5 이상부터는 실패하기 시작한다.</w:t>
+        <w:t>③ Rhesus monkeys can still tell small quantities apart, such as three from four.</w:t>
       </w:r>
     </w:p>
     <w:p>
@@ -2153,7 +2227,7 @@
           <w:sz w:val="17"/>
           <w:u w:val="none"/>
         </w:rPr>
-        <w:t>④ 쥐들은 목표 횟수가 커질수록 레버를 더 정확하게 눌렀다.</w:t>
+        <w:t>④ The rats had to press a lever a set number of times, with the number going as high as twenty-four.</w:t>
       </w:r>
     </w:p>
     <w:p>
@@ -2169,7 +2243,7 @@
           <w:sz w:val="17"/>
           <w:u w:val="none"/>
         </w:rPr>
-        <w:t>⑤ 동물의 수 감각을 시험할 때는 수의 크기가 중요하다.</w:t>
+        <w:t>⑤ The rats stayed almost perfectly precise until the top of the range, where their accuracy suddenly collapsed.</w:t>
       </w:r>
     </w:p>
     <w:p>
@@ -2185,7 +2259,7 @@
           <w:sz w:val="17"/>
           <w:u w:val="none"/>
         </w:rPr>
-        <w:t>32-5.</w:t>
+        <w:t>32-6.</w:t>
       </w:r>
       <w:r>
         <w:rPr>
@@ -2194,7 +2268,25 @@
           <w:sz w:val="17"/>
           <w:u w:val="none"/>
         </w:rPr>
-        <w:t xml:space="preserve"> [A]와 [B]를 읽고 이해한 것으로 가장 적절한 것은? [3.2점]</w:t>
+        <w:t xml:space="preserve"> 다음 글을 읽고 답할 수 </w:t>
+      </w:r>
+      <w:r>
+        <w:rPr>
+          <w:rFonts w:ascii="맑은 고딕" w:hAnsi="맑은 고딕" w:eastAsia="맑은 고딕"/>
+          <w:b w:val="0"/>
+          <w:sz w:val="17"/>
+          <w:u w:val="single"/>
+        </w:rPr>
+        <w:t>없는</w:t>
+      </w:r>
+      <w:r>
+        <w:rPr>
+          <w:rFonts w:ascii="맑은 고딕" w:hAnsi="맑은 고딕" w:eastAsia="맑은 고딕"/>
+          <w:b w:val="0"/>
+          <w:sz w:val="17"/>
+          <w:u w:val="none"/>
+        </w:rPr>
+        <w:t xml:space="preserve"> 질문은? [2.8점]</w:t>
       </w:r>
     </w:p>
     <w:p>
@@ -2217,30 +2309,7 @@
           <w:sz w:val="17"/>
           <w:u w:val="none"/>
         </w:rPr>
-        <w:t>[A] It shows — and this is the same in every species tested — a characteristic pattern of errors, with discrimination becoming less accurate as the quantities get bigger. Rhesus monkeys can tell one from two, two from three, three from four, four from five ... but start to fail from five upwards. Rats that learned to press a lever a given number of times, from four up to twenty-four, became markedly less and less precise in their responses as the number increased: by the top end of the range they would merely produce a spread of numbers around the target.</w:t>
-      </w:r>
-    </w:p>
-    <w:p>
-      <w:pPr>
-        <w:spacing w:before="0" w:after="60" w:line="288" w:lineRule="auto"/>
-        <w:ind w:left="40"/>
-        <w:snapToGrid w:val="0"/>
-        <w:pBdr>
-          <w:top w:val="single" w:sz="4" w:space="2" w:color="6B7FB8"/>
-          <w:left w:val="single" w:sz="4" w:space="2" w:color="6B7FB8"/>
-          <w:bottom w:val="single" w:sz="4" w:space="2" w:color="6B7FB8"/>
-          <w:right w:val="single" w:sz="4" w:space="2" w:color="6B7FB8"/>
-        </w:pBdr>
-        <w:shd w:val="clear" w:color="auto" w:fill="EEF2FF"/>
-      </w:pPr>
-      <w:r>
-        <w:rPr>
-          <w:rFonts w:ascii="맑은 고딕" w:hAnsi="맑은 고딕" w:eastAsia="맑은 고딕"/>
-          <w:b w:val="0"/>
-          <w:sz w:val="17"/>
-          <w:u w:val="none"/>
-        </w:rPr>
-        <w:t>[B] When people glance at two piles of coins without counting, they can easily tell a pile of three from a pile of four. But asked to compare a pile of thirty with a pile of thirty-four, most can only guess, and their answers scatter widely around the true numbers. The larger the piles, the harder it becomes to see the difference at a glance.</w:t>
+        <w:t>The usual technical name for the way animals judge quantity is the approximate number system. One thing it does not offer is exactness. In every species that has been examined, it produces the same characteristic pattern of mistakes: the larger the quantities involved, the poorer the animal becomes at telling them apart. Rhesus monkeys can distinguish one from two, two from three, three from four, and four from five, but beyond five they begin to break down. Rats trained to press a lever a set number of times, anywhere from four to twenty-four, grew noticeably less exact as the required number rose; at the high end of the range, their presses simply scattered around the target. It is widely observed that when animals’ number sense is put to the test, how big the numbers are makes a real difference.</w:t>
       </w:r>
     </w:p>
     <w:p>
@@ -2256,7 +2325,7 @@
           <w:sz w:val="17"/>
           <w:u w:val="none"/>
         </w:rPr>
-        <w:t>① [A] says that animals count exactly, while [B] says that people can only estimate.</w:t>
+        <w:t>① What is the technical term for the way animals judge numbers?</w:t>
       </w:r>
     </w:p>
     <w:p>
@@ -2272,7 +2341,7 @@
           <w:sz w:val="17"/>
           <w:u w:val="none"/>
         </w:rPr>
-        <w:t>② Both texts suggest that larger quantities are easier to compare than smaller ones.</w:t>
+        <w:t>② From what number do rhesus monkeys begin to fail?</w:t>
       </w:r>
     </w:p>
     <w:p>
@@ -2288,7 +2357,7 @@
           <w:sz w:val="17"/>
           <w:u w:val="none"/>
         </w:rPr>
-        <w:t>③ [B] claims that people can never tell a pile of three from a pile of four.</w:t>
+        <w:t>③ Why do larger quantities produce more errors in an animal’s number sense?</w:t>
       </w:r>
     </w:p>
     <w:p>
@@ -2304,7 +2373,7 @@
           <w:sz w:val="17"/>
           <w:u w:val="none"/>
         </w:rPr>
-        <w:t>④ [A] focuses on how animals are trained, while [B] focuses on human memory.</w:t>
+        <w:t>④ What range of numbers were the rats trained to press the lever?</w:t>
       </w:r>
     </w:p>
     <w:p>
@@ -2320,7 +2389,7 @@
           <w:sz w:val="17"/>
           <w:u w:val="none"/>
         </w:rPr>
-        <w:t>⑤ Both texts describe judgments of quantity that become less precise as the numbers grow larger.</w:t>
+        <w:t>⑤ What happened to the rats’ lever presses at the top of the range?</w:t>
       </w:r>
     </w:p>
     <w:p>
@@ -2336,7 +2405,7 @@
           <w:sz w:val="17"/>
           <w:u w:val="none"/>
         </w:rPr>
-        <w:t>32-6.</w:t>
+        <w:t>32-7.</w:t>
       </w:r>
       <w:r>
         <w:rPr>
@@ -2345,7 +2414,25 @@
           <w:sz w:val="17"/>
           <w:u w:val="none"/>
         </w:rPr>
-        <w:t xml:space="preserve"> 윗글의 제목으로 가장 적절한 것은? [2.9점]</w:t>
+        <w:t xml:space="preserve"> 다음 글의 밑줄 친 부분 중, 문맥상 낱말의 쓰임이 적절하지 </w:t>
+      </w:r>
+      <w:r>
+        <w:rPr>
+          <w:rFonts w:ascii="맑은 고딕" w:hAnsi="맑은 고딕" w:eastAsia="맑은 고딕"/>
+          <w:b w:val="0"/>
+          <w:sz w:val="17"/>
+          <w:u w:val="single"/>
+        </w:rPr>
+        <w:t>않은</w:t>
+      </w:r>
+      <w:r>
+        <w:rPr>
+          <w:rFonts w:ascii="맑은 고딕" w:hAnsi="맑은 고딕" w:eastAsia="맑은 고딕"/>
+          <w:b w:val="0"/>
+          <w:sz w:val="17"/>
+          <w:u w:val="none"/>
+        </w:rPr>
+        <w:t xml:space="preserve"> 것은? [3.0점]</w:t>
       </w:r>
     </w:p>
     <w:p>
@@ -2368,13 +2455,103 @@
           <w:sz w:val="17"/>
           <w:u w:val="none"/>
         </w:rPr>
-        <w:t>The technical term often used to describe animals’ judgement of numbers is the approximate number system. What it does not provide is precision. It shows — and this is the same in every species tested — a characteristic pattern of errors, with discrimination becoming less accurate as the quantities get bigger. Rhesus monkeys can tell one from two, two from three, three from four, four from five ... but start to fail from five upwards. Rats that learned to press a lever a given number of times, from four up to twenty-four, became markedly less and less precise in their responses as the number increased: by the top end of the range they would merely produce a spread of numbers around the target. It is a common observation that when testing the accuracy of animals’ number sense, the size of the numbers matters.</w:t>
+        <w:t>The technical term often used to describe animals’ judgement of numbers is the approximate number system. What it does not provide is ①</w:t>
+      </w:r>
+      <w:r>
+        <w:rPr>
+          <w:rFonts w:ascii="맑은 고딕" w:hAnsi="맑은 고딕" w:eastAsia="맑은 고딕"/>
+          <w:b w:val="0"/>
+          <w:sz w:val="17"/>
+          <w:u w:val="single"/>
+        </w:rPr>
+        <w:t>precision</w:t>
+      </w:r>
+      <w:r>
+        <w:rPr>
+          <w:rFonts w:ascii="맑은 고딕" w:hAnsi="맑은 고딕" w:eastAsia="맑은 고딕"/>
+          <w:b w:val="0"/>
+          <w:sz w:val="17"/>
+          <w:u w:val="none"/>
+        </w:rPr>
+        <w:t>. It shows — and this is the same in every species tested — a characteristic pattern of errors, with discrimination becoming ②</w:t>
+      </w:r>
+      <w:r>
+        <w:rPr>
+          <w:rFonts w:ascii="맑은 고딕" w:hAnsi="맑은 고딕" w:eastAsia="맑은 고딕"/>
+          <w:b w:val="0"/>
+          <w:sz w:val="17"/>
+          <w:u w:val="single"/>
+        </w:rPr>
+        <w:t>more</w:t>
+      </w:r>
+      <w:r>
+        <w:rPr>
+          <w:rFonts w:ascii="맑은 고딕" w:hAnsi="맑은 고딕" w:eastAsia="맑은 고딕"/>
+          <w:b w:val="0"/>
+          <w:sz w:val="17"/>
+          <w:u w:val="none"/>
+        </w:rPr>
+        <w:t xml:space="preserve"> accurate as the quantities get bigger. Rhesus monkeys can tell one from two, two from three, three from four, four from five ... but start to ③</w:t>
+      </w:r>
+      <w:r>
+        <w:rPr>
+          <w:rFonts w:ascii="맑은 고딕" w:hAnsi="맑은 고딕" w:eastAsia="맑은 고딕"/>
+          <w:b w:val="0"/>
+          <w:sz w:val="17"/>
+          <w:u w:val="single"/>
+        </w:rPr>
+        <w:t>fail</w:t>
+      </w:r>
+      <w:r>
+        <w:rPr>
+          <w:rFonts w:ascii="맑은 고딕" w:hAnsi="맑은 고딕" w:eastAsia="맑은 고딕"/>
+          <w:b w:val="0"/>
+          <w:sz w:val="17"/>
+          <w:u w:val="none"/>
+        </w:rPr>
+        <w:t xml:space="preserve"> from five upwards. Rats that learned to press a lever a given number of times, from four up to twenty-four, became markedly less and less ④</w:t>
+      </w:r>
+      <w:r>
+        <w:rPr>
+          <w:rFonts w:ascii="맑은 고딕" w:hAnsi="맑은 고딕" w:eastAsia="맑은 고딕"/>
+          <w:b w:val="0"/>
+          <w:sz w:val="17"/>
+          <w:u w:val="single"/>
+        </w:rPr>
+        <w:t>precise</w:t>
+      </w:r>
+      <w:r>
+        <w:rPr>
+          <w:rFonts w:ascii="맑은 고딕" w:hAnsi="맑은 고딕" w:eastAsia="맑은 고딕"/>
+          <w:b w:val="0"/>
+          <w:sz w:val="17"/>
+          <w:u w:val="none"/>
+        </w:rPr>
+        <w:t xml:space="preserve"> in their responses as the number increased: by the top end of the range they would merely produce a ⑤</w:t>
+      </w:r>
+      <w:r>
+        <w:rPr>
+          <w:rFonts w:ascii="맑은 고딕" w:hAnsi="맑은 고딕" w:eastAsia="맑은 고딕"/>
+          <w:b w:val="0"/>
+          <w:sz w:val="17"/>
+          <w:u w:val="single"/>
+        </w:rPr>
+        <w:t>spread</w:t>
+      </w:r>
+      <w:r>
+        <w:rPr>
+          <w:rFonts w:ascii="맑은 고딕" w:hAnsi="맑은 고딕" w:eastAsia="맑은 고딕"/>
+          <w:b w:val="0"/>
+          <w:sz w:val="17"/>
+          <w:u w:val="none"/>
+        </w:rPr>
+        <w:t xml:space="preserve"> of numbers around the target. It is widely observed that when animals’ number sense is put to the test, how big the numbers are makes a real difference.</w:t>
       </w:r>
     </w:p>
     <w:p>
       <w:pPr>
-        <w:spacing w:before="0" w:after="0" w:line="269" w:lineRule="auto"/>
-        <w:ind w:left="180" w:hanging="180"/>
+        <w:spacing w:before="0" w:after="20" w:line="276" w:lineRule="auto"/>
+        <w:ind w:left="80"/>
         <w:snapToGrid w:val="0"/>
       </w:pPr>
       <w:r>
@@ -2384,71 +2561,25 @@
           <w:sz w:val="17"/>
           <w:u w:val="none"/>
         </w:rPr>
-        <w:t>① Bigger Numbers, Blurrier Judgments: The Limits of Animal Number Sense</w:t>
+        <w:t>① ①    ② ②    ③ ③    ④ ④    ⑤ ⑤</w:t>
       </w:r>
     </w:p>
     <w:p>
       <w:pPr>
-        <w:spacing w:before="0" w:after="0" w:line="269" w:lineRule="auto"/>
-        <w:ind w:left="180" w:hanging="180"/>
+        <w:keepNext/>
+        <w:spacing w:before="80" w:after="40" w:line="276" w:lineRule="auto"/>
         <w:snapToGrid w:val="0"/>
-      </w:pPr>
-      <w:r>
-        <w:rPr>
-          <w:rFonts w:ascii="맑은 고딕" w:hAnsi="맑은 고딕" w:eastAsia="맑은 고딕"/>
-          <w:b w:val="0"/>
+        <w:shd w:val="clear" w:color="auto" w:fill="8A3A12"/>
+      </w:pPr>
+      <w:r>
+        <w:rPr>
+          <w:rFonts w:ascii="맑은 고딕" w:hAnsi="맑은 고딕" w:eastAsia="맑은 고딕"/>
+          <w:b/>
+          <w:color w:val="FFFFFF"/>
           <w:sz w:val="17"/>
           <w:u w:val="none"/>
         </w:rPr>
-        <w:t>② How Monkeys Learned to Count Beyond Five</w:t>
-      </w:r>
-    </w:p>
-    <w:p>
-      <w:pPr>
-        <w:spacing w:before="0" w:after="0" w:line="269" w:lineRule="auto"/>
-        <w:ind w:left="180" w:hanging="180"/>
-        <w:snapToGrid w:val="0"/>
-      </w:pPr>
-      <w:r>
-        <w:rPr>
-          <w:rFonts w:ascii="맑은 고딕" w:hAnsi="맑은 고딕" w:eastAsia="맑은 고딕"/>
-          <w:b w:val="0"/>
-          <w:sz w:val="17"/>
-          <w:u w:val="none"/>
-        </w:rPr>
-        <w:t>③ Rats Are Better at Mathematics Than Monkeys</w:t>
-      </w:r>
-    </w:p>
-    <w:p>
-      <w:pPr>
-        <w:spacing w:before="0" w:after="0" w:line="269" w:lineRule="auto"/>
-        <w:ind w:left="180" w:hanging="180"/>
-        <w:snapToGrid w:val="0"/>
-      </w:pPr>
-      <w:r>
-        <w:rPr>
-          <w:rFonts w:ascii="맑은 고딕" w:hAnsi="맑은 고딕" w:eastAsia="맑은 고딕"/>
-          <w:b w:val="0"/>
-          <w:sz w:val="17"/>
-          <w:u w:val="none"/>
-        </w:rPr>
-        <w:t>④ Why Animals Cannot Recognize Any Numbers at All</w:t>
-      </w:r>
-    </w:p>
-    <w:p>
-      <w:pPr>
-        <w:spacing w:before="0" w:after="0" w:line="269" w:lineRule="auto"/>
-        <w:ind w:left="180" w:hanging="180"/>
-        <w:snapToGrid w:val="0"/>
-      </w:pPr>
-      <w:r>
-        <w:rPr>
-          <w:rFonts w:ascii="맑은 고딕" w:hAnsi="맑은 고딕" w:eastAsia="맑은 고딕"/>
-          <w:b w:val="0"/>
-          <w:sz w:val="17"/>
-          <w:u w:val="none"/>
-        </w:rPr>
-        <w:t>⑤ Training Animals to Press Levers for Food</w:t>
+        <w:t>서답형  32-서1 ~ 32-서2</w:t>
       </w:r>
     </w:p>
     <w:p>
@@ -2464,7 +2595,7 @@
           <w:sz w:val="17"/>
           <w:u w:val="none"/>
         </w:rPr>
-        <w:t>32-7.</w:t>
+        <w:t>32-서1.</w:t>
       </w:r>
       <w:r>
         <w:rPr>
@@ -2473,25 +2604,7 @@
           <w:sz w:val="17"/>
           <w:u w:val="none"/>
         </w:rPr>
-        <w:t xml:space="preserve"> 다음 글에서 전체 흐름과 관계 </w:t>
-      </w:r>
-      <w:r>
-        <w:rPr>
-          <w:rFonts w:ascii="맑은 고딕" w:hAnsi="맑은 고딕" w:eastAsia="맑은 고딕"/>
-          <w:b w:val="0"/>
-          <w:sz w:val="17"/>
-          <w:u w:val="single"/>
-        </w:rPr>
-        <w:t>없는</w:t>
-      </w:r>
-      <w:r>
-        <w:rPr>
-          <w:rFonts w:ascii="맑은 고딕" w:hAnsi="맑은 고딕" w:eastAsia="맑은 고딕"/>
-          <w:b w:val="0"/>
-          <w:sz w:val="17"/>
-          <w:u w:val="none"/>
-        </w:rPr>
-        <w:t xml:space="preserve"> 문장은? [3.0점]</w:t>
+        <w:t xml:space="preserve"> 다음 글의 밑줄 친 부분과 같은 뜻이 되도록 &lt;보기&gt;의 표현을 모두 사용하여 &lt;조건&gt;에 맞게 영작하시오. [3점] [3.0점]</w:t>
       </w:r>
     </w:p>
     <w:p>
@@ -2514,15 +2627,49 @@
           <w:sz w:val="17"/>
           <w:u w:val="none"/>
         </w:rPr>
-        <w:t>The technical term often used to describe animals’ judgement of numbers is the approximate number system. What it does not provide is precision. ① It shows — and this is the same in every species tested — a characteristic pattern of errors, with discrimination becoming less accurate as the quantities get bigger. ② Rhesus monkeys are known to live in large social groups in forests and mountains across Asia. ③ Rhesus monkeys can tell one from two, two from three, three from four, four from five ... but start to fail from five upwards. ④ Rats that learned to press a lever a given number of times, from four up to twenty-four, became markedly less and less precise in their responses as the number increased. ⑤ It is a common observation that when testing the accuracy of animals’ number sense, the size of the numbers matters.</w:t>
+        <w:t xml:space="preserve">What it does not provide is precision. It shows — and this is the same in every species tested — a characteristic pattern of errors, </w:t>
+      </w:r>
+      <w:r>
+        <w:rPr>
+          <w:rFonts w:ascii="맑은 고딕" w:hAnsi="맑은 고딕" w:eastAsia="맑은 고딕"/>
+          <w:b w:val="0"/>
+          <w:sz w:val="17"/>
+          <w:u w:val="single"/>
+        </w:rPr>
+        <w:t>with discrimination becoming less accurate as the quantities get bigger</w:t>
+      </w:r>
+      <w:r>
+        <w:rPr>
+          <w:rFonts w:ascii="맑은 고딕" w:hAnsi="맑은 고딕" w:eastAsia="맑은 고딕"/>
+          <w:b w:val="0"/>
+          <w:sz w:val="17"/>
+          <w:u w:val="none"/>
+        </w:rPr>
+        <w:t>.</w:t>
       </w:r>
     </w:p>
     <w:p>
       <w:pPr>
-        <w:spacing w:before="0" w:after="20" w:line="276" w:lineRule="auto"/>
-        <w:ind w:left="80"/>
+        <w:spacing w:before="0" w:after="60" w:line="288" w:lineRule="auto"/>
+        <w:ind w:left="40"/>
         <w:snapToGrid w:val="0"/>
-      </w:pPr>
+        <w:pBdr>
+          <w:top w:val="single" w:sz="4" w:space="2" w:color="9B6BD0"/>
+          <w:left w:val="single" w:sz="4" w:space="2" w:color="9B6BD0"/>
+          <w:bottom w:val="single" w:sz="4" w:space="2" w:color="9B6BD0"/>
+          <w:right w:val="single" w:sz="4" w:space="2" w:color="9B6BD0"/>
+        </w:pBdr>
+        <w:shd w:val="clear" w:color="auto" w:fill="FAF5FF"/>
+      </w:pPr>
+      <w:r>
+        <w:rPr>
+          <w:rFonts w:ascii="맑은 고딕" w:hAnsi="맑은 고딕" w:eastAsia="맑은 고딕"/>
+          <w:b/>
+          <w:sz w:val="17"/>
+          <w:u w:val="none"/>
+        </w:rPr>
+        <w:t>&lt;보 기&gt;</w:t>
+      </w:r>
       <w:r>
         <w:rPr>
           <w:rFonts w:ascii="맑은 고딕" w:hAnsi="맑은 고딕" w:eastAsia="맑은 고딕"/>
@@ -2530,25 +2677,160 @@
           <w:sz w:val="17"/>
           <w:u w:val="none"/>
         </w:rPr>
-        <w:t>① ①    ② ②    ③ ③    ④ ④    ⑤ ⑤</w:t>
+        <w:t xml:space="preserve"> the bigger / the quantities / get / the less accurate / discrimination / becomes</w:t>
       </w:r>
     </w:p>
     <w:p>
       <w:pPr>
-        <w:keepNext/>
-        <w:spacing w:before="80" w:after="40" w:line="276" w:lineRule="auto"/>
+        <w:spacing w:before="0" w:after="0" w:line="288" w:lineRule="auto"/>
+        <w:ind w:left="40"/>
         <w:snapToGrid w:val="0"/>
-        <w:shd w:val="clear" w:color="auto" w:fill="8A3A12"/>
+        <w:pBdr>
+          <w:top w:val="single" w:sz="4" w:space="2" w:color="9B6BD0"/>
+          <w:left w:val="single" w:sz="4" w:space="2" w:color="9B6BD0"/>
+          <w:bottom w:val="single" w:sz="4" w:space="2" w:color="9B6BD0"/>
+          <w:right w:val="single" w:sz="4" w:space="2" w:color="9B6BD0"/>
+        </w:pBdr>
+        <w:shd w:val="clear" w:color="auto" w:fill="FAF5FF"/>
       </w:pPr>
       <w:r>
         <w:rPr>
           <w:rFonts w:ascii="맑은 고딕" w:hAnsi="맑은 고딕" w:eastAsia="맑은 고딕"/>
           <w:b/>
-          <w:color w:val="FFFFFF"/>
           <w:sz w:val="17"/>
           <w:u w:val="none"/>
         </w:rPr>
-        <w:t>서답형  32-서1 ~ 32-서2</w:t>
+        <w:t>&lt;조 건&gt;</w:t>
+      </w:r>
+    </w:p>
+    <w:p>
+      <w:pPr>
+        <w:spacing w:before="0" w:after="0" w:line="288" w:lineRule="auto"/>
+        <w:ind w:left="40"/>
+        <w:snapToGrid w:val="0"/>
+        <w:pBdr>
+          <w:top w:val="single" w:sz="4" w:space="2" w:color="9B6BD0"/>
+          <w:left w:val="single" w:sz="4" w:space="2" w:color="9B6BD0"/>
+          <w:bottom w:val="single" w:sz="4" w:space="2" w:color="9B6BD0"/>
+          <w:right w:val="single" w:sz="4" w:space="2" w:color="9B6BD0"/>
+        </w:pBdr>
+        <w:shd w:val="clear" w:color="auto" w:fill="FAF5FF"/>
+      </w:pPr>
+      <w:r>
+        <w:rPr>
+          <w:rFonts w:ascii="맑은 고딕" w:hAnsi="맑은 고딕" w:eastAsia="맑은 고딕"/>
+          <w:b w:val="0"/>
+          <w:sz w:val="17"/>
+          <w:u w:val="none"/>
+        </w:rPr>
+        <w:t>1. Use ALL the expressions in the box, each only once.</w:t>
+      </w:r>
+    </w:p>
+    <w:p>
+      <w:pPr>
+        <w:spacing w:before="0" w:after="0" w:line="288" w:lineRule="auto"/>
+        <w:ind w:left="40"/>
+        <w:snapToGrid w:val="0"/>
+        <w:pBdr>
+          <w:top w:val="single" w:sz="4" w:space="2" w:color="9B6BD0"/>
+          <w:left w:val="single" w:sz="4" w:space="2" w:color="9B6BD0"/>
+          <w:bottom w:val="single" w:sz="4" w:space="2" w:color="9B6BD0"/>
+          <w:right w:val="single" w:sz="4" w:space="2" w:color="9B6BD0"/>
+        </w:pBdr>
+        <w:shd w:val="clear" w:color="auto" w:fill="FAF5FF"/>
+      </w:pPr>
+      <w:r>
+        <w:rPr>
+          <w:rFonts w:ascii="맑은 고딕" w:hAnsi="맑은 고딕" w:eastAsia="맑은 고딕"/>
+          <w:b w:val="0"/>
+          <w:sz w:val="17"/>
+          <w:u w:val="none"/>
+        </w:rPr>
+        <w:t>2. Do NOT change the form of any word, and do NOT add any other words.</w:t>
+      </w:r>
+    </w:p>
+    <w:p>
+      <w:pPr>
+        <w:spacing w:before="0" w:after="0" w:line="288" w:lineRule="auto"/>
+        <w:ind w:left="40"/>
+        <w:snapToGrid w:val="0"/>
+        <w:pBdr>
+          <w:top w:val="single" w:sz="4" w:space="2" w:color="9B6BD0"/>
+          <w:left w:val="single" w:sz="4" w:space="2" w:color="9B6BD0"/>
+          <w:bottom w:val="single" w:sz="4" w:space="2" w:color="9B6BD0"/>
+          <w:right w:val="single" w:sz="4" w:space="2" w:color="9B6BD0"/>
+        </w:pBdr>
+        <w:shd w:val="clear" w:color="auto" w:fill="FAF5FF"/>
+      </w:pPr>
+      <w:r>
+        <w:rPr>
+          <w:rFonts w:ascii="맑은 고딕" w:hAnsi="맑은 고딕" w:eastAsia="맑은 고딕"/>
+          <w:b w:val="0"/>
+          <w:sz w:val="17"/>
+          <w:u w:val="none"/>
+        </w:rPr>
+        <w:t>3. Use the ‘the + comparative, the + comparative’ structure.</w:t>
+      </w:r>
+    </w:p>
+    <w:p>
+      <w:pPr>
+        <w:spacing w:before="0" w:after="0" w:line="288" w:lineRule="auto"/>
+        <w:ind w:left="40"/>
+        <w:snapToGrid w:val="0"/>
+        <w:pBdr>
+          <w:top w:val="single" w:sz="4" w:space="2" w:color="9B6BD0"/>
+          <w:left w:val="single" w:sz="4" w:space="2" w:color="9B6BD0"/>
+          <w:bottom w:val="single" w:sz="4" w:space="2" w:color="9B6BD0"/>
+          <w:right w:val="single" w:sz="4" w:space="2" w:color="9B6BD0"/>
+        </w:pBdr>
+        <w:shd w:val="clear" w:color="auto" w:fill="FAF5FF"/>
+      </w:pPr>
+      <w:r>
+        <w:rPr>
+          <w:rFonts w:ascii="맑은 고딕" w:hAnsi="맑은 고딕" w:eastAsia="맑은 고딕"/>
+          <w:b w:val="0"/>
+          <w:sz w:val="17"/>
+          <w:u w:val="none"/>
+        </w:rPr>
+        <w:t>4. Write 10 words in total.</w:t>
+      </w:r>
+    </w:p>
+    <w:p>
+      <w:pPr>
+        <w:spacing w:before="0" w:after="60" w:line="288" w:lineRule="auto"/>
+        <w:ind w:left="40"/>
+        <w:snapToGrid w:val="0"/>
+        <w:pBdr>
+          <w:top w:val="single" w:sz="4" w:space="2" w:color="9B6BD0"/>
+          <w:left w:val="single" w:sz="4" w:space="2" w:color="9B6BD0"/>
+          <w:bottom w:val="single" w:sz="4" w:space="2" w:color="9B6BD0"/>
+          <w:right w:val="single" w:sz="4" w:space="2" w:color="9B6BD0"/>
+        </w:pBdr>
+        <w:shd w:val="clear" w:color="auto" w:fill="FAF5FF"/>
+      </w:pPr>
+      <w:r>
+        <w:rPr>
+          <w:rFonts w:ascii="맑은 고딕" w:hAnsi="맑은 고딕" w:eastAsia="맑은 고딕"/>
+          <w:b w:val="0"/>
+          <w:sz w:val="17"/>
+          <w:u w:val="none"/>
+        </w:rPr>
+        <w:t>5. 답안지에 소문항 번호를 정확하게 기입할 것</w:t>
+      </w:r>
+    </w:p>
+    <w:p>
+      <w:pPr>
+        <w:spacing w:before="0" w:after="40" w:line="360" w:lineRule="auto"/>
+        <w:snapToGrid w:val="0"/>
+      </w:pPr>
+      <w:r>
+        <w:rPr>
+          <w:rFonts w:ascii="맑은 고딕" w:hAnsi="맑은 고딕" w:eastAsia="맑은 고딕"/>
+          <w:b w:val="0"/>
+          <w:sz w:val="17"/>
+          <w:u w:val="none"/>
+        </w:rPr>
+        <w:t>⇒ The bigger ______________________________________________________________ .</w:t>
       </w:r>
     </w:p>
     <w:p>
@@ -2564,7 +2846,7 @@
           <w:sz w:val="17"/>
           <w:u w:val="none"/>
         </w:rPr>
-        <w:t>32-서1.</w:t>
+        <w:t>32-서2.</w:t>
       </w:r>
       <w:r>
         <w:rPr>
@@ -2573,7 +2855,7 @@
           <w:sz w:val="17"/>
           <w:u w:val="none"/>
         </w:rPr>
-        <w:t xml:space="preserve"> 다음 글의 내용을 요약하고자 한다. 빈칸 (1)~(3)에 들어갈 말을 본문에서 찾아 </w:t>
+        <w:t xml:space="preserve"> 다음 글의 요약문을 완성하시오. 빈칸 (1)~(4)에 &lt;보기&gt;에서 알맞은 단어를 골라 </w:t>
       </w:r>
       <w:r>
         <w:rPr>
@@ -2582,7 +2864,7 @@
           <w:sz w:val="17"/>
           <w:u w:val="single"/>
         </w:rPr>
-        <w:t>반드시 변형하여</w:t>
+        <w:t>필요하면 어형을 바꾸어</w:t>
       </w:r>
       <w:r>
         <w:rPr>
@@ -2591,7 +2873,7 @@
           <w:sz w:val="17"/>
           <w:u w:val="none"/>
         </w:rPr>
-        <w:t xml:space="preserve"> 쓰시오. (한 칸에 한 단어) [각 1점, 총 3점] [3.0점]</w:t>
+        <w:t xml:space="preserve"> 쓰시오. (한 칸에 한 단어, 중복 사용 불가) [각 0.75점, 총 3점] [3.0점]</w:t>
       </w:r>
     </w:p>
     <w:p>
@@ -2614,7 +2896,7 @@
           <w:sz w:val="17"/>
           <w:u w:val="none"/>
         </w:rPr>
-        <w:t>The technical term often used to describe animals’ judgement of numbers is the approximate number system. What it does not provide is precision. It shows — and this is the same in every species tested — a characteristic pattern of errors, with discrimination becoming less accurate as the quantities get bigger. Rhesus monkeys can tell one from two, two from three, three from four, four from five ... but start to fail from five upwards. Rats that learned to press a lever a given number of times, from four up to twenty-four, became markedly less and less precise in their responses as the number increased: by the top end of the range they would merely produce a spread of numbers around the target. It is a common observation that when testing the accuracy of animals’ number sense, the size of the numbers matters.</w:t>
+        <w:t>The usual technical name for the way animals judge quantity is the approximate number system. One thing it does not offer is exactness. In every species that has been examined, it produces the same characteristic pattern of mistakes: the larger the quantities involved, the poorer the animal becomes at telling them apart. Rhesus monkeys can distinguish one from two, two from three, three from four, and four from five, but beyond five they begin to break down. Rats trained to press a lever a set number of times, anywhere from four to twenty-four, grew noticeably less exact as the required number rose; at the high end of the range, their presses simply scattered around the target. It is widely observed that when animals’ number sense is put to the test, how big the numbers are makes a real difference.</w:t>
       </w:r>
     </w:p>
     <w:p>
@@ -2637,7 +2919,39 @@
           <w:sz w:val="17"/>
           <w:u w:val="none"/>
         </w:rPr>
-        <w:t>Animals’ number sense is (1) ________: they can easily (2) ________ between small numbers, but their responses become (3) ________ inaccurate as the numbers grow.</w:t>
+        <w:t>Animals have a rough sense of number that lacks (1) ________: in every species tested, the ability to (2) ________ between two quantities weakens as the numbers grow. Monkeys and rats alike become (3) ________ exact with bigger numbers, which is why the size of the numbers must be considered whenever their number sense is (4) ________.</w:t>
+      </w:r>
+    </w:p>
+    <w:p>
+      <w:pPr>
+        <w:spacing w:before="0" w:after="60" w:line="288" w:lineRule="auto"/>
+        <w:ind w:left="40"/>
+        <w:snapToGrid w:val="0"/>
+        <w:pBdr>
+          <w:top w:val="single" w:sz="4" w:space="2" w:color="9B6BD0"/>
+          <w:left w:val="single" w:sz="4" w:space="2" w:color="9B6BD0"/>
+          <w:bottom w:val="single" w:sz="4" w:space="2" w:color="9B6BD0"/>
+          <w:right w:val="single" w:sz="4" w:space="2" w:color="9B6BD0"/>
+        </w:pBdr>
+        <w:shd w:val="clear" w:color="auto" w:fill="FAF5FF"/>
+      </w:pPr>
+      <w:r>
+        <w:rPr>
+          <w:rFonts w:ascii="맑은 고딕" w:hAnsi="맑은 고딕" w:eastAsia="맑은 고딕"/>
+          <w:b/>
+          <w:sz w:val="17"/>
+          <w:u w:val="none"/>
+        </w:rPr>
+        <w:t>&lt;보 기&gt;</w:t>
+      </w:r>
+      <w:r>
+        <w:rPr>
+          <w:rFonts w:ascii="맑은 고딕" w:hAnsi="맑은 고딕" w:eastAsia="맑은 고딕"/>
+          <w:b w:val="0"/>
+          <w:sz w:val="17"/>
+          <w:u w:val="none"/>
+        </w:rPr>
+        <w:t xml:space="preserve"> exact / discriminate / increase / less / test / more / fail / observe / scatter / rough</w:t>
       </w:r>
     </w:p>
     <w:p>
@@ -2683,7 +2997,7 @@
           <w:sz w:val="17"/>
           <w:u w:val="none"/>
         </w:rPr>
-        <w:t>1. 본문의 단어를 반드시 변형(품사·어형)하여 쓸 것 — 본문 형태 그대로 쓰면 0점</w:t>
+        <w:t>1. &lt;보기&gt;의 단어를 골라 필요하면 어형(품사·시제·태)을 바꾸어 쓸 것</w:t>
       </w:r>
     </w:p>
     <w:p>
@@ -2706,7 +3020,7 @@
           <w:sz w:val="17"/>
           <w:u w:val="none"/>
         </w:rPr>
-        <w:t>2. 답안지에 소문항 번호를 정확하게 기입할 것  예) 1-(1) 1-(2) 1-(3)</w:t>
+        <w:t>2. 답안지에 소문항 번호를 정확하게 기입할 것  예) 2-(1) 2-(2)</w:t>
       </w:r>
     </w:p>
     <w:p>
@@ -2721,7 +3035,25 @@
           <w:sz w:val="17"/>
           <w:u w:val="none"/>
         </w:rPr>
-        <w:t>(1) ______________   (2) ______________   (3) ______________</w:t>
+        <w:t>(1) ______________  (2) ______________  (3) ______________  (4) ______________</w:t>
+      </w:r>
+    </w:p>
+    <w:p>
+      <w:pPr>
+        <w:keepNext/>
+        <w:spacing w:before="80" w:after="40" w:line="276" w:lineRule="auto"/>
+        <w:snapToGrid w:val="0"/>
+        <w:shd w:val="clear" w:color="auto" w:fill="6B21A8"/>
+      </w:pPr>
+      <w:r>
+        <w:rPr>
+          <w:rFonts w:ascii="맑은 고딕" w:hAnsi="맑은 고딕" w:eastAsia="맑은 고딕"/>
+          <w:b/>
+          <w:color w:val="FFFFFF"/>
+          <w:sz w:val="17"/>
+          <w:u w:val="none"/>
+        </w:rPr>
+        <w:t>[지문 구조]  ※ 앞 문항을 모두 푼 뒤에 풀 것</w:t>
       </w:r>
     </w:p>
     <w:p>
@@ -2737,7 +3069,7 @@
           <w:sz w:val="17"/>
           <w:u w:val="none"/>
         </w:rPr>
-        <w:t>32-서2.</w:t>
+        <w:t>32-8.</w:t>
       </w:r>
       <w:r>
         <w:rPr>
@@ -2746,7 +3078,76 @@
           <w:sz w:val="17"/>
           <w:u w:val="none"/>
         </w:rPr>
-        <w:t xml:space="preserve"> 다음 글의 밑줄 친 부분과 같은 뜻이 되도록 &lt;보기&gt;의 표현을 모두 사용하여 &lt;조건&gt;에 맞게 영작하시오. [3점] [3.0점]</w:t>
+        <w:t xml:space="preserve"> 주어진 글 다음에 이어질 글의 순서로 가장 적절한 것은? [2.8점]</w:t>
+      </w:r>
+    </w:p>
+    <w:p>
+      <w:pPr>
+        <w:spacing w:before="0" w:after="60" w:line="288" w:lineRule="auto"/>
+        <w:ind w:left="40"/>
+        <w:snapToGrid w:val="0"/>
+        <w:pBdr>
+          <w:top w:val="single" w:sz="4" w:space="2" w:color="C99B4E"/>
+          <w:left w:val="single" w:sz="4" w:space="2" w:color="C99B4E"/>
+          <w:bottom w:val="single" w:sz="4" w:space="2" w:color="C99B4E"/>
+          <w:right w:val="single" w:sz="4" w:space="2" w:color="C99B4E"/>
+        </w:pBdr>
+        <w:shd w:val="clear" w:color="auto" w:fill="FFF8E1"/>
+      </w:pPr>
+      <w:r>
+        <w:rPr>
+          <w:rFonts w:ascii="맑은 고딕" w:hAnsi="맑은 고딕" w:eastAsia="맑은 고딕"/>
+          <w:b w:val="0"/>
+          <w:sz w:val="17"/>
+          <w:u w:val="none"/>
+        </w:rPr>
+        <w:t>The technical term often used to describe animals’ judgement of numbers is the approximate number system. What it does not provide is precision.</w:t>
+      </w:r>
+    </w:p>
+    <w:p>
+      <w:pPr>
+        <w:spacing w:before="0" w:after="0" w:line="288" w:lineRule="auto"/>
+        <w:ind w:left="40"/>
+        <w:snapToGrid w:val="0"/>
+        <w:pBdr>
+          <w:top w:val="single" w:sz="4" w:space="2" w:color="999999"/>
+          <w:left w:val="single" w:sz="4" w:space="2" w:color="999999"/>
+          <w:bottom w:val="single" w:sz="4" w:space="2" w:color="999999"/>
+          <w:right w:val="single" w:sz="4" w:space="2" w:color="999999"/>
+        </w:pBdr>
+        <w:shd w:val="clear" w:color="auto" w:fill="F6F3EA"/>
+      </w:pPr>
+      <w:r>
+        <w:rPr>
+          <w:rFonts w:ascii="맑은 고딕" w:hAnsi="맑은 고딕" w:eastAsia="맑은 고딕"/>
+          <w:b w:val="0"/>
+          <w:sz w:val="17"/>
+          <w:u w:val="none"/>
+        </w:rPr>
+        <w:t>(A) Rats that learned to press a lever a given number of times, from four up to twenty-four, became markedly less and less precise in their responses as the number increased: by the top end of the range they would merely produce a spread of numbers around the target. It is a common observation that when testing the accuracy of animals’ number sense, the size of the numbers matters.</w:t>
+      </w:r>
+    </w:p>
+    <w:p>
+      <w:pPr>
+        <w:spacing w:before="0" w:after="0" w:line="288" w:lineRule="auto"/>
+        <w:ind w:left="40"/>
+        <w:snapToGrid w:val="0"/>
+        <w:pBdr>
+          <w:top w:val="single" w:sz="4" w:space="2" w:color="999999"/>
+          <w:left w:val="single" w:sz="4" w:space="2" w:color="999999"/>
+          <w:bottom w:val="single" w:sz="4" w:space="2" w:color="999999"/>
+          <w:right w:val="single" w:sz="4" w:space="2" w:color="999999"/>
+        </w:pBdr>
+        <w:shd w:val="clear" w:color="auto" w:fill="F6F3EA"/>
+      </w:pPr>
+      <w:r>
+        <w:rPr>
+          <w:rFonts w:ascii="맑은 고딕" w:hAnsi="맑은 고딕" w:eastAsia="맑은 고딕"/>
+          <w:b w:val="0"/>
+          <w:sz w:val="17"/>
+          <w:u w:val="none"/>
+        </w:rPr>
+        <w:t>(B) It shows — and this is the same in every species tested — a characteristic pattern of errors, with discrimination becoming less accurate as the quantities get bigger.</w:t>
       </w:r>
     </w:p>
     <w:p>
@@ -2769,345 +3170,7 @@
           <w:sz w:val="17"/>
           <w:u w:val="none"/>
         </w:rPr>
-        <w:t xml:space="preserve">Rats that learned to press a lever a given number of times, from four up to twenty-four, </w:t>
-      </w:r>
-      <w:r>
-        <w:rPr>
-          <w:rFonts w:ascii="맑은 고딕" w:hAnsi="맑은 고딕" w:eastAsia="맑은 고딕"/>
-          <w:b w:val="0"/>
-          <w:sz w:val="17"/>
-          <w:u w:val="single"/>
-        </w:rPr>
-        <w:t>became markedly less and less precise in their responses as the number increased</w:t>
-      </w:r>
-      <w:r>
-        <w:rPr>
-          <w:rFonts w:ascii="맑은 고딕" w:hAnsi="맑은 고딕" w:eastAsia="맑은 고딕"/>
-          <w:b w:val="0"/>
-          <w:sz w:val="17"/>
-          <w:u w:val="none"/>
-        </w:rPr>
-        <w:t>: by the top end of the range they would merely produce a spread of numbers around the target.</w:t>
-      </w:r>
-    </w:p>
-    <w:p>
-      <w:pPr>
-        <w:spacing w:before="0" w:after="60" w:line="288" w:lineRule="auto"/>
-        <w:ind w:left="40"/>
-        <w:snapToGrid w:val="0"/>
-        <w:pBdr>
-          <w:top w:val="single" w:sz="4" w:space="2" w:color="9B6BD0"/>
-          <w:left w:val="single" w:sz="4" w:space="2" w:color="9B6BD0"/>
-          <w:bottom w:val="single" w:sz="4" w:space="2" w:color="9B6BD0"/>
-          <w:right w:val="single" w:sz="4" w:space="2" w:color="9B6BD0"/>
-        </w:pBdr>
-        <w:shd w:val="clear" w:color="auto" w:fill="FAF5FF"/>
-      </w:pPr>
-      <w:r>
-        <w:rPr>
-          <w:rFonts w:ascii="맑은 고딕" w:hAnsi="맑은 고딕" w:eastAsia="맑은 고딕"/>
-          <w:b/>
-          <w:sz w:val="17"/>
-          <w:u w:val="none"/>
-        </w:rPr>
-        <w:t>&lt;보 기&gt;</w:t>
-      </w:r>
-      <w:r>
-        <w:rPr>
-          <w:rFonts w:ascii="맑은 고딕" w:hAnsi="맑은 고딕" w:eastAsia="맑은 고딕"/>
-          <w:b w:val="0"/>
-          <w:sz w:val="17"/>
-          <w:u w:val="none"/>
-        </w:rPr>
-        <w:t xml:space="preserve"> the more / the number / increased / the less / precise / the rats / became / in their responses</w:t>
-      </w:r>
-    </w:p>
-    <w:p>
-      <w:pPr>
-        <w:spacing w:before="0" w:after="0" w:line="288" w:lineRule="auto"/>
-        <w:ind w:left="40"/>
-        <w:snapToGrid w:val="0"/>
-        <w:pBdr>
-          <w:top w:val="single" w:sz="4" w:space="2" w:color="9B6BD0"/>
-          <w:left w:val="single" w:sz="4" w:space="2" w:color="9B6BD0"/>
-          <w:bottom w:val="single" w:sz="4" w:space="2" w:color="9B6BD0"/>
-          <w:right w:val="single" w:sz="4" w:space="2" w:color="9B6BD0"/>
-        </w:pBdr>
-        <w:shd w:val="clear" w:color="auto" w:fill="FAF5FF"/>
-      </w:pPr>
-      <w:r>
-        <w:rPr>
-          <w:rFonts w:ascii="맑은 고딕" w:hAnsi="맑은 고딕" w:eastAsia="맑은 고딕"/>
-          <w:b/>
-          <w:sz w:val="17"/>
-          <w:u w:val="none"/>
-        </w:rPr>
-        <w:t>&lt;조 건&gt;</w:t>
-      </w:r>
-    </w:p>
-    <w:p>
-      <w:pPr>
-        <w:spacing w:before="0" w:after="0" w:line="288" w:lineRule="auto"/>
-        <w:ind w:left="40"/>
-        <w:snapToGrid w:val="0"/>
-        <w:pBdr>
-          <w:top w:val="single" w:sz="4" w:space="2" w:color="9B6BD0"/>
-          <w:left w:val="single" w:sz="4" w:space="2" w:color="9B6BD0"/>
-          <w:bottom w:val="single" w:sz="4" w:space="2" w:color="9B6BD0"/>
-          <w:right w:val="single" w:sz="4" w:space="2" w:color="9B6BD0"/>
-        </w:pBdr>
-        <w:shd w:val="clear" w:color="auto" w:fill="FAF5FF"/>
-      </w:pPr>
-      <w:r>
-        <w:rPr>
-          <w:rFonts w:ascii="맑은 고딕" w:hAnsi="맑은 고딕" w:eastAsia="맑은 고딕"/>
-          <w:b w:val="0"/>
-          <w:sz w:val="17"/>
-          <w:u w:val="none"/>
-        </w:rPr>
-        <w:t>1. &lt;보기&gt;의 표현을 모두 한 번씩만 사용할 것</w:t>
-      </w:r>
-    </w:p>
-    <w:p>
-      <w:pPr>
-        <w:spacing w:before="0" w:after="0" w:line="288" w:lineRule="auto"/>
-        <w:ind w:left="40"/>
-        <w:snapToGrid w:val="0"/>
-        <w:pBdr>
-          <w:top w:val="single" w:sz="4" w:space="2" w:color="9B6BD0"/>
-          <w:left w:val="single" w:sz="4" w:space="2" w:color="9B6BD0"/>
-          <w:bottom w:val="single" w:sz="4" w:space="2" w:color="9B6BD0"/>
-          <w:right w:val="single" w:sz="4" w:space="2" w:color="9B6BD0"/>
-        </w:pBdr>
-        <w:shd w:val="clear" w:color="auto" w:fill="FAF5FF"/>
-      </w:pPr>
-      <w:r>
-        <w:rPr>
-          <w:rFonts w:ascii="맑은 고딕" w:hAnsi="맑은 고딕" w:eastAsia="맑은 고딕"/>
-          <w:b w:val="0"/>
-          <w:sz w:val="17"/>
-          <w:u w:val="none"/>
-        </w:rPr>
-        <w:t>2. 어형을 바꾸지 말고 다른 단어를 추가하지 말 것</w:t>
-      </w:r>
-    </w:p>
-    <w:p>
-      <w:pPr>
-        <w:spacing w:before="0" w:after="0" w:line="288" w:lineRule="auto"/>
-        <w:ind w:left="40"/>
-        <w:snapToGrid w:val="0"/>
-        <w:pBdr>
-          <w:top w:val="single" w:sz="4" w:space="2" w:color="9B6BD0"/>
-          <w:left w:val="single" w:sz="4" w:space="2" w:color="9B6BD0"/>
-          <w:bottom w:val="single" w:sz="4" w:space="2" w:color="9B6BD0"/>
-          <w:right w:val="single" w:sz="4" w:space="2" w:color="9B6BD0"/>
-        </w:pBdr>
-        <w:shd w:val="clear" w:color="auto" w:fill="FAF5FF"/>
-      </w:pPr>
-      <w:r>
-        <w:rPr>
-          <w:rFonts w:ascii="맑은 고딕" w:hAnsi="맑은 고딕" w:eastAsia="맑은 고딕"/>
-          <w:b w:val="0"/>
-          <w:sz w:val="17"/>
-          <w:u w:val="none"/>
-        </w:rPr>
-        <w:t>3. ‘the + 비교급 ~, the + 비교급 …’ 구문으로 쓸 것</w:t>
-      </w:r>
-    </w:p>
-    <w:p>
-      <w:pPr>
-        <w:spacing w:before="0" w:after="0" w:line="288" w:lineRule="auto"/>
-        <w:ind w:left="40"/>
-        <w:snapToGrid w:val="0"/>
-        <w:pBdr>
-          <w:top w:val="single" w:sz="4" w:space="2" w:color="9B6BD0"/>
-          <w:left w:val="single" w:sz="4" w:space="2" w:color="9B6BD0"/>
-          <w:bottom w:val="single" w:sz="4" w:space="2" w:color="9B6BD0"/>
-          <w:right w:val="single" w:sz="4" w:space="2" w:color="9B6BD0"/>
-        </w:pBdr>
-        <w:shd w:val="clear" w:color="auto" w:fill="FAF5FF"/>
-      </w:pPr>
-      <w:r>
-        <w:rPr>
-          <w:rFonts w:ascii="맑은 고딕" w:hAnsi="맑은 고딕" w:eastAsia="맑은 고딕"/>
-          <w:b w:val="0"/>
-          <w:sz w:val="17"/>
-          <w:u w:val="none"/>
-        </w:rPr>
-        <w:t>4. 총 14단어로 쓸 것</w:t>
-      </w:r>
-    </w:p>
-    <w:p>
-      <w:pPr>
-        <w:spacing w:before="0" w:after="60" w:line="288" w:lineRule="auto"/>
-        <w:ind w:left="40"/>
-        <w:snapToGrid w:val="0"/>
-        <w:pBdr>
-          <w:top w:val="single" w:sz="4" w:space="2" w:color="9B6BD0"/>
-          <w:left w:val="single" w:sz="4" w:space="2" w:color="9B6BD0"/>
-          <w:bottom w:val="single" w:sz="4" w:space="2" w:color="9B6BD0"/>
-          <w:right w:val="single" w:sz="4" w:space="2" w:color="9B6BD0"/>
-        </w:pBdr>
-        <w:shd w:val="clear" w:color="auto" w:fill="FAF5FF"/>
-      </w:pPr>
-      <w:r>
-        <w:rPr>
-          <w:rFonts w:ascii="맑은 고딕" w:hAnsi="맑은 고딕" w:eastAsia="맑은 고딕"/>
-          <w:b w:val="0"/>
-          <w:sz w:val="17"/>
-          <w:u w:val="none"/>
-        </w:rPr>
-        <w:t>5. 답안지에 소문항 번호를 정확하게 기입할 것</w:t>
-      </w:r>
-    </w:p>
-    <w:p>
-      <w:pPr>
-        <w:spacing w:before="0" w:after="40" w:line="360" w:lineRule="auto"/>
-        <w:snapToGrid w:val="0"/>
-      </w:pPr>
-      <w:r>
-        <w:rPr>
-          <w:rFonts w:ascii="맑은 고딕" w:hAnsi="맑은 고딕" w:eastAsia="맑은 고딕"/>
-          <w:b w:val="0"/>
-          <w:sz w:val="17"/>
-          <w:u w:val="none"/>
-        </w:rPr>
-        <w:t>⇒ ______________________________________________________________ .</w:t>
-      </w:r>
-    </w:p>
-    <w:p>
-      <w:pPr>
-        <w:keepNext/>
-        <w:spacing w:before="80" w:after="40" w:line="276" w:lineRule="auto"/>
-        <w:snapToGrid w:val="0"/>
-        <w:shd w:val="clear" w:color="auto" w:fill="6B21A8"/>
-      </w:pPr>
-      <w:r>
-        <w:rPr>
-          <w:rFonts w:ascii="맑은 고딕" w:hAnsi="맑은 고딕" w:eastAsia="맑은 고딕"/>
-          <w:b/>
-          <w:color w:val="FFFFFF"/>
-          <w:sz w:val="17"/>
-          <w:u w:val="none"/>
-        </w:rPr>
-        <w:t>[지문 구조]  ※ 앞 문항을 모두 푼 뒤에 풀 것</w:t>
-      </w:r>
-    </w:p>
-    <w:p>
-      <w:pPr>
-        <w:keepNext/>
-        <w:spacing w:before="80" w:after="20" w:line="276" w:lineRule="auto"/>
-        <w:snapToGrid w:val="0"/>
-      </w:pPr>
-      <w:r>
-        <w:rPr>
-          <w:rFonts w:ascii="맑은 고딕" w:hAnsi="맑은 고딕" w:eastAsia="맑은 고딕"/>
-          <w:b/>
-          <w:sz w:val="17"/>
-          <w:u w:val="none"/>
-        </w:rPr>
-        <w:t>32-8.</w:t>
-      </w:r>
-      <w:r>
-        <w:rPr>
-          <w:rFonts w:ascii="맑은 고딕" w:hAnsi="맑은 고딕" w:eastAsia="맑은 고딕"/>
-          <w:b w:val="0"/>
-          <w:sz w:val="17"/>
-          <w:u w:val="none"/>
-        </w:rPr>
-        <w:t xml:space="preserve"> 주어진 글 다음에 이어질 글의 순서로 가장 적절한 것은? [2.7점]</w:t>
-      </w:r>
-    </w:p>
-    <w:p>
-      <w:pPr>
-        <w:spacing w:before="0" w:after="60" w:line="288" w:lineRule="auto"/>
-        <w:ind w:left="40"/>
-        <w:snapToGrid w:val="0"/>
-        <w:pBdr>
-          <w:top w:val="single" w:sz="4" w:space="2" w:color="C99B4E"/>
-          <w:left w:val="single" w:sz="4" w:space="2" w:color="C99B4E"/>
-          <w:bottom w:val="single" w:sz="4" w:space="2" w:color="C99B4E"/>
-          <w:right w:val="single" w:sz="4" w:space="2" w:color="C99B4E"/>
-        </w:pBdr>
-        <w:shd w:val="clear" w:color="auto" w:fill="FFF8E1"/>
-      </w:pPr>
-      <w:r>
-        <w:rPr>
-          <w:rFonts w:ascii="맑은 고딕" w:hAnsi="맑은 고딕" w:eastAsia="맑은 고딕"/>
-          <w:b w:val="0"/>
-          <w:sz w:val="17"/>
-          <w:u w:val="none"/>
-        </w:rPr>
-        <w:t>The technical term often used to describe animals’ judgement of numbers is the approximate number system. What it does not provide is precision.</w:t>
-      </w:r>
-    </w:p>
-    <w:p>
-      <w:pPr>
-        <w:spacing w:before="0" w:after="0" w:line="288" w:lineRule="auto"/>
-        <w:ind w:left="40"/>
-        <w:snapToGrid w:val="0"/>
-        <w:pBdr>
-          <w:top w:val="single" w:sz="4" w:space="2" w:color="999999"/>
-          <w:left w:val="single" w:sz="4" w:space="2" w:color="999999"/>
-          <w:bottom w:val="single" w:sz="4" w:space="2" w:color="999999"/>
-          <w:right w:val="single" w:sz="4" w:space="2" w:color="999999"/>
-        </w:pBdr>
-        <w:shd w:val="clear" w:color="auto" w:fill="F6F3EA"/>
-      </w:pPr>
-      <w:r>
-        <w:rPr>
-          <w:rFonts w:ascii="맑은 고딕" w:hAnsi="맑은 고딕" w:eastAsia="맑은 고딕"/>
-          <w:b w:val="0"/>
-          <w:sz w:val="17"/>
-          <w:u w:val="none"/>
-        </w:rPr>
-        <w:t>(A) It is a common observation that when testing the accuracy of animals’ number sense, the size of the numbers matters.</w:t>
-      </w:r>
-    </w:p>
-    <w:p>
-      <w:pPr>
-        <w:spacing w:before="0" w:after="0" w:line="288" w:lineRule="auto"/>
-        <w:ind w:left="40"/>
-        <w:snapToGrid w:val="0"/>
-        <w:pBdr>
-          <w:top w:val="single" w:sz="4" w:space="2" w:color="999999"/>
-          <w:left w:val="single" w:sz="4" w:space="2" w:color="999999"/>
-          <w:bottom w:val="single" w:sz="4" w:space="2" w:color="999999"/>
-          <w:right w:val="single" w:sz="4" w:space="2" w:color="999999"/>
-        </w:pBdr>
-        <w:shd w:val="clear" w:color="auto" w:fill="F6F3EA"/>
-      </w:pPr>
-      <w:r>
-        <w:rPr>
-          <w:rFonts w:ascii="맑은 고딕" w:hAnsi="맑은 고딕" w:eastAsia="맑은 고딕"/>
-          <w:b w:val="0"/>
-          <w:sz w:val="17"/>
-          <w:u w:val="none"/>
-        </w:rPr>
-        <w:t>(B) It shows — and this is the same in every species tested — a characteristic pattern of errors, with discrimination becoming less accurate as the quantities get bigger.</w:t>
-      </w:r>
-    </w:p>
-    <w:p>
-      <w:pPr>
-        <w:spacing w:before="0" w:after="60" w:line="288" w:lineRule="auto"/>
-        <w:ind w:left="40"/>
-        <w:snapToGrid w:val="0"/>
-        <w:pBdr>
-          <w:top w:val="single" w:sz="4" w:space="2" w:color="999999"/>
-          <w:left w:val="single" w:sz="4" w:space="2" w:color="999999"/>
-          <w:bottom w:val="single" w:sz="4" w:space="2" w:color="999999"/>
-          <w:right w:val="single" w:sz="4" w:space="2" w:color="999999"/>
-        </w:pBdr>
-        <w:shd w:val="clear" w:color="auto" w:fill="F6F3EA"/>
-      </w:pPr>
-      <w:r>
-        <w:rPr>
-          <w:rFonts w:ascii="맑은 고딕" w:hAnsi="맑은 고딕" w:eastAsia="맑은 고딕"/>
-          <w:b w:val="0"/>
-          <w:sz w:val="17"/>
-          <w:u w:val="none"/>
-        </w:rPr>
-        <w:t>(C) Rhesus monkeys can tell one from two, two from three, three from four, four from five ... but start to fail from five upwards. Rats that learned to press a lever a given number of times, from four up to twenty-four, became markedly less and less precise in their responses as the number increased: by the top end of the range they would merely produce a spread of numbers around the target.</w:t>
+        <w:t>(C) Rhesus monkeys can tell one from two, two from three, three from four, four from five ... but start to fail from five upwards.</w:t>
       </w:r>
     </w:p>
     <w:p>
@@ -3123,7 +3186,7 @@
           <w:sz w:val="17"/>
           <w:u w:val="none"/>
         </w:rPr>
-        <w:t>① (A) - (C) - (B)</w:t>
+        <w:t>① (B) - (C) - (A)</w:t>
       </w:r>
     </w:p>
     <w:p>
@@ -3139,7 +3202,7 @@
           <w:sz w:val="17"/>
           <w:u w:val="none"/>
         </w:rPr>
-        <w:t>② (B) - (A) - (C)</w:t>
+        <w:t>② (A) - (C) - (B)</w:t>
       </w:r>
     </w:p>
     <w:p>
@@ -3155,7 +3218,7 @@
           <w:sz w:val="17"/>
           <w:u w:val="none"/>
         </w:rPr>
-        <w:t>③ (B) - (C) - (A)</w:t>
+        <w:t>③ (B) - (A) - (C)</w:t>
       </w:r>
     </w:p>
     <w:p>
@@ -3265,7 +3328,7 @@
           <w:sz w:val="15"/>
           <w:u w:val="none"/>
         </w:rPr>
-        <w:t xml:space="preserve"> ★used (용어가 ‘사용되는’ 수동 — term 수식)</w:t>
+        <w:t xml:space="preserve"> ★used (명사 term 뒤 과거분사 ‘사용되는’ — 용어가 사용하는 것이 아님)</w:t>
       </w:r>
     </w:p>
     <w:p>
@@ -3290,7 +3353,7 @@
           <w:sz w:val="15"/>
           <w:u w:val="none"/>
         </w:rPr>
-        <w:t xml:space="preserve"> approximate (근사의 ↔ exact)</w:t>
+        <w:t xml:space="preserve"> judgement</w:t>
       </w:r>
     </w:p>
     <w:p>
@@ -3315,7 +3378,7 @@
           <w:sz w:val="15"/>
           <w:u w:val="none"/>
         </w:rPr>
-        <w:t xml:space="preserve"> ★is (What절 주어 → 단수)</w:t>
+        <w:t xml:space="preserve"> approximate</w:t>
       </w:r>
     </w:p>
     <w:p>
@@ -3340,7 +3403,7 @@
           <w:sz w:val="15"/>
           <w:u w:val="none"/>
         </w:rPr>
-        <w:t xml:space="preserve"> precision</w:t>
+        <w:t xml:space="preserve"> ★provide (조동사 does 뒤 동사원형)</w:t>
       </w:r>
     </w:p>
     <w:p>
@@ -3365,7 +3428,7 @@
           <w:sz w:val="15"/>
           <w:u w:val="none"/>
         </w:rPr>
-        <w:t xml:space="preserve"> ★tested (종이 ‘시험된’ 수동 — species 수식)</w:t>
+        <w:t xml:space="preserve"> ★is (What절(= the thing which …)이 주어 → 단수 동사)</w:t>
       </w:r>
     </w:p>
     <w:p>
@@ -3390,7 +3453,7 @@
           <w:sz w:val="15"/>
           <w:u w:val="none"/>
         </w:rPr>
-        <w:t xml:space="preserve"> errors</w:t>
+        <w:t xml:space="preserve"> precision</w:t>
       </w:r>
     </w:p>
     <w:p>
@@ -3415,7 +3478,7 @@
           <w:sz w:val="15"/>
           <w:u w:val="none"/>
         </w:rPr>
-        <w:t xml:space="preserve"> ★becoming (with + O + 현재분사)</w:t>
+        <w:t xml:space="preserve"> characteristic (종마다 똑같은 ‘특징적인’ 패턴; random은 반대)</w:t>
       </w:r>
     </w:p>
     <w:p>
@@ -3440,7 +3503,7 @@
           <w:sz w:val="15"/>
           <w:u w:val="none"/>
         </w:rPr>
-        <w:t xml:space="preserve"> ★accurate (become의 보어 → 형용사)</w:t>
+        <w:t xml:space="preserve"> becoming (with + 목적어 + 현재분사 ‘~하면서’)</w:t>
       </w:r>
     </w:p>
     <w:p>
@@ -3465,7 +3528,7 @@
           <w:sz w:val="15"/>
           <w:u w:val="none"/>
         </w:rPr>
-        <w:t xml:space="preserve"> bigger (수량이 커질수록 부정확 ↔ smaller)</w:t>
+        <w:t xml:space="preserve"> ★accurate (becoming의 보어 → 형용사)</w:t>
       </w:r>
     </w:p>
     <w:p>
@@ -3490,7 +3553,7 @@
           <w:sz w:val="15"/>
           <w:u w:val="none"/>
         </w:rPr>
-        <w:t xml:space="preserve"> Rhesus</w:t>
+        <w:t xml:space="preserve"> bigger (양이 커질수록 덜 정확 — 글의 주제; smaller는 반대)</w:t>
       </w:r>
     </w:p>
     <w:p>
@@ -3515,7 +3578,7 @@
           <w:sz w:val="15"/>
           <w:u w:val="none"/>
         </w:rPr>
-        <w:t xml:space="preserve"> five</w:t>
+        <w:t xml:space="preserve"> fail (다섯부터는 ‘실패’하기 시작; succeed는 반대)</w:t>
       </w:r>
     </w:p>
     <w:p>
@@ -3540,7 +3603,7 @@
           <w:sz w:val="15"/>
           <w:u w:val="none"/>
         </w:rPr>
-        <w:t xml:space="preserve"> ★that (선행사 Rats — what 불가)</w:t>
+        <w:t xml:space="preserve"> ★that (선행사 Rats + 주어 없는 불완전절 → 관계대명사)</w:t>
       </w:r>
     </w:p>
     <w:p>
@@ -3565,7 +3628,7 @@
           <w:sz w:val="15"/>
           <w:u w:val="none"/>
         </w:rPr>
-        <w:t xml:space="preserve"> ★learned (과거의 실험 — became과 시제 일치)</w:t>
+        <w:t xml:space="preserve"> learned (관계절의 과거 동사 — became과 시제 일치)</w:t>
       </w:r>
     </w:p>
     <w:p>
@@ -3590,7 +3653,7 @@
           <w:sz w:val="15"/>
           <w:u w:val="none"/>
         </w:rPr>
-        <w:t xml:space="preserve"> responses (소유격 their 뒤 → 명사)</w:t>
+        <w:t xml:space="preserve"> ★markedly (less 수식 → 부사)</w:t>
       </w:r>
     </w:p>
     <w:p>
@@ -3615,7 +3678,7 @@
           <w:sz w:val="15"/>
           <w:u w:val="none"/>
         </w:rPr>
-        <w:t xml:space="preserve"> increased (자동사 increase 과거)</w:t>
+        <w:t xml:space="preserve"> precise (less and less + 형용사 — became의 보어)</w:t>
       </w:r>
     </w:p>
     <w:p>
@@ -3640,7 +3703,7 @@
           <w:sz w:val="15"/>
           <w:u w:val="none"/>
         </w:rPr>
-        <w:t xml:space="preserve"> merely (그저 ~할 뿐 ↔ precisely)</w:t>
+        <w:t xml:space="preserve"> ★increased (주절 became 과거 → as절도 과거)</w:t>
       </w:r>
     </w:p>
     <w:p>
@@ -3690,7 +3753,7 @@
           <w:sz w:val="15"/>
           <w:u w:val="none"/>
         </w:rPr>
-        <w:t xml:space="preserve"> ★It (가주어 It – 진주어 that절)</w:t>
+        <w:t xml:space="preserve"> observation (a common + 명사)</w:t>
       </w:r>
     </w:p>
     <w:p>
@@ -3715,7 +3778,7 @@
           <w:sz w:val="15"/>
           <w:u w:val="none"/>
         </w:rPr>
-        <w:t xml:space="preserve"> observation (형용사 common 뒤 → 명사)</w:t>
+        <w:t xml:space="preserve"> ★testing (when (researchers are) testing — 능동 분사구문; tested면 ‘정확성이 시험하는’ 의미가 되어 불가)</w:t>
       </w:r>
     </w:p>
     <w:p>
@@ -3740,7 +3803,7 @@
           <w:sz w:val="15"/>
           <w:u w:val="none"/>
         </w:rPr>
-        <w:t xml:space="preserve"> testing (when + 분사구문 — 생략된 주어가 시험하는 능동)</w:t>
+        <w:t xml:space="preserve"> size</w:t>
       </w:r>
     </w:p>
     <w:p>
@@ -3790,7 +3853,7 @@
           <w:sz w:val="15"/>
           <w:u w:val="none"/>
         </w:rPr>
-        <w:t xml:space="preserve"> ○ (What = The thing that)</w:t>
+        <w:t xml:space="preserve"> ○ (명사 + 과거분사 = 명사 + 주격 관계대명사 + be + 과거분사)</w:t>
       </w:r>
     </w:p>
     <w:p>
@@ -3815,7 +3878,7 @@
           <w:sz w:val="15"/>
           <w:u w:val="none"/>
         </w:rPr>
-        <w:t xml:space="preserve"> ★✕ — 바른 형태: increased (increase는 자동사 ‘증가하다’ — 수동 불가)</w:t>
+        <w:t xml:space="preserve"> ★✕ — 바른 형태: What it does not provide (선행사 없는 명사절 주어 → What; That절은 ‘~라는 것’으로 의미 불가)</w:t>
       </w:r>
     </w:p>
     <w:p>
@@ -3840,7 +3903,7 @@
           <w:sz w:val="15"/>
           <w:u w:val="none"/>
         </w:rPr>
-        <w:t xml:space="preserve"> ○ (merely = only 그저)</w:t>
+        <w:t xml:space="preserve"> ○ (markedly = noticeably ‘눈에 띄게’)</w:t>
       </w:r>
     </w:p>
     <w:p>
@@ -3865,7 +3928,7 @@
           <w:sz w:val="15"/>
           <w:u w:val="none"/>
         </w:rPr>
-        <w:t xml:space="preserve"> What it does not provide is precision. (보충 does / 제외 precise / be→is)</w:t>
+        <w:t xml:space="preserve"> It is a common observation that when testing the accuracy of animals’ number sense, the size of the numbers matters. (보충 that / 제외 what / be→is, test→testing, matter→matters)</w:t>
       </w:r>
     </w:p>
     <w:p>
@@ -3890,7 +3953,7 @@
           <w:sz w:val="15"/>
           <w:u w:val="none"/>
         </w:rPr>
-        <w:t xml:space="preserve"> Discrimination becomes less accurate as the quantities get bigger. (보충 less / 제외 accurately / become→becomes · big→bigger)</w:t>
+        <w:t xml:space="preserve"> Rhesus monkeys can tell one from two, two from three, three from four, four from five but start to fail from five upwards. (보충 to / 제외 with / 동사 원형 tell·start·fail 그대로)</w:t>
       </w:r>
     </w:p>
     <w:p>
@@ -3915,7 +3978,7 @@
           <w:sz w:val="15"/>
           <w:u w:val="none"/>
         </w:rPr>
-        <w:t xml:space="preserve"> It is a common observation that when testing the accuracy of animals’ number sense, the size of the numbers matters. (matter→matters)</w:t>
+        <w:t xml:space="preserve"> It shows a characteristic pattern of errors, with discrimination becoming less accurate as the quantities get bigger. (become→becoming)</w:t>
       </w:r>
     </w:p>
     <w:p>
@@ -3965,7 +4028,7 @@
           <w:sz w:val="15"/>
           <w:u w:val="none"/>
         </w:rPr>
-        <w:t xml:space="preserve"> 수가 커질수록 구별이 덜 정확해지는 특징적 오류 패턴을 보이는 것</w:t>
+        <w:t xml:space="preserve"> 양이 커질수록 변별이 덜 정확해지는 특징적인 오류 패턴</w:t>
       </w:r>
     </w:p>
     <w:p>
@@ -4015,7 +4078,7 @@
           <w:sz w:val="15"/>
           <w:u w:val="none"/>
         </w:rPr>
-        <w:t xml:space="preserve"> Rats</w:t>
+        <w:t xml:space="preserve"> a given number of times</w:t>
       </w:r>
     </w:p>
     <w:p>
@@ -4040,7 +4103,7 @@
           <w:sz w:val="15"/>
           <w:u w:val="none"/>
         </w:rPr>
-        <w:t xml:space="preserve"> ★look (주어 A car … and one … 복수)</w:t>
+        <w:t xml:space="preserve"> ★says (주어 almost anyone 단수)</w:t>
       </w:r>
     </w:p>
     <w:p>
@@ -4065,7 +4128,7 @@
           <w:sz w:val="15"/>
           <w:u w:val="none"/>
         </w:rPr>
-        <w:t xml:space="preserve"> ★to tell (형용사 hard 뒤 to부정사)</w:t>
+        <w:t xml:space="preserve"> ★begin (주어 their answers 복수)</w:t>
       </w:r>
     </w:p>
     <w:p>
@@ -4090,7 +4153,7 @@
           <w:sz w:val="15"/>
           <w:u w:val="none"/>
         </w:rPr>
-        <w:t xml:space="preserve"> ★less (멀수록 판단이 ‘덜’ 정확 — 본문 논리와 일치)</w:t>
+        <w:t xml:space="preserve"> ★which (콤마 뒤 계속적 용법 — that 불가)</w:t>
       </w:r>
     </w:p>
     <w:p>
@@ -4115,7 +4178,7 @@
           <w:sz w:val="15"/>
           <w:u w:val="none"/>
         </w:rPr>
-        <w:t xml:space="preserve"> precise</w:t>
+        <w:t xml:space="preserve"> less</w:t>
       </w:r>
     </w:p>
     <w:p>
@@ -4156,7 +4219,7 @@
           <w:sz w:val="15"/>
           <w:u w:val="none"/>
         </w:rPr>
-        <w:t xml:space="preserve"> 정답 ① — (a) ○ (b) ✕ (c) ✕ (d) ○ (e) ✕</w:t>
+        <w:t xml:space="preserve"> 정답 ④ — less accurate · the bigger the number, the fuzzier the animal’s sense of it</w:t>
       </w:r>
     </w:p>
     <w:p>
@@ -4181,7 +4244,7 @@
           <w:sz w:val="15"/>
           <w:u w:val="none"/>
         </w:rPr>
-        <w:t xml:space="preserve"> 정답 ③ — ⓒ become → becoming / ⓓ starting → start / ⓔ becoming → became</w:t>
+        <w:t xml:space="preserve"> 정답 ①</w:t>
       </w:r>
     </w:p>
     <w:p>
@@ -4206,7 +4269,7 @@
           <w:sz w:val="15"/>
           <w:u w:val="none"/>
         </w:rPr>
-        <w:t xml:space="preserve"> 정답 ④ — precision · bigger · matters</w:t>
+        <w:t xml:space="preserve"> 정답 ③ — ⓑ are → is / ⓒ became → becoming / ⓕ matter → matters</w:t>
       </w:r>
     </w:p>
     <w:p>
@@ -4231,7 +4294,7 @@
           <w:sz w:val="15"/>
           <w:u w:val="none"/>
         </w:rPr>
-        <w:t xml:space="preserve"> 정답 ④</w:t>
+        <w:t xml:space="preserve"> 정답 ②</w:t>
       </w:r>
     </w:p>
     <w:p>
@@ -4281,7 +4344,7 @@
           <w:sz w:val="15"/>
           <w:u w:val="none"/>
         </w:rPr>
-        <w:t xml:space="preserve"> 정답 ①</w:t>
+        <w:t xml:space="preserve"> 정답 ③</w:t>
       </w:r>
     </w:p>
     <w:p>
@@ -4306,7 +4369,7 @@
           <w:sz w:val="15"/>
           <w:u w:val="none"/>
         </w:rPr>
-        <w:t xml:space="preserve"> 정답 ②</w:t>
+        <w:t xml:space="preserve"> 정답 ② — more → less</w:t>
       </w:r>
     </w:p>
     <w:p>
@@ -4331,7 +4394,7 @@
           <w:sz w:val="15"/>
           <w:u w:val="none"/>
         </w:rPr>
-        <w:t xml:space="preserve"> (1) imprecise  (2) discriminate  (3) increasingly</w:t>
+        <w:t xml:space="preserve"> The bigger the quantities get, the less accurate discrimination becomes.</w:t>
       </w:r>
     </w:p>
     <w:p>
@@ -4356,7 +4419,7 @@
           <w:sz w:val="15"/>
           <w:u w:val="none"/>
         </w:rPr>
-        <w:t xml:space="preserve"> The more the number increased, the less precise the rats became in their responses.</w:t>
+        <w:t xml:space="preserve"> (1) exactness  (2) discriminate  (3) less  (4) tested</w:t>
       </w:r>
     </w:p>
     <w:p>
@@ -4381,7 +4444,7 @@
           <w:sz w:val="15"/>
           <w:u w:val="none"/>
         </w:rPr>
-        <w:t xml:space="preserve"> 정답 ③</w:t>
+        <w:t xml:space="preserve"> 정답 ①</w:t>
       </w:r>
     </w:p>
     <w:p>
@@ -4431,7 +4494,7 @@
           <w:sz w:val="14"/>
           <w:u w:val="none"/>
         </w:rPr>
-        <w:t>(b) [연결어 함정]</w:t>
+        <w:t>② [한 끗]</w:t>
       </w:r>
       <w:r>
         <w:rPr>
@@ -4440,7 +4503,7 @@
           <w:sz w:val="14"/>
           <w:u w:val="none"/>
         </w:rPr>
-        <w:t xml:space="preserve"> 원숭이(5까지)와 쥐(24까지)의 숫자 범위가 달라 대조처럼 보이지만 두 사례 모두 ‘커질수록 부정확’ — 같은 패턴. </w:t>
+        <w:t xml:space="preserve"> (A)는 맞지만 (B)가 정반대(sharper). </w:t>
       </w:r>
       <w:r>
         <w:rPr>
@@ -4449,7 +4512,7 @@
           <w:sz w:val="14"/>
           <w:u w:val="none"/>
         </w:rPr>
-        <w:t>(c)</w:t>
+        <w:t>③ [한 끗]</w:t>
       </w:r>
       <w:r>
         <w:rPr>
@@ -4458,7 +4521,25 @@
           <w:sz w:val="14"/>
           <w:u w:val="none"/>
         </w:rPr>
-        <w:t xml:space="preserve"> provide의 목적어가 빠진 불완전절 → What. ②는 (c)를 옳다고 본 경우, ⑤는 (d)를 틀렸다고 본 경우.</w:t>
+        <w:t xml:space="preserve"> (A)는 맞지만 (B)는 방향을 ‘작을수록’으로 뒤집었다 — 작은 수에서는 추측이 아니라 정확한 변별. </w:t>
+      </w:r>
+      <w:r>
+        <w:rPr>
+          <w:rFonts w:ascii="맑은 고딕" w:hAnsi="맑은 고딕" w:eastAsia="맑은 고딕"/>
+          <w:b/>
+          <w:sz w:val="14"/>
+          <w:u w:val="none"/>
+        </w:rPr>
+        <w:t>⑤</w:t>
+      </w:r>
+      <w:r>
+        <w:rPr>
+          <w:rFonts w:ascii="맑은 고딕" w:hAnsi="맑은 고딕" w:eastAsia="맑은 고딕"/>
+          <w:b w:val="0"/>
+          <w:sz w:val="14"/>
+          <w:u w:val="none"/>
+        </w:rPr>
+        <w:t xml:space="preserve"> (B)는 맞지만 (A) more reliable은 전체 흐름과 충돌.</w:t>
       </w:r>
     </w:p>
     <w:p>
@@ -4492,7 +4573,7 @@
           <w:sz w:val="14"/>
           <w:u w:val="none"/>
         </w:rPr>
-        <w:t>ⓔ [긴 주어 함정]</w:t>
+        <w:t>(e) [비율 함정]</w:t>
       </w:r>
       <w:r>
         <w:rPr>
@@ -4501,7 +4582,7 @@
           <w:sz w:val="14"/>
           <w:u w:val="none"/>
         </w:rPr>
-        <w:t xml:space="preserve"> that learned … 관계절과 from four up to twenty-four 삽입이 길어 본동사가 없는 것을 놓치기 쉽다. </w:t>
+        <w:t xml:space="preserve"> 두 비교 모두 2:1이라 ‘같은 어려움’처럼 보이지만, 본문 기준은 비율이 아니라 ‘양이 커질수록 흐려진다’ — just as strongly가 기준과 충돌. ④가 이 함정. </w:t>
       </w:r>
       <w:r>
         <w:rPr>
@@ -4510,7 +4591,7 @@
           <w:sz w:val="14"/>
           <w:u w:val="none"/>
         </w:rPr>
-        <w:t>ⓕ [decoy]</w:t>
+        <w:t>(d) [부정 삽입]</w:t>
       </w:r>
       <w:r>
         <w:rPr>
@@ -4519,7 +4600,25 @@
           <w:sz w:val="14"/>
           <w:u w:val="none"/>
         </w:rPr>
-        <w:t xml:space="preserve"> 바로 앞 numbers에 끌려 matter로 고치면 오답. ④는 ⓓ를 놓친 선지.</w:t>
+        <w:t xml:space="preserve"> no drop in accuracy는 기준의 정반대. </w:t>
+      </w:r>
+      <w:r>
+        <w:rPr>
+          <w:rFonts w:ascii="맑은 고딕" w:hAnsi="맑은 고딕" w:eastAsia="맑은 고딕"/>
+          <w:b/>
+          <w:sz w:val="14"/>
+          <w:u w:val="none"/>
+        </w:rPr>
+        <w:t>(b)</w:t>
+      </w:r>
+      <w:r>
+        <w:rPr>
+          <w:rFonts w:ascii="맑은 고딕" w:hAnsi="맑은 고딕" w:eastAsia="맑은 고딕"/>
+          <w:b w:val="0"/>
+          <w:sz w:val="14"/>
+          <w:u w:val="none"/>
+        </w:rPr>
+        <w:t xml:space="preserve"> 정확성은 근사 수 체계가 ‘제공하지 않는’ 것.</w:t>
       </w:r>
     </w:p>
     <w:p>
@@ -4553,7 +4652,7 @@
           <w:sz w:val="14"/>
           <w:u w:val="none"/>
         </w:rPr>
-        <w:t>① [부정어 함정]</w:t>
+        <w:t>ⓕ [수일치 함정]</w:t>
       </w:r>
       <w:r>
         <w:rPr>
@@ -4562,7 +4661,7 @@
           <w:sz w:val="14"/>
           <w:u w:val="none"/>
         </w:rPr>
-        <w:t xml:space="preserve"> does not provide와 결합 → approximation이면 ‘근사 수 체계가 근사를 제공하지 않는다’는 모순. </w:t>
+        <w:t xml:space="preserve"> 바로 앞 the numbers(복수)에 이끌려 matter를 맞다고 느끼기 쉽다. </w:t>
       </w:r>
       <w:r>
         <w:rPr>
@@ -4571,7 +4670,7 @@
           <w:sz w:val="14"/>
           <w:u w:val="none"/>
         </w:rPr>
-        <w:t>⑤ [한 끗]</w:t>
+        <w:t>ⓐ [decoy]</w:t>
       </w:r>
       <w:r>
         <w:rPr>
@@ -4580,7 +4679,7 @@
           <w:sz w:val="14"/>
           <w:u w:val="none"/>
         </w:rPr>
-        <w:t xml:space="preserve"> (C)만 matter — of the numbers는 수식어.</w:t>
+        <w:t xml:space="preserve"> ‘용어가 사용한다’로 읽으면 using으로 고치고 싶지만 용어는 ‘사용되는’ 것. ②는 ⓕ를 놓친 선지.</w:t>
       </w:r>
     </w:p>
     <w:p>
@@ -4614,7 +4713,7 @@
           <w:sz w:val="14"/>
           <w:u w:val="none"/>
         </w:rPr>
-        <w:t>④ [방향 반전]</w:t>
+        <w:t>④ [한 끗]</w:t>
       </w:r>
       <w:r>
         <w:rPr>
@@ -4623,7 +4722,7 @@
           <w:sz w:val="14"/>
           <w:u w:val="none"/>
         </w:rPr>
-        <w:t xml:space="preserve"> 레버·횟수 등 소재는 그대로 두고 정확도의 방향만 뒤집었다. </w:t>
+        <w:t xml:space="preserve"> 원숭이(다섯)와 쥐(스물넷)의 숫자가 달라 ‘종마다 한계가 다르다’로 읽기 쉽지만, 본문은 종의 차이가 아니라 ‘모든 종에서 같은 패턴’(the same characteristic pattern)을 강조. </w:t>
       </w:r>
       <w:r>
         <w:rPr>
@@ -4632,7 +4731,7 @@
           <w:sz w:val="14"/>
           <w:u w:val="none"/>
         </w:rPr>
-        <w:t>②</w:t>
+        <w:t>③ [방향 역전]</w:t>
       </w:r>
       <w:r>
         <w:rPr>
@@ -4641,7 +4740,7 @@
           <w:sz w:val="14"/>
           <w:u w:val="none"/>
         </w:rPr>
-        <w:t xml:space="preserve"> every species tested — 시험된 모든 종(일치).</w:t>
+        <w:t xml:space="preserve"> 훈련된 쥐조차 덜 정확해졌다.</w:t>
       </w:r>
     </w:p>
     <w:p>
@@ -4675,7 +4774,7 @@
           <w:sz w:val="14"/>
           <w:u w:val="none"/>
         </w:rPr>
-        <w:t>① [정반대]</w:t>
+        <w:t>⑤ [과정 역전]</w:t>
       </w:r>
       <w:r>
         <w:rPr>
@@ -4684,7 +4783,7 @@
           <w:sz w:val="14"/>
           <w:u w:val="none"/>
         </w:rPr>
-        <w:t xml:space="preserve"> [A]의 What it does not provide is precision. </w:t>
+        <w:t xml:space="preserve"> ‘꼭대기에서 흩어졌다’는 사실(scattered around the target)을 ‘그 전까지는 완벽’으로 확장한 오답 — 본문은 less and less. </w:t>
       </w:r>
       <w:r>
         <w:rPr>
@@ -4693,7 +4792,7 @@
           <w:sz w:val="14"/>
           <w:u w:val="none"/>
         </w:rPr>
-        <w:t>③ [사실 반전]</w:t>
+        <w:t>③ [한 끗 정답지]</w:t>
       </w:r>
       <w:r>
         <w:rPr>
@@ -4702,25 +4801,7 @@
           <w:sz w:val="14"/>
           <w:u w:val="none"/>
         </w:rPr>
-        <w:t xml:space="preserve"> [B] can easily tell three from four. </w:t>
-      </w:r>
-      <w:r>
-        <w:rPr>
-          <w:rFonts w:ascii="맑은 고딕" w:hAnsi="맑은 고딕" w:eastAsia="맑은 고딕"/>
-          <w:b/>
-          <w:sz w:val="14"/>
-          <w:u w:val="none"/>
-        </w:rPr>
-        <w:t>④ [지엽]</w:t>
-      </w:r>
-      <w:r>
-        <w:rPr>
-          <w:rFonts w:ascii="맑은 고딕" w:hAnsi="맑은 고딕" w:eastAsia="맑은 고딕"/>
-          <w:b w:val="0"/>
-          <w:sz w:val="14"/>
-          <w:u w:val="none"/>
-        </w:rPr>
-        <w:t xml:space="preserve"> 레버 훈련은 실험 방법일 뿐, 주제는 정밀도의 한계. ([B] answers scatter widely around the true numbers ↔ [A] a spread of numbers around the target의 평행 구조)</w:t>
+        <w:t xml:space="preserve"> ‘다섯부터 실패’만 기억하면 3 vs 4도 못 한다고 착각.</w:t>
       </w:r>
     </w:p>
     <w:p>
@@ -4754,7 +4835,7 @@
           <w:sz w:val="14"/>
           <w:u w:val="none"/>
         </w:rPr>
-        <w:t>④ [절대화]</w:t>
+        <w:t>⑤ [한 끗]</w:t>
       </w:r>
       <w:r>
         <w:rPr>
@@ -4763,7 +4844,7 @@
           <w:sz w:val="14"/>
           <w:u w:val="none"/>
         </w:rPr>
-        <w:t xml:space="preserve"> 작은 수는 잘 구별한다(one from two …). </w:t>
+        <w:t xml:space="preserve"> ‘어떻게 되었는가’가 모호해 보이지만 scattered around the target이 답이다. </w:t>
       </w:r>
       <w:r>
         <w:rPr>
@@ -4772,7 +4853,7 @@
           <w:sz w:val="14"/>
           <w:u w:val="none"/>
         </w:rPr>
-        <w:t>③ [잘못된 비교]</w:t>
+        <w:t>③ [원인 미제시]</w:t>
       </w:r>
       <w:r>
         <w:rPr>
@@ -4781,25 +4862,7 @@
           <w:sz w:val="14"/>
           <w:u w:val="none"/>
         </w:rPr>
-        <w:t xml:space="preserve"> 쥐의 범위(24)가 더 넓어 보이지만 본문은 두 종을 비교하지 않는다. </w:t>
-      </w:r>
-      <w:r>
-        <w:rPr>
-          <w:rFonts w:ascii="맑은 고딕" w:hAnsi="맑은 고딕" w:eastAsia="맑은 고딕"/>
-          <w:b/>
-          <w:sz w:val="14"/>
-          <w:u w:val="none"/>
-        </w:rPr>
-        <w:t>②</w:t>
-      </w:r>
-      <w:r>
-        <w:rPr>
-          <w:rFonts w:ascii="맑은 고딕" w:hAnsi="맑은 고딕" w:eastAsia="맑은 고딕"/>
-          <w:b w:val="0"/>
-          <w:sz w:val="14"/>
-          <w:u w:val="none"/>
-        </w:rPr>
-        <w:t xml:space="preserve"> start to fail from five — 정반대.</w:t>
+        <w:t xml:space="preserve"> 현상(what)과 원인(why)을 구별 — 본문은 현상만 말한다.</w:t>
       </w:r>
     </w:p>
     <w:p>
@@ -4833,7 +4896,7 @@
           <w:sz w:val="14"/>
           <w:u w:val="none"/>
         </w:rPr>
-        <w:t>② [소재어 재사용 함정]</w:t>
+        <w:t>① [한 끗]</w:t>
       </w:r>
       <w:r>
         <w:rPr>
@@ -4842,7 +4905,25 @@
           <w:sz w:val="14"/>
           <w:u w:val="none"/>
         </w:rPr>
-        <w:t xml:space="preserve"> ③의 주어 Rhesus monkeys를 미리 소개하는 문장처럼 보이지만 내용은 생태 정보. ②를 빼면 ①의 일반 진술 → ③의 사례가 바로 이어진다.</w:t>
+        <w:t xml:space="preserve"> ‘제공하지 않는 것이 정확성’이 어색해 보일 수 있지만 근사(approximate) 체계라는 이름 자체가 정확성 결여를 뜻한다. </w:t>
+      </w:r>
+      <w:r>
+        <w:rPr>
+          <w:rFonts w:ascii="맑은 고딕" w:hAnsi="맑은 고딕" w:eastAsia="맑은 고딕"/>
+          <w:b/>
+          <w:sz w:val="14"/>
+          <w:u w:val="none"/>
+        </w:rPr>
+        <w:t>④</w:t>
+      </w:r>
+      <w:r>
+        <w:rPr>
+          <w:rFonts w:ascii="맑은 고딕" w:hAnsi="맑은 고딕" w:eastAsia="맑은 고딕"/>
+          <w:b w:val="0"/>
+          <w:sz w:val="14"/>
+          <w:u w:val="none"/>
+        </w:rPr>
+        <w:t xml:space="preserve"> less and less precise와 ②의 more accurate가 충돌한다는 점에서 ②가 답임을 확인.</w:t>
       </w:r>
     </w:p>
     <w:p>
@@ -4867,7 +4948,43 @@
           <w:sz w:val="14"/>
           <w:u w:val="none"/>
         </w:rPr>
-        <w:t xml:space="preserve"> (1) precise ✕ — 의미 반대(본문 less precise에서 그대로 쓴 형태라 0점). (2) discrimination ✕ — 조동사 뒤 동사원형. (3) increased ✕ — 형용사 수식 부사. [채점] 각 1점.</w:t>
+        <w:t xml:space="preserve"> </w:t>
+      </w:r>
+      <w:r>
+        <w:rPr>
+          <w:rFonts w:ascii="맑은 고딕" w:hAnsi="맑은 고딕" w:eastAsia="맑은 고딕"/>
+          <w:b/>
+          <w:sz w:val="14"/>
+          <w:u w:val="none"/>
+        </w:rPr>
+        <w:t>The bigger get the quantities</w:t>
+      </w:r>
+      <w:r>
+        <w:rPr>
+          <w:rFonts w:ascii="맑은 고딕" w:hAnsi="맑은 고딕" w:eastAsia="맑은 고딕"/>
+          <w:b w:val="0"/>
+          <w:sz w:val="14"/>
+          <w:u w:val="none"/>
+        </w:rPr>
+        <w:t xml:space="preserve"> ✕ — the 비교급 뒤에는 주어 + 동사 어순. </w:t>
+      </w:r>
+      <w:r>
+        <w:rPr>
+          <w:rFonts w:ascii="맑은 고딕" w:hAnsi="맑은 고딕" w:eastAsia="맑은 고딕"/>
+          <w:b/>
+          <w:sz w:val="14"/>
+          <w:u w:val="none"/>
+        </w:rPr>
+        <w:t>the less discrimination becomes accurate</w:t>
+      </w:r>
+      <w:r>
+        <w:rPr>
+          <w:rFonts w:ascii="맑은 고딕" w:hAnsi="맑은 고딕" w:eastAsia="맑은 고딕"/>
+          <w:b w:val="0"/>
+          <w:sz w:val="14"/>
+          <w:u w:val="none"/>
+        </w:rPr>
+        <w:t xml:space="preserve"> ✕ — 비교급 묶음 the less accurate가 함께 문두로 간다. [채점] 두 절의 구조 1.5 / 어순 1 / 단어 수·철자 0.5.</w:t>
       </w:r>
     </w:p>
     <w:p>
@@ -4901,7 +5018,7 @@
           <w:sz w:val="14"/>
           <w:u w:val="none"/>
         </w:rPr>
-        <w:t>the less the rats became precise</w:t>
+        <w:t>more</w:t>
       </w:r>
       <w:r>
         <w:rPr>
@@ -4910,7 +5027,7 @@
           <w:sz w:val="14"/>
           <w:u w:val="none"/>
         </w:rPr>
-        <w:t xml:space="preserve"> ✕ — precise는 the less와 함께 앞으로. </w:t>
+        <w:t xml:space="preserve"> ✕ — (3)에 넣으면 본문과 반대. </w:t>
       </w:r>
       <w:r>
         <w:rPr>
@@ -4919,7 +5036,7 @@
           <w:sz w:val="14"/>
           <w:u w:val="none"/>
         </w:rPr>
-        <w:t>the more increased the number</w:t>
+        <w:t>fail</w:t>
       </w:r>
       <w:r>
         <w:rPr>
@@ -4928,7 +5045,25 @@
           <w:sz w:val="14"/>
           <w:u w:val="none"/>
         </w:rPr>
-        <w:t xml:space="preserve"> ✕ — 주어 + 동사 어순 유지. [채점] 구문 1.5 / 형용사 이동 1 / 어순·철자 0.5.</w:t>
+        <w:t xml:space="preserve"> ✕ — (2) ‘the ability to fail between’은 성립하지 않음. </w:t>
+      </w:r>
+      <w:r>
+        <w:rPr>
+          <w:rFonts w:ascii="맑은 고딕" w:hAnsi="맑은 고딕" w:eastAsia="맑은 고딕"/>
+          <w:b/>
+          <w:sz w:val="14"/>
+          <w:u w:val="none"/>
+        </w:rPr>
+        <w:t>exact를 그대로</w:t>
+      </w:r>
+      <w:r>
+        <w:rPr>
+          <w:rFonts w:ascii="맑은 고딕" w:hAnsi="맑은 고딕" w:eastAsia="맑은 고딕"/>
+          <w:b w:val="0"/>
+          <w:sz w:val="14"/>
+          <w:u w:val="none"/>
+        </w:rPr>
+        <w:t xml:space="preserve"> ✕ — (1)은 명사 자리이므로 exactness로 변형해야 득점. [채점] 각 0.75, 어형 오류는 0.</w:t>
       </w:r>
     </w:p>
     <w:p>
@@ -4962,7 +5097,7 @@
           <w:sz w:val="14"/>
           <w:u w:val="none"/>
         </w:rPr>
-        <w:t>② [한 끗]</w:t>
+        <w:t>③ [한 끗]</w:t>
       </w:r>
       <w:r>
         <w:rPr>
@@ -4971,7 +5106,7 @@
           <w:sz w:val="14"/>
           <w:u w:val="none"/>
         </w:rPr>
-        <w:t xml:space="preserve"> (B) 뒤에 바로 (A) 결론을 두면 사례(C)가 결론 뒤에 떨어진다. </w:t>
+        <w:t xml:space="preserve"> (B)-(A)-(C)는 결론 문장(It is a common observation)이 든 (A)가 가운데에 와서 원숭이 예가 결론 뒤에 붙는다. </w:t>
       </w:r>
       <w:r>
         <w:rPr>
@@ -4989,7 +5124,7 @@
           <w:sz w:val="14"/>
           <w:u w:val="none"/>
         </w:rPr>
-        <w:t xml:space="preserve"> (C)를 먼저 두면 사례가 일반 진술보다 앞서고 (B)의 It이 rats를 가리키는 것처럼 읽힌다.</w:t>
+        <w:t xml:space="preserve"> (C)를 먼저 두면 It shows의 It이 받을 말이 없다.</w:t>
       </w:r>
     </w:p>
     <w:p>
@@ -5014,7 +5149,7 @@
           <w:sz w:val="14"/>
           <w:u w:val="none"/>
         </w:rPr>
-        <w:t xml:space="preserve"> 동물의 수 판단을 설명하는 데 흔히 쓰이는 전문 용어는 근사 수 체계이다. 그것이 제공하지 않는 것은 정밀성이다. 그것은 — 그리고 이는 시험된 모든 종에서 동일한데 — 특유의 오류 양상을 보이며, 수량이 커질수록 구별이 덜 정확해진다. 붉은털원숭이는 1과 2, 2와 3, 3과 4, 4와 5를 구별할 수 있지만, 5부터 그 위로는 실패하기 시작한다. 4에서 24까지의 정해진 횟수만큼 레버를 누르도록 학습한 쥐들은 수가 증가함에 따라 반응이 현저하게 점점 덜 정밀해졌다. 범위의 상한에 이르면 그들은 그저 목표 숫자 주변에 흩어진 수들을 만들어 낼 뿐이었다. 동물의 수 감각의 정확성을 시험할 때 수의 크기가 중요하다는 것은 흔히 관찰되는 사실이다.</w:t>
+        <w:t xml:space="preserve"> ['동물의 수 판단을 묘사하는 데 흔히 쓰이는 전문 용어는 근사 수 체계이다.', '그것이 제공하지 않는 것은 정확성이다.', '그것은 — 그리고 이것은 시험된 모든 종에서 똑같은데 — 양이 커질수록 변별이 덜 정확해지는 특징적인 오류 패턴을 보여 준다.', '붉은털원숭이는 하나와 둘, 둘과 셋, 셋과 넷, 넷과 다섯을 구별할 수 있지만… 다섯부터는 실패하기 시작한다.', '넷에서 스물넷까지 정해진 횟수만큼 레버를 누르도록 학습한 쥐들은 숫자가 커질수록 반응이 눈에 띄게 점점 덜 정확해졌는데, 범위의 꼭대기에 이르면 그저 목표치 주변에 흩어진 숫자들을 내놓을 뿐이었다.', '동물의 수 감각의 정확성을 시험할 때 숫자의 크기가 중요하다는 것은 흔한 관찰 결과이다.']</w:t>
       </w:r>
     </w:p>
     <w:p>
@@ -5039,7 +5174,7 @@
           <w:sz w:val="14"/>
           <w:u w:val="none"/>
         </w:rPr>
-        <w:t xml:space="preserve"> 거리를 판단하는 인간의 눈도 비슷한 규칙을 따른다. 50미터 떨어진 차와 60미터 떨어진 차는 분명히 달라 보이지만, 하늘 저편 멀리 있는 두 별은 구별하기가 훨씬 더 어렵다. 대상이 멀리 있을수록 우리의 판단은 덜 정확해진다.</w:t>
+        <w:t xml:space="preserve"> ['인간도 셀 수 없을 때는 그리 다르지 않다.', '점 두 개를 보고 이어서 세 개를 보면, 거의 누구나 주저 없이 어느 쪽이 더 많은지 말한다.', '점 스물세 개를 보고 이어서 스물여섯 개를 보면, 대부분은 머뭇거리고 그들의 답은 진실의 양쪽으로 흩어지기 시작한다.', '두 숫자의 차이는 두 경우 모두 같지만, 더 큰 숫자들은 서로 뒤섞여 흐릿해진다.', '작은 집단에서는 아주 잘 작동하는 우리의 빠른 양 감각은 집단이 커질수록 예리함을 잃는다.']</w:t>
       </w:r>
     </w:p>
     <w:sectPr>

--- a/shinmok1/pack/2510/H1MOGO25-10_32_SET.docx
+++ b/shinmok1/pack/2510/H1MOGO25-10_32_SET.docx
@@ -1005,7 +1005,7 @@
           <w:sz w:val="16"/>
           <w:u w:val="none"/>
         </w:rPr>
-        <w:t xml:space="preserve">  주어진 말을 모두 사용 · 필요한 단어 1개만 어형 변형</w:t>
+        <w:t xml:space="preserve">  주어진 말을 모두 사용 · 어형 변형 3곳 · 조건의 단어 수·구문을 지킬 것</w:t>
       </w:r>
     </w:p>
     <w:p>
@@ -1032,6 +1032,8 @@
           <w:u w:val="none"/>
         </w:rPr>
         <w:t>그것은 양이 커질수록 변별이 덜 정확해지는, 특징적인 오류 패턴을 보여 준다.</w:t>
+        <w:br/>
+        <w:t>&lt;조건&gt; 구문: with + 명사 + 현재분사(부대상황) · 총 17단어</w:t>
       </w:r>
     </w:p>
     <w:p>
@@ -1048,7 +1050,7 @@
           <w:sz w:val="17"/>
           <w:u w:val="none"/>
         </w:rPr>
-        <w:t>shows / of errors / a characteristic pattern / it / with / discrimination / become / less accurate / the quantities / get bigger / as</w:t>
+        <w:t>a characteristic pattern / it / show / of errors / with / become / discrimination / less accurate / as / get / the quantities / big</w:t>
       </w:r>
     </w:p>
     <w:p>
@@ -3978,7 +3980,7 @@
           <w:sz w:val="15"/>
           <w:u w:val="none"/>
         </w:rPr>
-        <w:t xml:space="preserve"> It shows a characteristic pattern of errors, with discrimination becoming less accurate as the quantities get bigger. (become→becoming)</w:t>
+        <w:t xml:space="preserve"> It shows a characteristic pattern of errors, with discrimination becoming less accurate as the quantities get bigger. (show→shows · become→becoming · big→bigger / 17단어 / with + 명사 + 분사)</w:t>
       </w:r>
     </w:p>
     <w:p>
